--- a/report_template/template_main/LC10_CustomEdition_ZJRM_v1.0.1.docx
+++ b/report_template/template_main/LC10_CustomEdition_ZJRM_v1.0.1.docx
@@ -214,7 +214,6 @@
                 <w:lang w:eastAsia="zh-CN"/>
               </w:rPr>
             </w:pPr>
-            <w:proofErr w:type="gramStart"/>
             <w:r>
               <w:rPr>
                 <w:rFonts w:ascii="Times New Roman" w:hAnsi="Times New Roman" w:cs="Times New Roman"/>
@@ -243,18 +242,7 @@
                 <w:sz w:val="18"/>
                 <w:szCs w:val="18"/>
               </w:rPr>
-              <w:t>名</w:t>
-            </w:r>
-            <w:proofErr w:type="gramEnd"/>
-            <w:r>
-              <w:rPr>
-                <w:rFonts w:ascii="Times New Roman" w:hAnsi="Times New Roman" w:cs="Times New Roman"/>
-                <w:b/>
-                <w:bCs/>
-                <w:sz w:val="18"/>
-                <w:szCs w:val="18"/>
-              </w:rPr>
-              <w:t>：</w:t>
+              <w:t>名：</w:t>
             </w:r>
             <w:r>
               <w:rPr>
@@ -299,7 +287,6 @@
                 <w:lang w:eastAsia="zh-CN"/>
               </w:rPr>
             </w:pPr>
-            <w:proofErr w:type="gramStart"/>
             <w:r>
               <w:rPr>
                 <w:rFonts w:ascii="Times New Roman" w:hAnsi="Times New Roman" w:cs="Times New Roman"/>
@@ -328,18 +315,7 @@
                 <w:sz w:val="18"/>
                 <w:szCs w:val="18"/>
               </w:rPr>
-              <w:t>别</w:t>
-            </w:r>
-            <w:proofErr w:type="gramEnd"/>
-            <w:r>
-              <w:rPr>
-                <w:rFonts w:ascii="Times New Roman" w:hAnsi="Times New Roman" w:cs="Times New Roman"/>
-                <w:b/>
-                <w:bCs/>
-                <w:sz w:val="18"/>
-                <w:szCs w:val="18"/>
-              </w:rPr>
-              <w:t>：</w:t>
+              <w:t>别：</w:t>
             </w:r>
             <w:r>
               <w:rPr>
@@ -411,35 +387,15 @@
                 <w:sz w:val="18"/>
                 <w:szCs w:val="18"/>
               </w:rPr>
-              <w:t>龄</w:t>
-            </w:r>
-            <w:proofErr w:type="gramStart"/>
-            <w:r>
-              <w:rPr>
-                <w:rFonts w:ascii="Times New Roman" w:hAnsi="Times New Roman" w:cs="Times New Roman"/>
-                <w:b/>
-                <w:bCs/>
-                <w:sz w:val="18"/>
-                <w:szCs w:val="18"/>
-              </w:rPr>
-              <w:t>：</w:t>
-            </w:r>
-            <w:r>
-              <w:rPr>
-                <w:rFonts w:ascii="Times New Roman" w:hAnsi="Times New Roman" w:cs="Times New Roman"/>
-                <w:sz w:val="18"/>
-                <w:szCs w:val="18"/>
-              </w:rPr>
-              <w:t>{</w:t>
-            </w:r>
-            <w:proofErr w:type="gramEnd"/>
-            <w:r>
-              <w:rPr>
-                <w:rFonts w:ascii="Times New Roman" w:hAnsi="Times New Roman" w:cs="Times New Roman"/>
-                <w:sz w:val="18"/>
-                <w:szCs w:val="18"/>
-              </w:rPr>
-              <w:t xml:space="preserve">%if </w:t>
+              <w:t>龄：</w:t>
+            </w:r>
+            <w:r>
+              <w:rPr>
+                <w:rFonts w:ascii="Times New Roman" w:hAnsi="Times New Roman" w:cs="Times New Roman"/>
+                <w:sz w:val="18"/>
+                <w:szCs w:val="18"/>
+              </w:rPr>
+              <w:t xml:space="preserve">{%if </w:t>
             </w:r>
             <w:proofErr w:type="spellStart"/>
             <w:r>
@@ -628,7 +584,6 @@
                 <w:szCs w:val="18"/>
               </w:rPr>
             </w:pPr>
-            <w:proofErr w:type="gramStart"/>
             <w:r>
               <w:rPr>
                 <w:rFonts w:ascii="Times New Roman" w:hAnsi="Times New Roman" w:cs="Times New Roman"/>
@@ -657,18 +612,7 @@
                 <w:sz w:val="18"/>
                 <w:szCs w:val="18"/>
               </w:rPr>
-              <w:t>区</w:t>
-            </w:r>
-            <w:proofErr w:type="gramEnd"/>
-            <w:r>
-              <w:rPr>
-                <w:rFonts w:ascii="Times New Roman" w:hAnsi="Times New Roman" w:cs="Times New Roman"/>
-                <w:b/>
-                <w:bCs/>
-                <w:sz w:val="18"/>
-                <w:szCs w:val="18"/>
-              </w:rPr>
-              <w:t>：</w:t>
+              <w:t>区：</w:t>
             </w:r>
             <w:r>
               <w:rPr>
@@ -940,23 +884,13 @@
               <w:t>{{</w:t>
             </w:r>
             <w:proofErr w:type="spellStart"/>
-            <w:proofErr w:type="gramStart"/>
-            <w:r>
-              <w:rPr>
-                <w:rFonts w:ascii="Times New Roman" w:hAnsi="Times New Roman" w:cs="Times New Roman"/>
-                <w:sz w:val="18"/>
-                <w:szCs w:val="18"/>
-              </w:rPr>
-              <w:t>sample.hosp</w:t>
-            </w:r>
-            <w:proofErr w:type="gramEnd"/>
-            <w:r>
-              <w:rPr>
-                <w:rFonts w:ascii="Times New Roman" w:hAnsi="Times New Roman" w:cs="Times New Roman"/>
-                <w:sz w:val="18"/>
-                <w:szCs w:val="18"/>
-              </w:rPr>
-              <w:t>_depart</w:t>
+            <w:r>
+              <w:rPr>
+                <w:rFonts w:ascii="Times New Roman" w:hAnsi="Times New Roman" w:cs="Times New Roman"/>
+                <w:sz w:val="18"/>
+                <w:szCs w:val="18"/>
+              </w:rPr>
+              <w:t>sample.hosp_depart</w:t>
             </w:r>
             <w:proofErr w:type="spellEnd"/>
             <w:r>
@@ -1008,7 +942,6 @@
               <w:t>{{</w:t>
             </w:r>
             <w:proofErr w:type="spellStart"/>
-            <w:proofErr w:type="gramStart"/>
             <w:r>
               <w:rPr>
                 <w:rFonts w:ascii="Times New Roman" w:hAnsi="Times New Roman" w:cs="Times New Roman"/>
@@ -1019,7 +952,6 @@
               <w:t>sample.company</w:t>
             </w:r>
             <w:proofErr w:type="spellEnd"/>
-            <w:proofErr w:type="gramEnd"/>
             <w:r>
               <w:rPr>
                 <w:rFonts w:ascii="Times New Roman" w:hAnsi="Times New Roman" w:cs="Times New Roman"/>
@@ -1076,23 +1008,13 @@
               <w:t>{{</w:t>
             </w:r>
             <w:proofErr w:type="spellStart"/>
-            <w:proofErr w:type="gramStart"/>
-            <w:r>
-              <w:rPr>
-                <w:rFonts w:ascii="Times New Roman" w:hAnsi="Times New Roman" w:cs="Times New Roman"/>
-                <w:sz w:val="18"/>
-                <w:szCs w:val="18"/>
-              </w:rPr>
-              <w:t>sample.receive</w:t>
-            </w:r>
-            <w:proofErr w:type="gramEnd"/>
-            <w:r>
-              <w:rPr>
-                <w:rFonts w:ascii="Times New Roman" w:hAnsi="Times New Roman" w:cs="Times New Roman"/>
-                <w:sz w:val="18"/>
-                <w:szCs w:val="18"/>
-              </w:rPr>
-              <w:t>_data</w:t>
+            <w:r>
+              <w:rPr>
+                <w:rFonts w:ascii="Times New Roman" w:hAnsi="Times New Roman" w:cs="Times New Roman"/>
+                <w:sz w:val="18"/>
+                <w:szCs w:val="18"/>
+              </w:rPr>
+              <w:t>sample.receive_data</w:t>
             </w:r>
             <w:proofErr w:type="spellEnd"/>
             <w:r>
@@ -1164,7 +1086,6 @@
               <w:t>{{</w:t>
             </w:r>
             <w:proofErr w:type="spellStart"/>
-            <w:proofErr w:type="gramStart"/>
             <w:r>
               <w:rPr>
                 <w:rFonts w:ascii="Times New Roman" w:hAnsi="Times New Roman" w:cs="Times New Roman"/>
@@ -1182,7 +1103,6 @@
               </w:rPr>
               <w:t>report</w:t>
             </w:r>
-            <w:proofErr w:type="gramEnd"/>
             <w:r>
               <w:rPr>
                 <w:rFonts w:ascii="Times New Roman" w:hAnsi="Times New Roman" w:cs="Times New Roman"/>
@@ -1373,7 +1293,7 @@
                           </wp:anchor>
                         </w:drawing>
                       </mc:Choice>
-                      <mc:Fallback xmlns:wpsCustomData="http://www.wps.cn/officeDocument/2013/wpsCustomData" xmlns:oel="http://schemas.microsoft.com/office/2019/extlst">
+                      <mc:Fallback xmlns:oel="http://schemas.microsoft.com/office/2019/extlst" xmlns:wpsCustomData="http://www.wps.cn/officeDocument/2013/wpsCustomData">
                         <w:pict>
                           <v:line id="_x0000_s1026" o:spid="_x0000_s1026" o:spt="20" style="position:absolute;left:0pt;flip:y;margin-left:-4.85pt;margin-top:-114.2pt;height:0.5pt;width:482.6pt;z-index:251661312;mso-width-relative:page;mso-height-relative:page;" filled="f" stroked="t" coordsize="21600,21600" o:gfxdata="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">
                             <v:fill on="f" focussize="0,0"/>
@@ -1406,7 +1326,6 @@
                     <w:t>{{</w:t>
                   </w:r>
                   <w:proofErr w:type="spellStart"/>
-                  <w:proofErr w:type="gramStart"/>
                   <w:r>
                     <w:rPr>
                       <w:rFonts w:ascii="Times New Roman" w:hAnsi="Times New Roman" w:cs="Times New Roman"/>
@@ -1414,17 +1333,7 @@
                       <w:szCs w:val="18"/>
                       <w:lang w:eastAsia="zh-CN"/>
                     </w:rPr>
-                    <w:t>sample.pathological</w:t>
-                  </w:r>
-                  <w:proofErr w:type="gramEnd"/>
-                  <w:r>
-                    <w:rPr>
-                      <w:rFonts w:ascii="Times New Roman" w:hAnsi="Times New Roman" w:cs="Times New Roman"/>
-                      <w:sz w:val="18"/>
-                      <w:szCs w:val="18"/>
-                      <w:lang w:eastAsia="zh-CN"/>
-                    </w:rPr>
-                    <w:t>_id</w:t>
+                    <w:t>sample.pathological_id</w:t>
                   </w:r>
                   <w:proofErr w:type="spellEnd"/>
                   <w:r>
@@ -1581,7 +1490,7 @@
                           </wp:anchor>
                         </w:drawing>
                       </mc:Choice>
-                      <mc:Fallback xmlns:wpsCustomData="http://www.wps.cn/officeDocument/2013/wpsCustomData" xmlns:oel="http://schemas.microsoft.com/office/2019/extlst">
+                      <mc:Fallback xmlns:oel="http://schemas.microsoft.com/office/2019/extlst" xmlns:wpsCustomData="http://www.wps.cn/officeDocument/2013/wpsCustomData">
                         <w:pict>
                           <v:line id="_x0000_s1026" o:spid="_x0000_s1026" o:spt="20" style="position:absolute;left:0pt;flip:y;margin-left:-5.8pt;margin-top:18.2pt;height:0.5pt;width:482.6pt;z-index:251662336;mso-width-relative:page;mso-height-relative:page;" filled="f" stroked="t" coordsize="21600,21600" o:gfxdata="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">
                             <v:fill on="f" focussize="0,0"/>
@@ -1614,7 +1523,6 @@
                     <w:t xml:space="preserve">{%if </w:t>
                   </w:r>
                   <w:proofErr w:type="spellStart"/>
-                  <w:proofErr w:type="gramStart"/>
                   <w:r>
                     <w:rPr>
                       <w:rFonts w:ascii="Times New Roman" w:hAnsi="Times New Roman" w:cs="Times New Roman"/>
@@ -1622,17 +1530,7 @@
                       <w:szCs w:val="18"/>
                       <w:lang w:eastAsia="zh-CN"/>
                     </w:rPr>
-                    <w:t>sample.tumor</w:t>
-                  </w:r>
-                  <w:proofErr w:type="gramEnd"/>
-                  <w:r>
-                    <w:rPr>
-                      <w:rFonts w:ascii="Times New Roman" w:hAnsi="Times New Roman" w:cs="Times New Roman"/>
-                      <w:sz w:val="18"/>
-                      <w:szCs w:val="18"/>
-                      <w:lang w:eastAsia="zh-CN"/>
-                    </w:rPr>
-                    <w:t>_content</w:t>
+                    <w:t>sample.tumor_content</w:t>
                   </w:r>
                   <w:proofErr w:type="spellEnd"/>
                   <w:r>
@@ -1738,23 +1636,13 @@
               <w:t>{{</w:t>
             </w:r>
             <w:proofErr w:type="spellStart"/>
-            <w:proofErr w:type="gramStart"/>
-            <w:r>
-              <w:rPr>
-                <w:rFonts w:ascii="Times New Roman" w:hAnsi="Times New Roman" w:cs="Times New Roman"/>
-                <w:sz w:val="18"/>
-                <w:szCs w:val="18"/>
-              </w:rPr>
-              <w:t>sample.pathol</w:t>
-            </w:r>
-            <w:proofErr w:type="gramEnd"/>
-            <w:r>
-              <w:rPr>
-                <w:rFonts w:ascii="Times New Roman" w:hAnsi="Times New Roman" w:cs="Times New Roman"/>
-                <w:sz w:val="18"/>
-                <w:szCs w:val="18"/>
-              </w:rPr>
-              <w:t>_diagn</w:t>
+            <w:r>
+              <w:rPr>
+                <w:rFonts w:ascii="Times New Roman" w:hAnsi="Times New Roman" w:cs="Times New Roman"/>
+                <w:sz w:val="18"/>
+                <w:szCs w:val="18"/>
+              </w:rPr>
+              <w:t>sample.pathol_diagn</w:t>
             </w:r>
             <w:proofErr w:type="spellEnd"/>
             <w:r>
@@ -2619,7 +2507,6 @@
         </w:rPr>
         <w:t>}}</w:t>
       </w:r>
-      <w:proofErr w:type="gramStart"/>
       <w:r>
         <w:rPr>
           <w:rFonts w:ascii="Times New Roman" w:hAnsi="Times New Roman" w:cs="Times New Roman" w:hint="eastAsia"/>
@@ -2630,7 +2517,6 @@
         </w:rPr>
         <w:t>个</w:t>
       </w:r>
-      <w:proofErr w:type="gramEnd"/>
       <w:r>
         <w:rPr>
           <w:rFonts w:ascii="Times New Roman" w:hAnsi="Times New Roman" w:cs="Times New Roman"/>
@@ -3167,7 +3053,6 @@
         </w:rPr>
         <w:t>}}</w:t>
       </w:r>
-      <w:proofErr w:type="gramStart"/>
       <w:r>
         <w:rPr>
           <w:rFonts w:ascii="Times New Roman" w:hAnsi="Times New Roman" w:cs="Times New Roman" w:hint="eastAsia"/>
@@ -3178,7 +3063,6 @@
         </w:rPr>
         <w:t>个</w:t>
       </w:r>
-      <w:proofErr w:type="gramEnd"/>
       <w:r>
         <w:rPr>
           <w:rFonts w:ascii="Times New Roman" w:hAnsi="Times New Roman" w:cs="Times New Roman"/>
@@ -3862,7 +3746,6 @@
         </w:rPr>
         <w:t>)|count}}</w:t>
       </w:r>
-      <w:proofErr w:type="gramStart"/>
       <w:r>
         <w:rPr>
           <w:rFonts w:ascii="Times New Roman" w:hAnsi="Times New Roman" w:cs="Times New Roman" w:hint="eastAsia"/>
@@ -3871,18 +3754,7 @@
           <w:szCs w:val="18"/>
           <w:lang w:eastAsia="zh-CN"/>
         </w:rPr>
-        <w:t>个</w:t>
-      </w:r>
-      <w:proofErr w:type="gramEnd"/>
-      <w:r>
-        <w:rPr>
-          <w:rFonts w:ascii="Times New Roman" w:hAnsi="Times New Roman" w:cs="Times New Roman" w:hint="eastAsia"/>
-          <w:bCs/>
-          <w:sz w:val="18"/>
-          <w:szCs w:val="18"/>
-          <w:lang w:eastAsia="zh-CN"/>
-        </w:rPr>
-        <w:t>临床意义不明</w:t>
+        <w:t>个临床意义不明</w:t>
       </w:r>
       <w:r>
         <w:rPr>
@@ -4868,27 +4740,7 @@
                 <w:szCs w:val="18"/>
                 <w:lang w:eastAsia="zh-CN"/>
               </w:rPr>
-              <w:t>var.var_</w:t>
-            </w:r>
-            <w:proofErr w:type="gramStart"/>
-            <w:r>
-              <w:rPr>
-                <w:rFonts w:ascii="Times New Roman" w:eastAsia="宋体" w:hAnsi="Times New Roman" w:cs="Times New Roman"/>
-                <w:sz w:val="18"/>
-                <w:szCs w:val="18"/>
-                <w:lang w:eastAsia="zh-CN"/>
-              </w:rPr>
-              <w:t>somatic.level</w:t>
-            </w:r>
-            <w:proofErr w:type="gramEnd"/>
-            <w:r>
-              <w:rPr>
-                <w:rFonts w:ascii="Times New Roman" w:eastAsia="宋体" w:hAnsi="Times New Roman" w:cs="Times New Roman"/>
-                <w:sz w:val="18"/>
-                <w:szCs w:val="18"/>
-                <w:lang w:eastAsia="zh-CN"/>
-              </w:rPr>
-              <w:t>_I</w:t>
+              <w:t>var.var_somatic.level_I</w:t>
             </w:r>
             <w:proofErr w:type="spellEnd"/>
             <w:r>
@@ -5418,27 +5270,7 @@
                 <w:szCs w:val="18"/>
                 <w:lang w:eastAsia="zh-CN"/>
               </w:rPr>
-              <w:t>var.var_</w:t>
-            </w:r>
-            <w:proofErr w:type="gramStart"/>
-            <w:r>
-              <w:rPr>
-                <w:rFonts w:ascii="Times New Roman" w:eastAsia="宋体" w:hAnsi="Times New Roman" w:cs="Times New Roman"/>
-                <w:sz w:val="18"/>
-                <w:szCs w:val="18"/>
-                <w:lang w:eastAsia="zh-CN"/>
-              </w:rPr>
-              <w:t>somatic.level</w:t>
-            </w:r>
-            <w:proofErr w:type="gramEnd"/>
-            <w:r>
-              <w:rPr>
-                <w:rFonts w:ascii="Times New Roman" w:eastAsia="宋体" w:hAnsi="Times New Roman" w:cs="Times New Roman"/>
-                <w:sz w:val="18"/>
-                <w:szCs w:val="18"/>
-                <w:lang w:eastAsia="zh-CN"/>
-              </w:rPr>
-              <w:t>_I</w:t>
+              <w:t>var.var_somatic.level_I</w:t>
             </w:r>
             <w:proofErr w:type="spellEnd"/>
             <w:r>
@@ -5491,27 +5323,7 @@
                 <w:szCs w:val="18"/>
                 <w:lang w:eastAsia="zh-CN"/>
               </w:rPr>
-              <w:t>var.var_</w:t>
-            </w:r>
-            <w:proofErr w:type="gramStart"/>
-            <w:r>
-              <w:rPr>
-                <w:rFonts w:ascii="Times New Roman" w:eastAsia="宋体" w:hAnsi="Times New Roman" w:cs="Times New Roman"/>
-                <w:sz w:val="18"/>
-                <w:szCs w:val="18"/>
-                <w:lang w:eastAsia="zh-CN"/>
-              </w:rPr>
-              <w:t>somatic.level</w:t>
-            </w:r>
-            <w:proofErr w:type="gramEnd"/>
-            <w:r>
-              <w:rPr>
-                <w:rFonts w:ascii="Times New Roman" w:eastAsia="宋体" w:hAnsi="Times New Roman" w:cs="Times New Roman"/>
-                <w:sz w:val="18"/>
-                <w:szCs w:val="18"/>
-                <w:lang w:eastAsia="zh-CN"/>
-              </w:rPr>
-              <w:t>_I</w:t>
+              <w:t>var.var_somatic.level_I</w:t>
             </w:r>
             <w:proofErr w:type="spellEnd"/>
             <w:r>
@@ -5590,9 +5402,9 @@
                 <w:szCs w:val="18"/>
                 <w:lang w:eastAsia="zh-CN"/>
               </w:rPr>
-              <w:t>=</w:t>
-            </w:r>
-            <w:proofErr w:type="gramStart"/>
+              <w:t>==”</w:t>
+            </w:r>
+            <w:proofErr w:type="spellStart"/>
             <w:r>
               <w:rPr>
                 <w:rFonts w:ascii="Times New Roman" w:eastAsia="宋体" w:hAnsi="Times New Roman" w:cs="Times New Roman"/>
@@ -5602,9 +5414,9 @@
                 <w:szCs w:val="18"/>
                 <w:lang w:eastAsia="zh-CN"/>
               </w:rPr>
-              <w:t>=”</w:t>
-            </w:r>
-            <w:proofErr w:type="spellStart"/>
+              <w:t>Sv</w:t>
+            </w:r>
+            <w:proofErr w:type="spellEnd"/>
             <w:r>
               <w:rPr>
                 <w:rFonts w:ascii="Times New Roman" w:eastAsia="宋体" w:hAnsi="Times New Roman" w:cs="Times New Roman"/>
@@ -5614,11 +5426,12 @@
                 <w:szCs w:val="18"/>
                 <w:lang w:eastAsia="zh-CN"/>
               </w:rPr>
-              <w:t>Sv</w:t>
-            </w:r>
-            <w:proofErr w:type="spellEnd"/>
-            <w:proofErr w:type="gramEnd"/>
-            <w:r>
+              <w:t>”%}</w:t>
+            </w:r>
+          </w:p>
+          <w:p>
+            <w:pPr>
+              <w:jc w:val="center"/>
               <w:rPr>
                 <w:rFonts w:ascii="Times New Roman" w:eastAsia="宋体" w:hAnsi="Times New Roman" w:cs="Times New Roman"/>
                 <w:b w:val="0"/>
@@ -5627,12 +5440,8 @@
                 <w:szCs w:val="18"/>
                 <w:lang w:eastAsia="zh-CN"/>
               </w:rPr>
-              <w:t>”%}</w:t>
-            </w:r>
-          </w:p>
-          <w:p>
-            <w:pPr>
-              <w:jc w:val="center"/>
+            </w:pPr>
+            <w:r>
               <w:rPr>
                 <w:rFonts w:ascii="Times New Roman" w:eastAsia="宋体" w:hAnsi="Times New Roman" w:cs="Times New Roman"/>
                 <w:b w:val="0"/>
@@ -5641,7 +5450,9 @@
                 <w:szCs w:val="18"/>
                 <w:lang w:eastAsia="zh-CN"/>
               </w:rPr>
-            </w:pPr>
+              <w:t xml:space="preserve">{%p if </w:t>
+            </w:r>
+            <w:proofErr w:type="spellStart"/>
             <w:r>
               <w:rPr>
                 <w:rFonts w:ascii="Times New Roman" w:eastAsia="宋体" w:hAnsi="Times New Roman" w:cs="Times New Roman"/>
@@ -5651,32 +5462,7 @@
                 <w:szCs w:val="18"/>
                 <w:lang w:eastAsia="zh-CN"/>
               </w:rPr>
-              <w:t xml:space="preserve">{%p if </w:t>
-            </w:r>
-            <w:proofErr w:type="spellStart"/>
-            <w:proofErr w:type="gramStart"/>
-            <w:r>
-              <w:rPr>
-                <w:rFonts w:ascii="Times New Roman" w:eastAsia="宋体" w:hAnsi="Times New Roman" w:cs="Times New Roman"/>
-                <w:b w:val="0"/>
-                <w:bCs w:val="0"/>
-                <w:sz w:val="18"/>
-                <w:szCs w:val="18"/>
-                <w:lang w:eastAsia="zh-CN"/>
-              </w:rPr>
-              <w:t>a.five</w:t>
-            </w:r>
-            <w:proofErr w:type="gramEnd"/>
-            <w:r>
-              <w:rPr>
-                <w:rFonts w:ascii="Times New Roman" w:eastAsia="宋体" w:hAnsi="Times New Roman" w:cs="Times New Roman"/>
-                <w:b w:val="0"/>
-                <w:bCs w:val="0"/>
-                <w:sz w:val="18"/>
-                <w:szCs w:val="18"/>
-                <w:lang w:eastAsia="zh-CN"/>
-              </w:rPr>
-              <w:t>_prime_gene</w:t>
+              <w:t>a.five_prime_gene</w:t>
             </w:r>
             <w:proofErr w:type="spellEnd"/>
             <w:r>
@@ -5741,7 +5527,6 @@
               <w:t>{{</w:t>
             </w:r>
             <w:proofErr w:type="spellStart"/>
-            <w:proofErr w:type="gramStart"/>
             <w:r>
               <w:rPr>
                 <w:rFonts w:ascii="Times New Roman" w:eastAsia="宋体" w:hAnsi="Times New Roman" w:cs="Times New Roman"/>
@@ -5751,19 +5536,7 @@
                 <w:szCs w:val="18"/>
                 <w:lang w:eastAsia="zh-CN"/>
               </w:rPr>
-              <w:t>a.five</w:t>
-            </w:r>
-            <w:proofErr w:type="gramEnd"/>
-            <w:r>
-              <w:rPr>
-                <w:rFonts w:ascii="Times New Roman" w:eastAsia="宋体" w:hAnsi="Times New Roman" w:cs="Times New Roman"/>
-                <w:i/>
-                <w:iCs/>
-                <w:sz w:val="18"/>
-                <w:szCs w:val="18"/>
-                <w:lang w:eastAsia="zh-CN"/>
-              </w:rPr>
-              <w:t>_prime_gene</w:t>
+              <w:t>a.five_prime_gene</w:t>
             </w:r>
             <w:proofErr w:type="spellEnd"/>
             <w:r>
@@ -5804,7 +5577,6 @@
               <w:t>{{</w:t>
             </w:r>
             <w:proofErr w:type="spellStart"/>
-            <w:proofErr w:type="gramStart"/>
             <w:r>
               <w:rPr>
                 <w:rFonts w:ascii="Times New Roman" w:eastAsia="宋体" w:hAnsi="Times New Roman" w:cs="Times New Roman"/>
@@ -5814,19 +5586,7 @@
                 <w:szCs w:val="18"/>
                 <w:lang w:eastAsia="zh-CN"/>
               </w:rPr>
-              <w:t>a.three</w:t>
-            </w:r>
-            <w:proofErr w:type="gramEnd"/>
-            <w:r>
-              <w:rPr>
-                <w:rFonts w:ascii="Times New Roman" w:eastAsia="宋体" w:hAnsi="Times New Roman" w:cs="Times New Roman"/>
-                <w:i/>
-                <w:iCs/>
-                <w:sz w:val="18"/>
-                <w:szCs w:val="18"/>
-                <w:lang w:eastAsia="zh-CN"/>
-              </w:rPr>
-              <w:t>_prime_gene</w:t>
+              <w:t>a.three_prime_gene</w:t>
             </w:r>
             <w:proofErr w:type="spellEnd"/>
             <w:r>
@@ -5913,7 +5673,6 @@
               <w:t>{{</w:t>
             </w:r>
             <w:proofErr w:type="spellStart"/>
-            <w:proofErr w:type="gramStart"/>
             <w:r>
               <w:rPr>
                 <w:rFonts w:ascii="Times New Roman" w:eastAsia="宋体" w:hAnsi="Times New Roman" w:cs="Times New Roman"/>
@@ -5923,19 +5682,7 @@
                 <w:szCs w:val="18"/>
                 <w:lang w:eastAsia="zh-CN"/>
               </w:rPr>
-              <w:t>a.five</w:t>
-            </w:r>
-            <w:proofErr w:type="gramEnd"/>
-            <w:r>
-              <w:rPr>
-                <w:rFonts w:ascii="Times New Roman" w:eastAsia="宋体" w:hAnsi="Times New Roman" w:cs="Times New Roman"/>
-                <w:i/>
-                <w:iCs/>
-                <w:sz w:val="18"/>
-                <w:szCs w:val="18"/>
-                <w:lang w:eastAsia="zh-CN"/>
-              </w:rPr>
-              <w:t>_prime_gene</w:t>
+              <w:t>a.five_prime_gene</w:t>
             </w:r>
             <w:proofErr w:type="spellEnd"/>
             <w:r>
@@ -6035,7 +5782,6 @@
               <w:t>{{</w:t>
             </w:r>
             <w:proofErr w:type="spellStart"/>
-            <w:proofErr w:type="gramStart"/>
             <w:r>
               <w:rPr>
                 <w:rFonts w:ascii="Times New Roman" w:eastAsia="宋体" w:hAnsi="Times New Roman" w:cs="Times New Roman"/>
@@ -6045,19 +5791,7 @@
                 <w:szCs w:val="18"/>
                 <w:lang w:eastAsia="zh-CN"/>
               </w:rPr>
-              <w:t>a.gene</w:t>
-            </w:r>
-            <w:proofErr w:type="gramEnd"/>
-            <w:r>
-              <w:rPr>
-                <w:rFonts w:ascii="Times New Roman" w:eastAsia="宋体" w:hAnsi="Times New Roman" w:cs="Times New Roman"/>
-                <w:i/>
-                <w:iCs/>
-                <w:sz w:val="18"/>
-                <w:szCs w:val="18"/>
-                <w:lang w:eastAsia="zh-CN"/>
-              </w:rPr>
-              <w:t>_symbol</w:t>
+              <w:t>a.gene_symbol</w:t>
             </w:r>
             <w:proofErr w:type="spellEnd"/>
             <w:r>
@@ -6153,17 +5887,7 @@
                 <w:szCs w:val="18"/>
                 <w:lang w:eastAsia="zh-CN"/>
               </w:rPr>
-              <w:t>=</w:t>
-            </w:r>
-            <w:proofErr w:type="gramStart"/>
-            <w:r>
-              <w:rPr>
-                <w:rFonts w:ascii="Times New Roman" w:eastAsia="宋体" w:hAnsi="Times New Roman" w:cs="Times New Roman"/>
-                <w:sz w:val="18"/>
-                <w:szCs w:val="18"/>
-                <w:lang w:eastAsia="zh-CN"/>
-              </w:rPr>
-              <w:t>=”</w:t>
+              <w:t>==”</w:t>
             </w:r>
             <w:proofErr w:type="spellStart"/>
             <w:r>
@@ -6176,7 +5900,6 @@
               <w:t>Snvindel</w:t>
             </w:r>
             <w:proofErr w:type="spellEnd"/>
-            <w:proofErr w:type="gramEnd"/>
             <w:r>
               <w:rPr>
                 <w:rFonts w:ascii="Times New Roman" w:eastAsia="宋体" w:hAnsi="Times New Roman" w:cs="Times New Roman"/>
@@ -6245,27 +5968,7 @@
                 <w:szCs w:val="18"/>
                 <w:lang w:eastAsia="zh-CN"/>
               </w:rPr>
-              <w:t>”,””)}</w:t>
-            </w:r>
-            <w:proofErr w:type="gramStart"/>
-            <w:r>
-              <w:rPr>
-                <w:rFonts w:ascii="Times New Roman" w:eastAsia="宋体" w:hAnsi="Times New Roman" w:cs="Times New Roman"/>
-                <w:sz w:val="18"/>
-                <w:szCs w:val="18"/>
-                <w:lang w:eastAsia="zh-CN"/>
-              </w:rPr>
-              <w:t>}:{</w:t>
-            </w:r>
-            <w:proofErr w:type="gramEnd"/>
-            <w:r>
-              <w:rPr>
-                <w:rFonts w:ascii="Times New Roman" w:eastAsia="宋体" w:hAnsi="Times New Roman" w:cs="Times New Roman"/>
-                <w:sz w:val="18"/>
-                <w:szCs w:val="18"/>
-                <w:lang w:eastAsia="zh-CN"/>
-              </w:rPr>
-              <w:t>{</w:t>
+              <w:t>”,””)}}:{{</w:t>
             </w:r>
             <w:proofErr w:type="spellStart"/>
             <w:r>
@@ -6404,17 +6107,7 @@
                 <w:szCs w:val="18"/>
                 <w:lang w:eastAsia="zh-CN"/>
               </w:rPr>
-              <w:t>=</w:t>
-            </w:r>
-            <w:proofErr w:type="gramStart"/>
-            <w:r>
-              <w:rPr>
-                <w:rFonts w:ascii="Times New Roman" w:eastAsia="宋体" w:hAnsi="Times New Roman" w:cs="Times New Roman"/>
-                <w:sz w:val="18"/>
-                <w:szCs w:val="18"/>
-                <w:lang w:eastAsia="zh-CN"/>
-              </w:rPr>
-              <w:t>=”</w:t>
+              <w:t>==”</w:t>
             </w:r>
             <w:proofErr w:type="spellStart"/>
             <w:r>
@@ -6427,7 +6120,6 @@
               <w:t>Sv</w:t>
             </w:r>
             <w:proofErr w:type="spellEnd"/>
-            <w:proofErr w:type="gramEnd"/>
             <w:r>
               <w:rPr>
                 <w:rFonts w:ascii="Times New Roman" w:eastAsia="宋体" w:hAnsi="Times New Roman" w:cs="Times New Roman"/>
@@ -6461,25 +6153,14 @@
               <w:t xml:space="preserve">{%p if </w:t>
             </w:r>
             <w:proofErr w:type="spellStart"/>
-            <w:proofErr w:type="gramStart"/>
-            <w:r>
-              <w:rPr>
-                <w:rFonts w:ascii="Times New Roman" w:eastAsia="宋体" w:hAnsi="Times New Roman" w:cs="Times New Roman"/>
-                <w:sz w:val="18"/>
-                <w:szCs w:val="18"/>
-                <w:lang w:eastAsia="zh-CN"/>
-              </w:rPr>
-              <w:t>a.five</w:t>
-            </w:r>
-            <w:proofErr w:type="gramEnd"/>
-            <w:r>
-              <w:rPr>
-                <w:rFonts w:ascii="Times New Roman" w:eastAsia="宋体" w:hAnsi="Times New Roman" w:cs="Times New Roman"/>
-                <w:sz w:val="18"/>
-                <w:szCs w:val="18"/>
-                <w:lang w:eastAsia="zh-CN"/>
-              </w:rPr>
-              <w:t>_prime_gene</w:t>
+            <w:r>
+              <w:rPr>
+                <w:rFonts w:ascii="Times New Roman" w:eastAsia="宋体" w:hAnsi="Times New Roman" w:cs="Times New Roman"/>
+                <w:sz w:val="18"/>
+                <w:szCs w:val="18"/>
+                <w:lang w:eastAsia="zh-CN"/>
+              </w:rPr>
+              <w:t>a.five_prime_gene</w:t>
             </w:r>
             <w:proofErr w:type="spellEnd"/>
             <w:r>
@@ -6533,25 +6214,14 @@
               <w:t>{{</w:t>
             </w:r>
             <w:proofErr w:type="spellStart"/>
-            <w:proofErr w:type="gramStart"/>
-            <w:r>
-              <w:rPr>
-                <w:rFonts w:ascii="Times New Roman" w:eastAsia="宋体" w:hAnsi="Times New Roman" w:cs="Times New Roman"/>
-                <w:sz w:val="18"/>
-                <w:szCs w:val="18"/>
-                <w:lang w:eastAsia="zh-CN"/>
-              </w:rPr>
-              <w:t>a.five</w:t>
-            </w:r>
-            <w:proofErr w:type="gramEnd"/>
-            <w:r>
-              <w:rPr>
-                <w:rFonts w:ascii="Times New Roman" w:eastAsia="宋体" w:hAnsi="Times New Roman" w:cs="Times New Roman"/>
-                <w:sz w:val="18"/>
-                <w:szCs w:val="18"/>
-                <w:lang w:eastAsia="zh-CN"/>
-              </w:rPr>
-              <w:t>_prime_transcript</w:t>
+            <w:r>
+              <w:rPr>
+                <w:rFonts w:ascii="Times New Roman" w:eastAsia="宋体" w:hAnsi="Times New Roman" w:cs="Times New Roman"/>
+                <w:sz w:val="18"/>
+                <w:szCs w:val="18"/>
+                <w:lang w:eastAsia="zh-CN"/>
+              </w:rPr>
+              <w:t>a.five_prime_transcript</w:t>
             </w:r>
             <w:proofErr w:type="spellEnd"/>
             <w:r>
@@ -6585,25 +6255,14 @@
               <w:t>{{</w:t>
             </w:r>
             <w:proofErr w:type="spellStart"/>
-            <w:proofErr w:type="gramStart"/>
-            <w:r>
-              <w:rPr>
-                <w:rFonts w:ascii="Times New Roman" w:eastAsia="宋体" w:hAnsi="Times New Roman" w:cs="Times New Roman"/>
-                <w:sz w:val="18"/>
-                <w:szCs w:val="18"/>
-                <w:lang w:eastAsia="zh-CN"/>
-              </w:rPr>
-              <w:t>a.three</w:t>
-            </w:r>
-            <w:proofErr w:type="gramEnd"/>
-            <w:r>
-              <w:rPr>
-                <w:rFonts w:ascii="Times New Roman" w:eastAsia="宋体" w:hAnsi="Times New Roman" w:cs="Times New Roman"/>
-                <w:sz w:val="18"/>
-                <w:szCs w:val="18"/>
-                <w:lang w:eastAsia="zh-CN"/>
-              </w:rPr>
-              <w:t>_prime_transcript</w:t>
+            <w:r>
+              <w:rPr>
+                <w:rFonts w:ascii="Times New Roman" w:eastAsia="宋体" w:hAnsi="Times New Roman" w:cs="Times New Roman"/>
+                <w:sz w:val="18"/>
+                <w:szCs w:val="18"/>
+                <w:lang w:eastAsia="zh-CN"/>
+              </w:rPr>
+              <w:t>a.three_prime_transcript</w:t>
             </w:r>
             <w:proofErr w:type="spellEnd"/>
             <w:r>
@@ -6667,25 +6326,14 @@
               <w:t>{{</w:t>
             </w:r>
             <w:proofErr w:type="spellStart"/>
-            <w:proofErr w:type="gramStart"/>
-            <w:r>
-              <w:rPr>
-                <w:rFonts w:ascii="Times New Roman" w:eastAsia="宋体" w:hAnsi="Times New Roman" w:cs="Times New Roman"/>
-                <w:sz w:val="18"/>
-                <w:szCs w:val="18"/>
-                <w:lang w:eastAsia="zh-CN"/>
-              </w:rPr>
-              <w:t>a.five</w:t>
-            </w:r>
-            <w:proofErr w:type="gramEnd"/>
-            <w:r>
-              <w:rPr>
-                <w:rFonts w:ascii="Times New Roman" w:eastAsia="宋体" w:hAnsi="Times New Roman" w:cs="Times New Roman"/>
-                <w:sz w:val="18"/>
-                <w:szCs w:val="18"/>
-                <w:lang w:eastAsia="zh-CN"/>
-              </w:rPr>
-              <w:t>_prime_transcript</w:t>
+            <w:r>
+              <w:rPr>
+                <w:rFonts w:ascii="Times New Roman" w:eastAsia="宋体" w:hAnsi="Times New Roman" w:cs="Times New Roman"/>
+                <w:sz w:val="18"/>
+                <w:szCs w:val="18"/>
+                <w:lang w:eastAsia="zh-CN"/>
+              </w:rPr>
+              <w:t>a.five_prime_transcript</w:t>
             </w:r>
             <w:proofErr w:type="spellEnd"/>
             <w:r>
@@ -6777,17 +6425,7 @@
                 <w:szCs w:val="18"/>
                 <w:lang w:eastAsia="zh-CN"/>
               </w:rPr>
-              <w:t>=</w:t>
-            </w:r>
-            <w:proofErr w:type="gramStart"/>
-            <w:r>
-              <w:rPr>
-                <w:rFonts w:ascii="Times New Roman" w:eastAsia="宋体" w:hAnsi="Times New Roman" w:cs="Times New Roman"/>
-                <w:sz w:val="18"/>
-                <w:szCs w:val="18"/>
-                <w:lang w:eastAsia="zh-CN"/>
-              </w:rPr>
-              <w:t>=”</w:t>
+              <w:t>==”</w:t>
             </w:r>
             <w:proofErr w:type="spellStart"/>
             <w:r>
@@ -6800,7 +6438,6 @@
               <w:t>Snvindel</w:t>
             </w:r>
             <w:proofErr w:type="spellEnd"/>
-            <w:proofErr w:type="gramEnd"/>
             <w:r>
               <w:rPr>
                 <w:rFonts w:ascii="Times New Roman" w:eastAsia="宋体" w:hAnsi="Times New Roman" w:cs="Times New Roman"/>
@@ -6832,25 +6469,14 @@
               <w:t>{{</w:t>
             </w:r>
             <w:proofErr w:type="spellStart"/>
-            <w:proofErr w:type="gramStart"/>
-            <w:r>
-              <w:rPr>
-                <w:rFonts w:ascii="Times New Roman" w:eastAsia="宋体" w:hAnsi="Times New Roman" w:cs="Times New Roman"/>
-                <w:sz w:val="18"/>
-                <w:szCs w:val="18"/>
-                <w:lang w:eastAsia="zh-CN"/>
-              </w:rPr>
-              <w:t>a.transcript</w:t>
-            </w:r>
-            <w:proofErr w:type="gramEnd"/>
-            <w:r>
-              <w:rPr>
-                <w:rFonts w:ascii="Times New Roman" w:eastAsia="宋体" w:hAnsi="Times New Roman" w:cs="Times New Roman"/>
-                <w:sz w:val="18"/>
-                <w:szCs w:val="18"/>
-                <w:lang w:eastAsia="zh-CN"/>
-              </w:rPr>
-              <w:t>_primary</w:t>
+            <w:r>
+              <w:rPr>
+                <w:rFonts w:ascii="Times New Roman" w:eastAsia="宋体" w:hAnsi="Times New Roman" w:cs="Times New Roman"/>
+                <w:sz w:val="18"/>
+                <w:szCs w:val="18"/>
+                <w:lang w:eastAsia="zh-CN"/>
+              </w:rPr>
+              <w:t>a.transcript_primary</w:t>
             </w:r>
             <w:proofErr w:type="spellEnd"/>
             <w:r>
@@ -6979,17 +6605,7 @@
                 <w:szCs w:val="18"/>
                 <w:lang w:eastAsia="zh-CN"/>
               </w:rPr>
-              <w:t>=</w:t>
-            </w:r>
-            <w:proofErr w:type="gramStart"/>
-            <w:r>
-              <w:rPr>
-                <w:rFonts w:ascii="Times New Roman" w:eastAsia="宋体" w:hAnsi="Times New Roman" w:cs="Times New Roman"/>
-                <w:sz w:val="18"/>
-                <w:szCs w:val="18"/>
-                <w:lang w:eastAsia="zh-CN"/>
-              </w:rPr>
-              <w:t>=”</w:t>
+              <w:t>==”</w:t>
             </w:r>
             <w:proofErr w:type="spellStart"/>
             <w:r>
@@ -7002,7 +6618,6 @@
               <w:t>Snvindel</w:t>
             </w:r>
             <w:proofErr w:type="spellEnd"/>
-            <w:proofErr w:type="gramEnd"/>
             <w:r>
               <w:rPr>
                 <w:rFonts w:ascii="Times New Roman" w:eastAsia="宋体" w:hAnsi="Times New Roman" w:cs="Times New Roman"/>
@@ -7034,25 +6649,14 @@
               <w:t>{{</w:t>
             </w:r>
             <w:proofErr w:type="spellStart"/>
-            <w:proofErr w:type="gramStart"/>
-            <w:r>
-              <w:rPr>
-                <w:rFonts w:ascii="Times New Roman" w:eastAsia="宋体" w:hAnsi="Times New Roman" w:cs="Times New Roman"/>
-                <w:sz w:val="18"/>
-                <w:szCs w:val="18"/>
-                <w:lang w:eastAsia="zh-CN"/>
-              </w:rPr>
-              <w:t>a.gene</w:t>
-            </w:r>
-            <w:proofErr w:type="gramEnd"/>
-            <w:r>
-              <w:rPr>
-                <w:rFonts w:ascii="Times New Roman" w:eastAsia="宋体" w:hAnsi="Times New Roman" w:cs="Times New Roman"/>
-                <w:sz w:val="18"/>
-                <w:szCs w:val="18"/>
-                <w:lang w:eastAsia="zh-CN"/>
-              </w:rPr>
-              <w:t>_region</w:t>
+            <w:r>
+              <w:rPr>
+                <w:rFonts w:ascii="Times New Roman" w:eastAsia="宋体" w:hAnsi="Times New Roman" w:cs="Times New Roman"/>
+                <w:sz w:val="18"/>
+                <w:szCs w:val="18"/>
+                <w:lang w:eastAsia="zh-CN"/>
+              </w:rPr>
+              <w:t>a.gene_region</w:t>
             </w:r>
             <w:proofErr w:type="spellEnd"/>
             <w:r>
@@ -7123,17 +6727,7 @@
                 <w:szCs w:val="18"/>
                 <w:lang w:eastAsia="zh-CN"/>
               </w:rPr>
-              <w:t>=</w:t>
-            </w:r>
-            <w:proofErr w:type="gramStart"/>
-            <w:r>
-              <w:rPr>
-                <w:rFonts w:ascii="Times New Roman" w:eastAsia="宋体" w:hAnsi="Times New Roman" w:cs="Times New Roman"/>
-                <w:sz w:val="18"/>
-                <w:szCs w:val="18"/>
-                <w:lang w:eastAsia="zh-CN"/>
-              </w:rPr>
-              <w:t>=”</w:t>
+              <w:t>==”</w:t>
             </w:r>
             <w:proofErr w:type="spellStart"/>
             <w:r>
@@ -7146,7 +6740,6 @@
               <w:t>Sv</w:t>
             </w:r>
             <w:proofErr w:type="spellEnd"/>
-            <w:proofErr w:type="gramEnd"/>
             <w:r>
               <w:rPr>
                 <w:rFonts w:ascii="Times New Roman" w:eastAsia="宋体" w:hAnsi="Times New Roman" w:cs="Times New Roman"/>
@@ -7178,25 +6771,14 @@
               <w:t>{{</w:t>
             </w:r>
             <w:proofErr w:type="spellStart"/>
-            <w:proofErr w:type="gramStart"/>
-            <w:r>
-              <w:rPr>
-                <w:rFonts w:ascii="Times New Roman" w:eastAsia="宋体" w:hAnsi="Times New Roman" w:cs="Times New Roman"/>
-                <w:sz w:val="18"/>
-                <w:szCs w:val="18"/>
-                <w:lang w:eastAsia="zh-CN"/>
-              </w:rPr>
-              <w:t>a.five</w:t>
-            </w:r>
-            <w:proofErr w:type="gramEnd"/>
-            <w:r>
-              <w:rPr>
-                <w:rFonts w:ascii="Times New Roman" w:eastAsia="宋体" w:hAnsi="Times New Roman" w:cs="Times New Roman"/>
-                <w:sz w:val="18"/>
-                <w:szCs w:val="18"/>
-                <w:lang w:eastAsia="zh-CN"/>
-              </w:rPr>
-              <w:t>_prime_cds</w:t>
+            <w:r>
+              <w:rPr>
+                <w:rFonts w:ascii="Times New Roman" w:eastAsia="宋体" w:hAnsi="Times New Roman" w:cs="Times New Roman"/>
+                <w:sz w:val="18"/>
+                <w:szCs w:val="18"/>
+                <w:lang w:eastAsia="zh-CN"/>
+              </w:rPr>
+              <w:t>a.five_prime_cds</w:t>
             </w:r>
             <w:proofErr w:type="spellEnd"/>
             <w:r>
@@ -7239,25 +6821,14 @@
               <w:t>{</w:t>
             </w:r>
             <w:proofErr w:type="spellStart"/>
-            <w:proofErr w:type="gramStart"/>
-            <w:r>
-              <w:rPr>
-                <w:rFonts w:ascii="Times New Roman" w:eastAsia="宋体" w:hAnsi="Times New Roman" w:cs="Times New Roman"/>
-                <w:sz w:val="18"/>
-                <w:szCs w:val="18"/>
-                <w:lang w:eastAsia="zh-CN"/>
-              </w:rPr>
-              <w:t>a.three</w:t>
-            </w:r>
-            <w:proofErr w:type="gramEnd"/>
-            <w:r>
-              <w:rPr>
-                <w:rFonts w:ascii="Times New Roman" w:eastAsia="宋体" w:hAnsi="Times New Roman" w:cs="Times New Roman"/>
-                <w:sz w:val="18"/>
-                <w:szCs w:val="18"/>
-                <w:lang w:eastAsia="zh-CN"/>
-              </w:rPr>
-              <w:t>_prime_cds</w:t>
+            <w:r>
+              <w:rPr>
+                <w:rFonts w:ascii="Times New Roman" w:eastAsia="宋体" w:hAnsi="Times New Roman" w:cs="Times New Roman"/>
+                <w:sz w:val="18"/>
+                <w:szCs w:val="18"/>
+                <w:lang w:eastAsia="zh-CN"/>
+              </w:rPr>
+              <w:t>a.three_prime_cds</w:t>
             </w:r>
             <w:proofErr w:type="spellEnd"/>
             <w:r>
@@ -7389,9 +6960,9 @@
                 <w:highlight w:val="yellow"/>
                 <w:lang w:eastAsia="zh-CN"/>
               </w:rPr>
-              <w:t>=</w:t>
-            </w:r>
-            <w:proofErr w:type="gramStart"/>
+              <w:t>==”</w:t>
+            </w:r>
+            <w:proofErr w:type="spellStart"/>
             <w:r>
               <w:rPr>
                 <w:rFonts w:ascii="Times New Roman" w:eastAsia="宋体" w:hAnsi="Times New Roman" w:cs="Times New Roman"/>
@@ -7400,9 +6971,9 @@
                 <w:highlight w:val="yellow"/>
                 <w:lang w:eastAsia="zh-CN"/>
               </w:rPr>
-              <w:t>=”</w:t>
-            </w:r>
-            <w:proofErr w:type="spellStart"/>
+              <w:t>Snvindel</w:t>
+            </w:r>
+            <w:proofErr w:type="spellEnd"/>
             <w:r>
               <w:rPr>
                 <w:rFonts w:ascii="Times New Roman" w:eastAsia="宋体" w:hAnsi="Times New Roman" w:cs="Times New Roman"/>
@@ -7411,18 +6982,6 @@
                 <w:highlight w:val="yellow"/>
                 <w:lang w:eastAsia="zh-CN"/>
               </w:rPr>
-              <w:t>Snvindel</w:t>
-            </w:r>
-            <w:proofErr w:type="spellEnd"/>
-            <w:proofErr w:type="gramEnd"/>
-            <w:r>
-              <w:rPr>
-                <w:rFonts w:ascii="Times New Roman" w:eastAsia="宋体" w:hAnsi="Times New Roman" w:cs="Times New Roman"/>
-                <w:sz w:val="18"/>
-                <w:szCs w:val="18"/>
-                <w:highlight w:val="yellow"/>
-                <w:lang w:eastAsia="zh-CN"/>
-              </w:rPr>
               <w:t>”%}</w:t>
             </w:r>
           </w:p>
@@ -7447,25 +7006,14 @@
               <w:t>{{</w:t>
             </w:r>
             <w:proofErr w:type="spellStart"/>
-            <w:proofErr w:type="gramStart"/>
-            <w:r>
-              <w:rPr>
-                <w:rFonts w:ascii="Times New Roman" w:eastAsia="宋体" w:hAnsi="Times New Roman" w:cs="Times New Roman"/>
-                <w:sz w:val="18"/>
-                <w:szCs w:val="18"/>
-                <w:lang w:eastAsia="zh-CN"/>
-              </w:rPr>
-              <w:t>a.hgvs</w:t>
-            </w:r>
-            <w:proofErr w:type="gramEnd"/>
-            <w:r>
-              <w:rPr>
-                <w:rFonts w:ascii="Times New Roman" w:eastAsia="宋体" w:hAnsi="Times New Roman" w:cs="Times New Roman"/>
-                <w:sz w:val="18"/>
-                <w:szCs w:val="18"/>
-                <w:lang w:eastAsia="zh-CN"/>
-              </w:rPr>
-              <w:t>_c</w:t>
+            <w:r>
+              <w:rPr>
+                <w:rFonts w:ascii="Times New Roman" w:eastAsia="宋体" w:hAnsi="Times New Roman" w:cs="Times New Roman"/>
+                <w:sz w:val="18"/>
+                <w:szCs w:val="18"/>
+                <w:lang w:eastAsia="zh-CN"/>
+              </w:rPr>
+              <w:t>a.hgvs_c</w:t>
             </w:r>
             <w:proofErr w:type="spellEnd"/>
             <w:r>
@@ -7499,25 +7047,14 @@
               <w:t xml:space="preserve">{%p if </w:t>
             </w:r>
             <w:proofErr w:type="spellStart"/>
-            <w:proofErr w:type="gramStart"/>
-            <w:r>
-              <w:rPr>
-                <w:rFonts w:ascii="Times New Roman" w:eastAsia="宋体" w:hAnsi="Times New Roman" w:cs="Times New Roman"/>
-                <w:sz w:val="18"/>
-                <w:szCs w:val="18"/>
-                <w:lang w:eastAsia="zh-CN"/>
-              </w:rPr>
-              <w:t>a.judge</w:t>
-            </w:r>
-            <w:proofErr w:type="gramEnd"/>
-            <w:r>
-              <w:rPr>
-                <w:rFonts w:ascii="Times New Roman" w:eastAsia="宋体" w:hAnsi="Times New Roman" w:cs="Times New Roman"/>
-                <w:sz w:val="18"/>
-                <w:szCs w:val="18"/>
-                <w:lang w:eastAsia="zh-CN"/>
-              </w:rPr>
-              <w:t>_mergeMET</w:t>
+            <w:r>
+              <w:rPr>
+                <w:rFonts w:ascii="Times New Roman" w:eastAsia="宋体" w:hAnsi="Times New Roman" w:cs="Times New Roman"/>
+                <w:sz w:val="18"/>
+                <w:szCs w:val="18"/>
+                <w:lang w:eastAsia="zh-CN"/>
+              </w:rPr>
+              <w:t>a.judge_mergeMET</w:t>
             </w:r>
             <w:proofErr w:type="spellEnd"/>
             <w:r>
@@ -7724,17 +7261,7 @@
                 <w:szCs w:val="18"/>
                 <w:lang w:eastAsia="zh-CN"/>
               </w:rPr>
-              <w:t>=</w:t>
-            </w:r>
-            <w:proofErr w:type="gramStart"/>
-            <w:r>
-              <w:rPr>
-                <w:rFonts w:ascii="Times New Roman" w:eastAsia="宋体" w:hAnsi="Times New Roman" w:cs="Times New Roman"/>
-                <w:sz w:val="18"/>
-                <w:szCs w:val="18"/>
-                <w:lang w:eastAsia="zh-CN"/>
-              </w:rPr>
-              <w:t>=”</w:t>
+              <w:t>==”</w:t>
             </w:r>
             <w:proofErr w:type="spellStart"/>
             <w:r>
@@ -7747,7 +7274,6 @@
               <w:t>Snvindel</w:t>
             </w:r>
             <w:proofErr w:type="spellEnd"/>
-            <w:proofErr w:type="gramEnd"/>
             <w:r>
               <w:rPr>
                 <w:rFonts w:ascii="Times New Roman" w:eastAsia="宋体" w:hAnsi="Times New Roman" w:cs="Times New Roman"/>
@@ -7779,25 +7305,14 @@
               <w:t xml:space="preserve">{%if </w:t>
             </w:r>
             <w:proofErr w:type="spellStart"/>
-            <w:proofErr w:type="gramStart"/>
-            <w:r>
-              <w:rPr>
-                <w:rFonts w:ascii="Times New Roman" w:eastAsia="宋体" w:hAnsi="Times New Roman" w:cs="Times New Roman"/>
-                <w:sz w:val="18"/>
-                <w:szCs w:val="18"/>
-                <w:lang w:eastAsia="zh-CN"/>
-              </w:rPr>
-              <w:t>a.hgvs</w:t>
-            </w:r>
-            <w:proofErr w:type="gramEnd"/>
-            <w:r>
-              <w:rPr>
-                <w:rFonts w:ascii="Times New Roman" w:eastAsia="宋体" w:hAnsi="Times New Roman" w:cs="Times New Roman"/>
-                <w:sz w:val="18"/>
-                <w:szCs w:val="18"/>
-                <w:lang w:eastAsia="zh-CN"/>
-              </w:rPr>
-              <w:t>_p</w:t>
+            <w:r>
+              <w:rPr>
+                <w:rFonts w:ascii="Times New Roman" w:eastAsia="宋体" w:hAnsi="Times New Roman" w:cs="Times New Roman"/>
+                <w:sz w:val="18"/>
+                <w:szCs w:val="18"/>
+                <w:lang w:eastAsia="zh-CN"/>
+              </w:rPr>
+              <w:t>a.hgvs_p</w:t>
             </w:r>
             <w:proofErr w:type="spellEnd"/>
             <w:r>
@@ -7946,17 +7461,7 @@
                 <w:szCs w:val="18"/>
                 <w:lang w:eastAsia="zh-CN"/>
               </w:rPr>
-              <w:t>=</w:t>
-            </w:r>
-            <w:proofErr w:type="gramStart"/>
-            <w:r>
-              <w:rPr>
-                <w:rFonts w:ascii="Times New Roman" w:eastAsia="宋体" w:hAnsi="Times New Roman" w:cs="Times New Roman"/>
-                <w:sz w:val="18"/>
-                <w:szCs w:val="18"/>
-                <w:lang w:eastAsia="zh-CN"/>
-              </w:rPr>
-              <w:t>=”</w:t>
+              <w:t>==”</w:t>
             </w:r>
             <w:proofErr w:type="spellStart"/>
             <w:r>
@@ -7969,7 +7474,6 @@
               <w:t>Snvindel</w:t>
             </w:r>
             <w:proofErr w:type="spellEnd"/>
-            <w:proofErr w:type="gramEnd"/>
             <w:r>
               <w:rPr>
                 <w:rFonts w:ascii="Times New Roman" w:eastAsia="宋体" w:hAnsi="Times New Roman" w:cs="Times New Roman"/>
@@ -8001,25 +7505,14 @@
               <w:t xml:space="preserve">{%if </w:t>
             </w:r>
             <w:proofErr w:type="spellStart"/>
-            <w:proofErr w:type="gramStart"/>
-            <w:r>
-              <w:rPr>
-                <w:rFonts w:ascii="Times New Roman" w:eastAsia="宋体" w:hAnsi="Times New Roman" w:cs="Times New Roman"/>
-                <w:sz w:val="18"/>
-                <w:szCs w:val="18"/>
-                <w:lang w:eastAsia="zh-CN"/>
-              </w:rPr>
-              <w:t>a.type</w:t>
-            </w:r>
-            <w:proofErr w:type="gramEnd"/>
-            <w:r>
-              <w:rPr>
-                <w:rFonts w:ascii="Times New Roman" w:eastAsia="宋体" w:hAnsi="Times New Roman" w:cs="Times New Roman"/>
-                <w:sz w:val="18"/>
-                <w:szCs w:val="18"/>
-                <w:lang w:eastAsia="zh-CN"/>
-              </w:rPr>
-              <w:t>_cn</w:t>
+            <w:r>
+              <w:rPr>
+                <w:rFonts w:ascii="Times New Roman" w:eastAsia="宋体" w:hAnsi="Times New Roman" w:cs="Times New Roman"/>
+                <w:sz w:val="18"/>
+                <w:szCs w:val="18"/>
+                <w:lang w:eastAsia="zh-CN"/>
+              </w:rPr>
+              <w:t>a.type_cn</w:t>
             </w:r>
             <w:proofErr w:type="spellEnd"/>
             <w:r>
@@ -8256,17 +7749,7 @@
                 <w:szCs w:val="18"/>
                 <w:lang w:eastAsia="zh-CN"/>
               </w:rPr>
-              <w:t>=</w:t>
-            </w:r>
-            <w:proofErr w:type="gramStart"/>
-            <w:r>
-              <w:rPr>
-                <w:rFonts w:ascii="Times New Roman" w:eastAsia="宋体" w:hAnsi="Times New Roman" w:cs="Times New Roman"/>
-                <w:sz w:val="18"/>
-                <w:szCs w:val="18"/>
-                <w:lang w:eastAsia="zh-CN"/>
-              </w:rPr>
-              <w:t>=”</w:t>
+              <w:t>==”</w:t>
             </w:r>
             <w:proofErr w:type="spellStart"/>
             <w:r>
@@ -8279,7 +7762,6 @@
               <w:t>Cnv</w:t>
             </w:r>
             <w:proofErr w:type="spellEnd"/>
-            <w:proofErr w:type="gramEnd"/>
             <w:r>
               <w:rPr>
                 <w:rFonts w:ascii="Times New Roman" w:eastAsia="宋体" w:hAnsi="Times New Roman" w:cs="Times New Roman"/>
@@ -8378,17 +7860,7 @@
                 <w:szCs w:val="18"/>
                 <w:lang w:eastAsia="zh-CN"/>
               </w:rPr>
-              <w:t>=</w:t>
-            </w:r>
-            <w:proofErr w:type="gramStart"/>
-            <w:r>
-              <w:rPr>
-                <w:rFonts w:ascii="Times New Roman" w:eastAsia="宋体" w:hAnsi="Times New Roman" w:cs="Times New Roman"/>
-                <w:sz w:val="18"/>
-                <w:szCs w:val="18"/>
-                <w:lang w:eastAsia="zh-CN"/>
-              </w:rPr>
-              <w:t>=”</w:t>
+              <w:t>==”</w:t>
             </w:r>
             <w:proofErr w:type="spellStart"/>
             <w:r>
@@ -8401,7 +7873,6 @@
               <w:t>Sv</w:t>
             </w:r>
             <w:proofErr w:type="spellEnd"/>
-            <w:proofErr w:type="gramEnd"/>
             <w:r>
               <w:rPr>
                 <w:rFonts w:ascii="Times New Roman" w:eastAsia="宋体" w:hAnsi="Times New Roman" w:cs="Times New Roman"/>
@@ -8469,47 +7940,7 @@
                 <w:lang w:eastAsia="zh-CN"/>
               </w:rPr>
               <w:lastRenderedPageBreak/>
-              <w:t>==</w:t>
-            </w:r>
-            <w:proofErr w:type="gramStart"/>
-            <w:r>
-              <w:rPr>
-                <w:rFonts w:ascii="Times New Roman" w:eastAsia="宋体" w:hAnsi="Times New Roman" w:cs="Times New Roman"/>
-                <w:sz w:val="18"/>
-                <w:szCs w:val="18"/>
-                <w:lang w:eastAsia="zh-CN"/>
-              </w:rPr>
-              <w:t>”</w:t>
-            </w:r>
-            <w:proofErr w:type="gramEnd"/>
-            <w:r>
-              <w:rPr>
-                <w:rFonts w:ascii="Times New Roman" w:eastAsia="宋体" w:hAnsi="Times New Roman" w:cs="Times New Roman"/>
-                <w:sz w:val="18"/>
-                <w:szCs w:val="18"/>
-                <w:lang w:eastAsia="zh-CN"/>
-              </w:rPr>
-              <w:t>MET</w:t>
-            </w:r>
-            <w:proofErr w:type="gramStart"/>
-            <w:r>
-              <w:rPr>
-                <w:rFonts w:ascii="Times New Roman" w:eastAsia="宋体" w:hAnsi="Times New Roman" w:cs="Times New Roman"/>
-                <w:sz w:val="18"/>
-                <w:szCs w:val="18"/>
-                <w:lang w:eastAsia="zh-CN"/>
-              </w:rPr>
-              <w:t>”</w:t>
-            </w:r>
-            <w:proofErr w:type="gramEnd"/>
-            <w:r>
-              <w:rPr>
-                <w:rFonts w:ascii="Times New Roman" w:eastAsia="宋体" w:hAnsi="Times New Roman" w:cs="Times New Roman"/>
-                <w:sz w:val="18"/>
-                <w:szCs w:val="18"/>
-                <w:lang w:eastAsia="zh-CN"/>
-              </w:rPr>
-              <w:t xml:space="preserve"> and </w:t>
+              <w:t xml:space="preserve">==”MET” and </w:t>
             </w:r>
             <w:proofErr w:type="spellStart"/>
             <w:r>
@@ -8529,47 +7960,7 @@
                 <w:szCs w:val="18"/>
                 <w:lang w:eastAsia="zh-CN"/>
               </w:rPr>
-              <w:t xml:space="preserve"> ==</w:t>
-            </w:r>
-            <w:proofErr w:type="gramStart"/>
-            <w:r>
-              <w:rPr>
-                <w:rFonts w:ascii="Times New Roman" w:eastAsia="宋体" w:hAnsi="Times New Roman" w:cs="Times New Roman"/>
-                <w:sz w:val="18"/>
-                <w:szCs w:val="18"/>
-                <w:lang w:eastAsia="zh-CN"/>
-              </w:rPr>
-              <w:t>”</w:t>
-            </w:r>
-            <w:proofErr w:type="gramEnd"/>
-            <w:r>
-              <w:rPr>
-                <w:rFonts w:ascii="Times New Roman" w:eastAsia="宋体" w:hAnsi="Times New Roman" w:cs="Times New Roman"/>
-                <w:sz w:val="18"/>
-                <w:szCs w:val="18"/>
-                <w:lang w:eastAsia="zh-CN"/>
-              </w:rPr>
-              <w:t>MET</w:t>
-            </w:r>
-            <w:proofErr w:type="gramStart"/>
-            <w:r>
-              <w:rPr>
-                <w:rFonts w:ascii="Times New Roman" w:eastAsia="宋体" w:hAnsi="Times New Roman" w:cs="Times New Roman"/>
-                <w:sz w:val="18"/>
-                <w:szCs w:val="18"/>
-                <w:lang w:eastAsia="zh-CN"/>
-              </w:rPr>
-              <w:t>”</w:t>
-            </w:r>
-            <w:proofErr w:type="gramEnd"/>
-            <w:r>
-              <w:rPr>
-                <w:rFonts w:ascii="Times New Roman" w:eastAsia="宋体" w:hAnsi="Times New Roman" w:cs="Times New Roman"/>
-                <w:sz w:val="18"/>
-                <w:szCs w:val="18"/>
-                <w:lang w:eastAsia="zh-CN"/>
-              </w:rPr>
-              <w:t>%}MET exon14 skipping{%else%}</w:t>
+              <w:t xml:space="preserve"> ==”MET”%}MET exon14 skipping{%else%}</w:t>
             </w:r>
             <w:r>
               <w:rPr>
@@ -8674,17 +8065,7 @@
                 <w:szCs w:val="18"/>
                 <w:lang w:eastAsia="zh-CN"/>
               </w:rPr>
-              <w:t>=</w:t>
-            </w:r>
-            <w:proofErr w:type="gramStart"/>
-            <w:r>
-              <w:rPr>
-                <w:rFonts w:ascii="Times New Roman" w:eastAsia="宋体" w:hAnsi="Times New Roman" w:cs="Times New Roman"/>
-                <w:sz w:val="18"/>
-                <w:szCs w:val="18"/>
-                <w:lang w:eastAsia="zh-CN"/>
-              </w:rPr>
-              <w:t>=”</w:t>
+              <w:t>==”</w:t>
             </w:r>
             <w:proofErr w:type="spellStart"/>
             <w:r>
@@ -8697,7 +8078,6 @@
               <w:t>Snvindel</w:t>
             </w:r>
             <w:proofErr w:type="spellEnd"/>
-            <w:proofErr w:type="gramEnd"/>
             <w:r>
               <w:rPr>
                 <w:rFonts w:ascii="Times New Roman" w:eastAsia="宋体" w:hAnsi="Times New Roman" w:cs="Times New Roman"/>
@@ -8729,7 +8109,6 @@
               <w:t xml:space="preserve">{%if </w:t>
             </w:r>
             <w:proofErr w:type="spellStart"/>
-            <w:proofErr w:type="gramStart"/>
             <w:r>
               <w:rPr>
                 <w:rFonts w:ascii="Times New Roman" w:eastAsia="宋体" w:hAnsi="Times New Roman" w:cs="Times New Roman"/>
@@ -8740,7 +8119,6 @@
               <w:t>a.depth</w:t>
             </w:r>
             <w:proofErr w:type="spellEnd"/>
-            <w:proofErr w:type="gramEnd"/>
             <w:r>
               <w:rPr>
                 <w:rFonts w:ascii="Times New Roman" w:eastAsia="宋体" w:hAnsi="Times New Roman" w:cs="Times New Roman"/>
@@ -8932,17 +8310,7 @@
                 <w:szCs w:val="18"/>
                 <w:lang w:eastAsia="zh-CN"/>
               </w:rPr>
-              <w:t>=</w:t>
-            </w:r>
-            <w:proofErr w:type="gramStart"/>
-            <w:r>
-              <w:rPr>
-                <w:rFonts w:ascii="Times New Roman" w:eastAsia="宋体" w:hAnsi="Times New Roman" w:cs="Times New Roman"/>
-                <w:sz w:val="18"/>
-                <w:szCs w:val="18"/>
-                <w:lang w:eastAsia="zh-CN"/>
-              </w:rPr>
-              <w:t>=”</w:t>
+              <w:t>==”</w:t>
             </w:r>
             <w:proofErr w:type="spellStart"/>
             <w:r>
@@ -8955,7 +8323,6 @@
               <w:t>Snvindel</w:t>
             </w:r>
             <w:proofErr w:type="spellEnd"/>
-            <w:proofErr w:type="gramEnd"/>
             <w:r>
               <w:rPr>
                 <w:rFonts w:ascii="Times New Roman" w:eastAsia="宋体" w:hAnsi="Times New Roman" w:cs="Times New Roman"/>
@@ -8987,25 +8354,14 @@
               <w:t>{{</w:t>
             </w:r>
             <w:proofErr w:type="spellStart"/>
-            <w:proofErr w:type="gramStart"/>
-            <w:r>
-              <w:rPr>
-                <w:rFonts w:ascii="Times New Roman" w:eastAsia="宋体" w:hAnsi="Times New Roman" w:cs="Times New Roman"/>
-                <w:sz w:val="18"/>
-                <w:szCs w:val="18"/>
-                <w:lang w:eastAsia="zh-CN"/>
-              </w:rPr>
-              <w:t>a.freq</w:t>
-            </w:r>
-            <w:proofErr w:type="gramEnd"/>
-            <w:r>
-              <w:rPr>
-                <w:rFonts w:ascii="Times New Roman" w:eastAsia="宋体" w:hAnsi="Times New Roman" w:cs="Times New Roman"/>
-                <w:sz w:val="18"/>
-                <w:szCs w:val="18"/>
-                <w:lang w:eastAsia="zh-CN"/>
-              </w:rPr>
-              <w:t>_str</w:t>
+            <w:r>
+              <w:rPr>
+                <w:rFonts w:ascii="Times New Roman" w:eastAsia="宋体" w:hAnsi="Times New Roman" w:cs="Times New Roman"/>
+                <w:sz w:val="18"/>
+                <w:szCs w:val="18"/>
+                <w:lang w:eastAsia="zh-CN"/>
+              </w:rPr>
+              <w:t>a.freq_str</w:t>
             </w:r>
             <w:proofErr w:type="spellEnd"/>
             <w:r>
@@ -9039,25 +8395,14 @@
               <w:t xml:space="preserve">{%p if </w:t>
             </w:r>
             <w:proofErr w:type="spellStart"/>
-            <w:proofErr w:type="gramStart"/>
-            <w:r>
-              <w:rPr>
-                <w:rFonts w:ascii="Times New Roman" w:eastAsia="宋体" w:hAnsi="Times New Roman" w:cs="Times New Roman"/>
-                <w:sz w:val="18"/>
-                <w:szCs w:val="18"/>
-                <w:lang w:eastAsia="zh-CN"/>
-              </w:rPr>
-              <w:t>a.judge</w:t>
-            </w:r>
-            <w:proofErr w:type="gramEnd"/>
-            <w:r>
-              <w:rPr>
-                <w:rFonts w:ascii="Times New Roman" w:eastAsia="宋体" w:hAnsi="Times New Roman" w:cs="Times New Roman"/>
-                <w:sz w:val="18"/>
-                <w:szCs w:val="18"/>
-                <w:lang w:eastAsia="zh-CN"/>
-              </w:rPr>
-              <w:t>_mergeMET</w:t>
+            <w:r>
+              <w:rPr>
+                <w:rFonts w:ascii="Times New Roman" w:eastAsia="宋体" w:hAnsi="Times New Roman" w:cs="Times New Roman"/>
+                <w:sz w:val="18"/>
+                <w:szCs w:val="18"/>
+                <w:lang w:eastAsia="zh-CN"/>
+              </w:rPr>
+              <w:t>a.judge_mergeMET</w:t>
             </w:r>
             <w:proofErr w:type="spellEnd"/>
             <w:r>
@@ -9188,17 +8533,7 @@
                 <w:szCs w:val="18"/>
                 <w:lang w:eastAsia="zh-CN"/>
               </w:rPr>
-              <w:t>=</w:t>
-            </w:r>
-            <w:proofErr w:type="gramStart"/>
-            <w:r>
-              <w:rPr>
-                <w:rFonts w:ascii="Times New Roman" w:eastAsia="宋体" w:hAnsi="Times New Roman" w:cs="Times New Roman"/>
-                <w:sz w:val="18"/>
-                <w:szCs w:val="18"/>
-                <w:lang w:eastAsia="zh-CN"/>
-              </w:rPr>
-              <w:t>=”</w:t>
+              <w:t>==”</w:t>
             </w:r>
             <w:proofErr w:type="spellStart"/>
             <w:r>
@@ -9211,7 +8546,6 @@
               <w:t>Cnv</w:t>
             </w:r>
             <w:proofErr w:type="spellEnd"/>
-            <w:proofErr w:type="gramEnd"/>
             <w:r>
               <w:rPr>
                 <w:rFonts w:ascii="Times New Roman" w:eastAsia="宋体" w:hAnsi="Times New Roman" w:cs="Times New Roman"/>
@@ -9321,17 +8655,7 @@
                 <w:szCs w:val="18"/>
                 <w:lang w:eastAsia="zh-CN"/>
               </w:rPr>
-              <w:t>=</w:t>
-            </w:r>
-            <w:proofErr w:type="gramStart"/>
-            <w:r>
-              <w:rPr>
-                <w:rFonts w:ascii="Times New Roman" w:eastAsia="宋体" w:hAnsi="Times New Roman" w:cs="Times New Roman"/>
-                <w:sz w:val="18"/>
-                <w:szCs w:val="18"/>
-                <w:lang w:eastAsia="zh-CN"/>
-              </w:rPr>
-              <w:t>=”</w:t>
+              <w:t>==”</w:t>
             </w:r>
             <w:proofErr w:type="spellStart"/>
             <w:r>
@@ -9344,7 +8668,6 @@
               <w:t>Sv</w:t>
             </w:r>
             <w:proofErr w:type="spellEnd"/>
-            <w:proofErr w:type="gramEnd"/>
             <w:r>
               <w:rPr>
                 <w:rFonts w:ascii="Times New Roman" w:eastAsia="宋体" w:hAnsi="Times New Roman" w:cs="Times New Roman"/>
@@ -9376,25 +8699,14 @@
               <w:t>{{</w:t>
             </w:r>
             <w:proofErr w:type="spellStart"/>
-            <w:proofErr w:type="gramStart"/>
-            <w:r>
-              <w:rPr>
-                <w:rFonts w:ascii="Times New Roman" w:eastAsia="宋体" w:hAnsi="Times New Roman" w:cs="Times New Roman"/>
-                <w:sz w:val="18"/>
-                <w:szCs w:val="18"/>
-                <w:lang w:eastAsia="zh-CN"/>
-              </w:rPr>
-              <w:t>a.freq</w:t>
-            </w:r>
-            <w:proofErr w:type="gramEnd"/>
-            <w:r>
-              <w:rPr>
-                <w:rFonts w:ascii="Times New Roman" w:eastAsia="宋体" w:hAnsi="Times New Roman" w:cs="Times New Roman"/>
-                <w:sz w:val="18"/>
-                <w:szCs w:val="18"/>
-                <w:lang w:eastAsia="zh-CN"/>
-              </w:rPr>
-              <w:t>_str</w:t>
+            <w:r>
+              <w:rPr>
+                <w:rFonts w:ascii="Times New Roman" w:eastAsia="宋体" w:hAnsi="Times New Roman" w:cs="Times New Roman"/>
+                <w:sz w:val="18"/>
+                <w:szCs w:val="18"/>
+                <w:lang w:eastAsia="zh-CN"/>
+              </w:rPr>
+              <w:t>a.freq_str</w:t>
             </w:r>
             <w:proofErr w:type="spellEnd"/>
             <w:r>
@@ -10620,27 +9932,7 @@
                 <w:szCs w:val="18"/>
                 <w:lang w:eastAsia="zh-CN"/>
               </w:rPr>
-              <w:t>var.var_</w:t>
-            </w:r>
-            <w:proofErr w:type="gramStart"/>
-            <w:r>
-              <w:rPr>
-                <w:rFonts w:ascii="Times New Roman" w:eastAsia="宋体" w:hAnsi="Times New Roman" w:cs="Times New Roman"/>
-                <w:sz w:val="18"/>
-                <w:szCs w:val="18"/>
-                <w:lang w:eastAsia="zh-CN"/>
-              </w:rPr>
-              <w:t>somatic.level</w:t>
-            </w:r>
-            <w:proofErr w:type="gramEnd"/>
-            <w:r>
-              <w:rPr>
-                <w:rFonts w:ascii="Times New Roman" w:eastAsia="宋体" w:hAnsi="Times New Roman" w:cs="Times New Roman"/>
-                <w:sz w:val="18"/>
-                <w:szCs w:val="18"/>
-                <w:lang w:eastAsia="zh-CN"/>
-              </w:rPr>
-              <w:t>_II</w:t>
+              <w:t>var.var_somatic.level_II</w:t>
             </w:r>
             <w:proofErr w:type="spellEnd"/>
             <w:r>
@@ -10693,27 +9985,7 @@
                 <w:szCs w:val="18"/>
                 <w:lang w:eastAsia="zh-CN"/>
               </w:rPr>
-              <w:t>var.var_</w:t>
-            </w:r>
-            <w:proofErr w:type="gramStart"/>
-            <w:r>
-              <w:rPr>
-                <w:rFonts w:ascii="Times New Roman" w:eastAsia="宋体" w:hAnsi="Times New Roman" w:cs="Times New Roman"/>
-                <w:sz w:val="18"/>
-                <w:szCs w:val="18"/>
-                <w:lang w:eastAsia="zh-CN"/>
-              </w:rPr>
-              <w:t>somatic.level</w:t>
-            </w:r>
-            <w:proofErr w:type="gramEnd"/>
-            <w:r>
-              <w:rPr>
-                <w:rFonts w:ascii="Times New Roman" w:eastAsia="宋体" w:hAnsi="Times New Roman" w:cs="Times New Roman"/>
-                <w:sz w:val="18"/>
-                <w:szCs w:val="18"/>
-                <w:lang w:eastAsia="zh-CN"/>
-              </w:rPr>
-              <w:t>_II</w:t>
+              <w:t>var.var_somatic.level_II</w:t>
             </w:r>
             <w:proofErr w:type="spellEnd"/>
             <w:r>
@@ -10792,9 +10064,9 @@
                 <w:szCs w:val="18"/>
                 <w:lang w:eastAsia="zh-CN"/>
               </w:rPr>
-              <w:t>=</w:t>
-            </w:r>
-            <w:proofErr w:type="gramStart"/>
+              <w:t>==”</w:t>
+            </w:r>
+            <w:proofErr w:type="spellStart"/>
             <w:r>
               <w:rPr>
                 <w:rFonts w:ascii="Times New Roman" w:eastAsia="宋体" w:hAnsi="Times New Roman" w:cs="Times New Roman"/>
@@ -10804,9 +10076,9 @@
                 <w:szCs w:val="18"/>
                 <w:lang w:eastAsia="zh-CN"/>
               </w:rPr>
-              <w:t>=”</w:t>
-            </w:r>
-            <w:proofErr w:type="spellStart"/>
+              <w:t>Sv</w:t>
+            </w:r>
+            <w:proofErr w:type="spellEnd"/>
             <w:r>
               <w:rPr>
                 <w:rFonts w:ascii="Times New Roman" w:eastAsia="宋体" w:hAnsi="Times New Roman" w:cs="Times New Roman"/>
@@ -10816,11 +10088,12 @@
                 <w:szCs w:val="18"/>
                 <w:lang w:eastAsia="zh-CN"/>
               </w:rPr>
-              <w:t>Sv</w:t>
-            </w:r>
-            <w:proofErr w:type="spellEnd"/>
-            <w:proofErr w:type="gramEnd"/>
-            <w:r>
+              <w:t>”%}</w:t>
+            </w:r>
+          </w:p>
+          <w:p>
+            <w:pPr>
+              <w:jc w:val="center"/>
               <w:rPr>
                 <w:rFonts w:ascii="Times New Roman" w:eastAsia="宋体" w:hAnsi="Times New Roman" w:cs="Times New Roman"/>
                 <w:b w:val="0"/>
@@ -10829,12 +10102,8 @@
                 <w:szCs w:val="18"/>
                 <w:lang w:eastAsia="zh-CN"/>
               </w:rPr>
-              <w:t>”%}</w:t>
-            </w:r>
-          </w:p>
-          <w:p>
-            <w:pPr>
-              <w:jc w:val="center"/>
+            </w:pPr>
+            <w:r>
               <w:rPr>
                 <w:rFonts w:ascii="Times New Roman" w:eastAsia="宋体" w:hAnsi="Times New Roman" w:cs="Times New Roman"/>
                 <w:b w:val="0"/>
@@ -10843,7 +10112,9 @@
                 <w:szCs w:val="18"/>
                 <w:lang w:eastAsia="zh-CN"/>
               </w:rPr>
-            </w:pPr>
+              <w:t xml:space="preserve">{%p if </w:t>
+            </w:r>
+            <w:proofErr w:type="spellStart"/>
             <w:r>
               <w:rPr>
                 <w:rFonts w:ascii="Times New Roman" w:eastAsia="宋体" w:hAnsi="Times New Roman" w:cs="Times New Roman"/>
@@ -10853,32 +10124,7 @@
                 <w:szCs w:val="18"/>
                 <w:lang w:eastAsia="zh-CN"/>
               </w:rPr>
-              <w:t xml:space="preserve">{%p if </w:t>
-            </w:r>
-            <w:proofErr w:type="spellStart"/>
-            <w:proofErr w:type="gramStart"/>
-            <w:r>
-              <w:rPr>
-                <w:rFonts w:ascii="Times New Roman" w:eastAsia="宋体" w:hAnsi="Times New Roman" w:cs="Times New Roman"/>
-                <w:b w:val="0"/>
-                <w:bCs w:val="0"/>
-                <w:sz w:val="18"/>
-                <w:szCs w:val="18"/>
-                <w:lang w:eastAsia="zh-CN"/>
-              </w:rPr>
-              <w:t>a.five</w:t>
-            </w:r>
-            <w:proofErr w:type="gramEnd"/>
-            <w:r>
-              <w:rPr>
-                <w:rFonts w:ascii="Times New Roman" w:eastAsia="宋体" w:hAnsi="Times New Roman" w:cs="Times New Roman"/>
-                <w:b w:val="0"/>
-                <w:bCs w:val="0"/>
-                <w:sz w:val="18"/>
-                <w:szCs w:val="18"/>
-                <w:lang w:eastAsia="zh-CN"/>
-              </w:rPr>
-              <w:t>_prime_gene</w:t>
+              <w:t>a.five_prime_gene</w:t>
             </w:r>
             <w:proofErr w:type="spellEnd"/>
             <w:r>
@@ -10943,7 +10189,6 @@
               <w:t>{{</w:t>
             </w:r>
             <w:proofErr w:type="spellStart"/>
-            <w:proofErr w:type="gramStart"/>
             <w:r>
               <w:rPr>
                 <w:rFonts w:ascii="Times New Roman" w:eastAsia="宋体" w:hAnsi="Times New Roman" w:cs="Times New Roman"/>
@@ -10953,19 +10198,7 @@
                 <w:szCs w:val="18"/>
                 <w:lang w:eastAsia="zh-CN"/>
               </w:rPr>
-              <w:t>a.five</w:t>
-            </w:r>
-            <w:proofErr w:type="gramEnd"/>
-            <w:r>
-              <w:rPr>
-                <w:rFonts w:ascii="Times New Roman" w:eastAsia="宋体" w:hAnsi="Times New Roman" w:cs="Times New Roman"/>
-                <w:i/>
-                <w:iCs/>
-                <w:sz w:val="18"/>
-                <w:szCs w:val="18"/>
-                <w:lang w:eastAsia="zh-CN"/>
-              </w:rPr>
-              <w:t>_prime_gene</w:t>
+              <w:t>a.five_prime_gene</w:t>
             </w:r>
             <w:proofErr w:type="spellEnd"/>
             <w:r>
@@ -11006,7 +10239,6 @@
               <w:t>{{</w:t>
             </w:r>
             <w:proofErr w:type="spellStart"/>
-            <w:proofErr w:type="gramStart"/>
             <w:r>
               <w:rPr>
                 <w:rFonts w:ascii="Times New Roman" w:eastAsia="宋体" w:hAnsi="Times New Roman" w:cs="Times New Roman"/>
@@ -11016,19 +10248,7 @@
                 <w:szCs w:val="18"/>
                 <w:lang w:eastAsia="zh-CN"/>
               </w:rPr>
-              <w:t>a.three</w:t>
-            </w:r>
-            <w:proofErr w:type="gramEnd"/>
-            <w:r>
-              <w:rPr>
-                <w:rFonts w:ascii="Times New Roman" w:eastAsia="宋体" w:hAnsi="Times New Roman" w:cs="Times New Roman"/>
-                <w:i/>
-                <w:iCs/>
-                <w:sz w:val="18"/>
-                <w:szCs w:val="18"/>
-                <w:lang w:eastAsia="zh-CN"/>
-              </w:rPr>
-              <w:t>_prime_gene</w:t>
+              <w:t>a.three_prime_gene</w:t>
             </w:r>
             <w:proofErr w:type="spellEnd"/>
             <w:r>
@@ -11115,7 +10335,6 @@
               <w:t>{{</w:t>
             </w:r>
             <w:proofErr w:type="spellStart"/>
-            <w:proofErr w:type="gramStart"/>
             <w:r>
               <w:rPr>
                 <w:rFonts w:ascii="Times New Roman" w:eastAsia="宋体" w:hAnsi="Times New Roman" w:cs="Times New Roman"/>
@@ -11125,19 +10344,7 @@
                 <w:szCs w:val="18"/>
                 <w:lang w:eastAsia="zh-CN"/>
               </w:rPr>
-              <w:t>a.five</w:t>
-            </w:r>
-            <w:proofErr w:type="gramEnd"/>
-            <w:r>
-              <w:rPr>
-                <w:rFonts w:ascii="Times New Roman" w:eastAsia="宋体" w:hAnsi="Times New Roman" w:cs="Times New Roman"/>
-                <w:i/>
-                <w:iCs/>
-                <w:sz w:val="18"/>
-                <w:szCs w:val="18"/>
-                <w:lang w:eastAsia="zh-CN"/>
-              </w:rPr>
-              <w:t>_prime_gene</w:t>
+              <w:t>a.five_prime_gene</w:t>
             </w:r>
             <w:proofErr w:type="spellEnd"/>
             <w:r>
@@ -11237,7 +10444,6 @@
               <w:t>{{</w:t>
             </w:r>
             <w:proofErr w:type="spellStart"/>
-            <w:proofErr w:type="gramStart"/>
             <w:r>
               <w:rPr>
                 <w:rFonts w:ascii="Times New Roman" w:eastAsia="宋体" w:hAnsi="Times New Roman" w:cs="Times New Roman"/>
@@ -11247,19 +10453,7 @@
                 <w:szCs w:val="18"/>
                 <w:lang w:eastAsia="zh-CN"/>
               </w:rPr>
-              <w:t>a.gene</w:t>
-            </w:r>
-            <w:proofErr w:type="gramEnd"/>
-            <w:r>
-              <w:rPr>
-                <w:rFonts w:ascii="Times New Roman" w:eastAsia="宋体" w:hAnsi="Times New Roman" w:cs="Times New Roman"/>
-                <w:i/>
-                <w:iCs/>
-                <w:sz w:val="18"/>
-                <w:szCs w:val="18"/>
-                <w:lang w:eastAsia="zh-CN"/>
-              </w:rPr>
-              <w:t>_symbol</w:t>
+              <w:t>a.gene_symbol</w:t>
             </w:r>
             <w:proofErr w:type="spellEnd"/>
             <w:r>
@@ -11353,17 +10547,7 @@
                 <w:szCs w:val="18"/>
                 <w:lang w:eastAsia="zh-CN"/>
               </w:rPr>
-              <w:t>=</w:t>
-            </w:r>
-            <w:proofErr w:type="gramStart"/>
-            <w:r>
-              <w:rPr>
-                <w:rFonts w:ascii="Times New Roman" w:eastAsia="宋体" w:hAnsi="Times New Roman" w:cs="Times New Roman"/>
-                <w:sz w:val="18"/>
-                <w:szCs w:val="18"/>
-                <w:lang w:eastAsia="zh-CN"/>
-              </w:rPr>
-              <w:t>=”</w:t>
+              <w:t>==”</w:t>
             </w:r>
             <w:proofErr w:type="spellStart"/>
             <w:r>
@@ -11376,7 +10560,6 @@
               <w:t>Snvindel</w:t>
             </w:r>
             <w:proofErr w:type="spellEnd"/>
-            <w:proofErr w:type="gramEnd"/>
             <w:r>
               <w:rPr>
                 <w:rFonts w:ascii="Times New Roman" w:eastAsia="宋体" w:hAnsi="Times New Roman" w:cs="Times New Roman"/>
@@ -11445,27 +10628,7 @@
                 <w:szCs w:val="18"/>
                 <w:lang w:eastAsia="zh-CN"/>
               </w:rPr>
-              <w:t>”,””)}</w:t>
-            </w:r>
-            <w:proofErr w:type="gramStart"/>
-            <w:r>
-              <w:rPr>
-                <w:rFonts w:ascii="Times New Roman" w:eastAsia="宋体" w:hAnsi="Times New Roman" w:cs="Times New Roman"/>
-                <w:sz w:val="18"/>
-                <w:szCs w:val="18"/>
-                <w:lang w:eastAsia="zh-CN"/>
-              </w:rPr>
-              <w:t>}:{</w:t>
-            </w:r>
-            <w:proofErr w:type="gramEnd"/>
-            <w:r>
-              <w:rPr>
-                <w:rFonts w:ascii="Times New Roman" w:eastAsia="宋体" w:hAnsi="Times New Roman" w:cs="Times New Roman"/>
-                <w:sz w:val="18"/>
-                <w:szCs w:val="18"/>
-                <w:lang w:eastAsia="zh-CN"/>
-              </w:rPr>
-              <w:t>{</w:t>
+              <w:t>”,””)}}:{{</w:t>
             </w:r>
             <w:proofErr w:type="spellStart"/>
             <w:r>
@@ -11604,17 +10767,7 @@
                 <w:szCs w:val="18"/>
                 <w:lang w:eastAsia="zh-CN"/>
               </w:rPr>
-              <w:t>=</w:t>
-            </w:r>
-            <w:proofErr w:type="gramStart"/>
-            <w:r>
-              <w:rPr>
-                <w:rFonts w:ascii="Times New Roman" w:eastAsia="宋体" w:hAnsi="Times New Roman" w:cs="Times New Roman"/>
-                <w:sz w:val="18"/>
-                <w:szCs w:val="18"/>
-                <w:lang w:eastAsia="zh-CN"/>
-              </w:rPr>
-              <w:t>=”</w:t>
+              <w:t>==”</w:t>
             </w:r>
             <w:proofErr w:type="spellStart"/>
             <w:r>
@@ -11627,7 +10780,6 @@
               <w:t>Sv</w:t>
             </w:r>
             <w:proofErr w:type="spellEnd"/>
-            <w:proofErr w:type="gramEnd"/>
             <w:r>
               <w:rPr>
                 <w:rFonts w:ascii="Times New Roman" w:eastAsia="宋体" w:hAnsi="Times New Roman" w:cs="Times New Roman"/>
@@ -11661,25 +10813,14 @@
               <w:t xml:space="preserve">{%p if </w:t>
             </w:r>
             <w:proofErr w:type="spellStart"/>
-            <w:proofErr w:type="gramStart"/>
-            <w:r>
-              <w:rPr>
-                <w:rFonts w:ascii="Times New Roman" w:eastAsia="宋体" w:hAnsi="Times New Roman" w:cs="Times New Roman"/>
-                <w:sz w:val="18"/>
-                <w:szCs w:val="18"/>
-                <w:lang w:eastAsia="zh-CN"/>
-              </w:rPr>
-              <w:t>a.five</w:t>
-            </w:r>
-            <w:proofErr w:type="gramEnd"/>
-            <w:r>
-              <w:rPr>
-                <w:rFonts w:ascii="Times New Roman" w:eastAsia="宋体" w:hAnsi="Times New Roman" w:cs="Times New Roman"/>
-                <w:sz w:val="18"/>
-                <w:szCs w:val="18"/>
-                <w:lang w:eastAsia="zh-CN"/>
-              </w:rPr>
-              <w:t>_prime_gene</w:t>
+            <w:r>
+              <w:rPr>
+                <w:rFonts w:ascii="Times New Roman" w:eastAsia="宋体" w:hAnsi="Times New Roman" w:cs="Times New Roman"/>
+                <w:sz w:val="18"/>
+                <w:szCs w:val="18"/>
+                <w:lang w:eastAsia="zh-CN"/>
+              </w:rPr>
+              <w:t>a.five_prime_gene</w:t>
             </w:r>
             <w:proofErr w:type="spellEnd"/>
             <w:r>
@@ -11733,25 +10874,14 @@
               <w:t>{{</w:t>
             </w:r>
             <w:proofErr w:type="spellStart"/>
-            <w:proofErr w:type="gramStart"/>
-            <w:r>
-              <w:rPr>
-                <w:rFonts w:ascii="Times New Roman" w:eastAsia="宋体" w:hAnsi="Times New Roman" w:cs="Times New Roman"/>
-                <w:sz w:val="18"/>
-                <w:szCs w:val="18"/>
-                <w:lang w:eastAsia="zh-CN"/>
-              </w:rPr>
-              <w:t>a.five</w:t>
-            </w:r>
-            <w:proofErr w:type="gramEnd"/>
-            <w:r>
-              <w:rPr>
-                <w:rFonts w:ascii="Times New Roman" w:eastAsia="宋体" w:hAnsi="Times New Roman" w:cs="Times New Roman"/>
-                <w:sz w:val="18"/>
-                <w:szCs w:val="18"/>
-                <w:lang w:eastAsia="zh-CN"/>
-              </w:rPr>
-              <w:t>_prime_transcript</w:t>
+            <w:r>
+              <w:rPr>
+                <w:rFonts w:ascii="Times New Roman" w:eastAsia="宋体" w:hAnsi="Times New Roman" w:cs="Times New Roman"/>
+                <w:sz w:val="18"/>
+                <w:szCs w:val="18"/>
+                <w:lang w:eastAsia="zh-CN"/>
+              </w:rPr>
+              <w:t>a.five_prime_transcript</w:t>
             </w:r>
             <w:proofErr w:type="spellEnd"/>
             <w:r>
@@ -11785,25 +10915,14 @@
               <w:t>{{</w:t>
             </w:r>
             <w:proofErr w:type="spellStart"/>
-            <w:proofErr w:type="gramStart"/>
-            <w:r>
-              <w:rPr>
-                <w:rFonts w:ascii="Times New Roman" w:eastAsia="宋体" w:hAnsi="Times New Roman" w:cs="Times New Roman"/>
-                <w:sz w:val="18"/>
-                <w:szCs w:val="18"/>
-                <w:lang w:eastAsia="zh-CN"/>
-              </w:rPr>
-              <w:t>a.three</w:t>
-            </w:r>
-            <w:proofErr w:type="gramEnd"/>
-            <w:r>
-              <w:rPr>
-                <w:rFonts w:ascii="Times New Roman" w:eastAsia="宋体" w:hAnsi="Times New Roman" w:cs="Times New Roman"/>
-                <w:sz w:val="18"/>
-                <w:szCs w:val="18"/>
-                <w:lang w:eastAsia="zh-CN"/>
-              </w:rPr>
-              <w:t>_prime_transcript</w:t>
+            <w:r>
+              <w:rPr>
+                <w:rFonts w:ascii="Times New Roman" w:eastAsia="宋体" w:hAnsi="Times New Roman" w:cs="Times New Roman"/>
+                <w:sz w:val="18"/>
+                <w:szCs w:val="18"/>
+                <w:lang w:eastAsia="zh-CN"/>
+              </w:rPr>
+              <w:t>a.three_prime_transcript</w:t>
             </w:r>
             <w:proofErr w:type="spellEnd"/>
             <w:r>
@@ -11867,25 +10986,14 @@
               <w:t>{{</w:t>
             </w:r>
             <w:proofErr w:type="spellStart"/>
-            <w:proofErr w:type="gramStart"/>
-            <w:r>
-              <w:rPr>
-                <w:rFonts w:ascii="Times New Roman" w:eastAsia="宋体" w:hAnsi="Times New Roman" w:cs="Times New Roman"/>
-                <w:sz w:val="18"/>
-                <w:szCs w:val="18"/>
-                <w:lang w:eastAsia="zh-CN"/>
-              </w:rPr>
-              <w:t>a.five</w:t>
-            </w:r>
-            <w:proofErr w:type="gramEnd"/>
-            <w:r>
-              <w:rPr>
-                <w:rFonts w:ascii="Times New Roman" w:eastAsia="宋体" w:hAnsi="Times New Roman" w:cs="Times New Roman"/>
-                <w:sz w:val="18"/>
-                <w:szCs w:val="18"/>
-                <w:lang w:eastAsia="zh-CN"/>
-              </w:rPr>
-              <w:t>_prime_transcript</w:t>
+            <w:r>
+              <w:rPr>
+                <w:rFonts w:ascii="Times New Roman" w:eastAsia="宋体" w:hAnsi="Times New Roman" w:cs="Times New Roman"/>
+                <w:sz w:val="18"/>
+                <w:szCs w:val="18"/>
+                <w:lang w:eastAsia="zh-CN"/>
+              </w:rPr>
+              <w:t>a.five_prime_transcript</w:t>
             </w:r>
             <w:proofErr w:type="spellEnd"/>
             <w:r>
@@ -11977,17 +11085,7 @@
                 <w:szCs w:val="18"/>
                 <w:lang w:eastAsia="zh-CN"/>
               </w:rPr>
-              <w:t>=</w:t>
-            </w:r>
-            <w:proofErr w:type="gramStart"/>
-            <w:r>
-              <w:rPr>
-                <w:rFonts w:ascii="Times New Roman" w:eastAsia="宋体" w:hAnsi="Times New Roman" w:cs="Times New Roman"/>
-                <w:sz w:val="18"/>
-                <w:szCs w:val="18"/>
-                <w:lang w:eastAsia="zh-CN"/>
-              </w:rPr>
-              <w:t>=”</w:t>
+              <w:t>==”</w:t>
             </w:r>
             <w:proofErr w:type="spellStart"/>
             <w:r>
@@ -12000,7 +11098,6 @@
               <w:t>Snvindel</w:t>
             </w:r>
             <w:proofErr w:type="spellEnd"/>
-            <w:proofErr w:type="gramEnd"/>
             <w:r>
               <w:rPr>
                 <w:rFonts w:ascii="Times New Roman" w:eastAsia="宋体" w:hAnsi="Times New Roman" w:cs="Times New Roman"/>
@@ -12032,25 +11129,14 @@
               <w:t>{{</w:t>
             </w:r>
             <w:proofErr w:type="spellStart"/>
-            <w:proofErr w:type="gramStart"/>
-            <w:r>
-              <w:rPr>
-                <w:rFonts w:ascii="Times New Roman" w:eastAsia="宋体" w:hAnsi="Times New Roman" w:cs="Times New Roman"/>
-                <w:sz w:val="18"/>
-                <w:szCs w:val="18"/>
-                <w:lang w:eastAsia="zh-CN"/>
-              </w:rPr>
-              <w:t>a.transcript</w:t>
-            </w:r>
-            <w:proofErr w:type="gramEnd"/>
-            <w:r>
-              <w:rPr>
-                <w:rFonts w:ascii="Times New Roman" w:eastAsia="宋体" w:hAnsi="Times New Roman" w:cs="Times New Roman"/>
-                <w:sz w:val="18"/>
-                <w:szCs w:val="18"/>
-                <w:lang w:eastAsia="zh-CN"/>
-              </w:rPr>
-              <w:t>_primary</w:t>
+            <w:r>
+              <w:rPr>
+                <w:rFonts w:ascii="Times New Roman" w:eastAsia="宋体" w:hAnsi="Times New Roman" w:cs="Times New Roman"/>
+                <w:sz w:val="18"/>
+                <w:szCs w:val="18"/>
+                <w:lang w:eastAsia="zh-CN"/>
+              </w:rPr>
+              <w:t>a.transcript_primary</w:t>
             </w:r>
             <w:proofErr w:type="spellEnd"/>
             <w:r>
@@ -12179,17 +11265,7 @@
                 <w:szCs w:val="18"/>
                 <w:lang w:eastAsia="zh-CN"/>
               </w:rPr>
-              <w:t>=</w:t>
-            </w:r>
-            <w:proofErr w:type="gramStart"/>
-            <w:r>
-              <w:rPr>
-                <w:rFonts w:ascii="Times New Roman" w:eastAsia="宋体" w:hAnsi="Times New Roman" w:cs="Times New Roman"/>
-                <w:sz w:val="18"/>
-                <w:szCs w:val="18"/>
-                <w:lang w:eastAsia="zh-CN"/>
-              </w:rPr>
-              <w:t>=”</w:t>
+              <w:t>==”</w:t>
             </w:r>
             <w:proofErr w:type="spellStart"/>
             <w:r>
@@ -12202,7 +11278,6 @@
               <w:t>Snvindel</w:t>
             </w:r>
             <w:proofErr w:type="spellEnd"/>
-            <w:proofErr w:type="gramEnd"/>
             <w:r>
               <w:rPr>
                 <w:rFonts w:ascii="Times New Roman" w:eastAsia="宋体" w:hAnsi="Times New Roman" w:cs="Times New Roman"/>
@@ -12234,25 +11309,14 @@
               <w:t>{{</w:t>
             </w:r>
             <w:proofErr w:type="spellStart"/>
-            <w:proofErr w:type="gramStart"/>
-            <w:r>
-              <w:rPr>
-                <w:rFonts w:ascii="Times New Roman" w:eastAsia="宋体" w:hAnsi="Times New Roman" w:cs="Times New Roman"/>
-                <w:sz w:val="18"/>
-                <w:szCs w:val="18"/>
-                <w:lang w:eastAsia="zh-CN"/>
-              </w:rPr>
-              <w:t>a.gene</w:t>
-            </w:r>
-            <w:proofErr w:type="gramEnd"/>
-            <w:r>
-              <w:rPr>
-                <w:rFonts w:ascii="Times New Roman" w:eastAsia="宋体" w:hAnsi="Times New Roman" w:cs="Times New Roman"/>
-                <w:sz w:val="18"/>
-                <w:szCs w:val="18"/>
-                <w:lang w:eastAsia="zh-CN"/>
-              </w:rPr>
-              <w:t>_region</w:t>
+            <w:r>
+              <w:rPr>
+                <w:rFonts w:ascii="Times New Roman" w:eastAsia="宋体" w:hAnsi="Times New Roman" w:cs="Times New Roman"/>
+                <w:sz w:val="18"/>
+                <w:szCs w:val="18"/>
+                <w:lang w:eastAsia="zh-CN"/>
+              </w:rPr>
+              <w:t>a.gene_region</w:t>
             </w:r>
             <w:proofErr w:type="spellEnd"/>
             <w:r>
@@ -12323,17 +11387,7 @@
                 <w:szCs w:val="18"/>
                 <w:lang w:eastAsia="zh-CN"/>
               </w:rPr>
-              <w:t>=</w:t>
-            </w:r>
-            <w:proofErr w:type="gramStart"/>
-            <w:r>
-              <w:rPr>
-                <w:rFonts w:ascii="Times New Roman" w:eastAsia="宋体" w:hAnsi="Times New Roman" w:cs="Times New Roman"/>
-                <w:sz w:val="18"/>
-                <w:szCs w:val="18"/>
-                <w:lang w:eastAsia="zh-CN"/>
-              </w:rPr>
-              <w:t>=”</w:t>
+              <w:t>==”</w:t>
             </w:r>
             <w:proofErr w:type="spellStart"/>
             <w:r>
@@ -12346,7 +11400,6 @@
               <w:t>Sv</w:t>
             </w:r>
             <w:proofErr w:type="spellEnd"/>
-            <w:proofErr w:type="gramEnd"/>
             <w:r>
               <w:rPr>
                 <w:rFonts w:ascii="Times New Roman" w:eastAsia="宋体" w:hAnsi="Times New Roman" w:cs="Times New Roman"/>
@@ -12378,25 +11431,14 @@
               <w:t>{{</w:t>
             </w:r>
             <w:proofErr w:type="spellStart"/>
-            <w:proofErr w:type="gramStart"/>
-            <w:r>
-              <w:rPr>
-                <w:rFonts w:ascii="Times New Roman" w:eastAsia="宋体" w:hAnsi="Times New Roman" w:cs="Times New Roman"/>
-                <w:sz w:val="18"/>
-                <w:szCs w:val="18"/>
-                <w:lang w:eastAsia="zh-CN"/>
-              </w:rPr>
-              <w:t>a.five</w:t>
-            </w:r>
-            <w:proofErr w:type="gramEnd"/>
-            <w:r>
-              <w:rPr>
-                <w:rFonts w:ascii="Times New Roman" w:eastAsia="宋体" w:hAnsi="Times New Roman" w:cs="Times New Roman"/>
-                <w:sz w:val="18"/>
-                <w:szCs w:val="18"/>
-                <w:lang w:eastAsia="zh-CN"/>
-              </w:rPr>
-              <w:t>_prime_cds</w:t>
+            <w:r>
+              <w:rPr>
+                <w:rFonts w:ascii="Times New Roman" w:eastAsia="宋体" w:hAnsi="Times New Roman" w:cs="Times New Roman"/>
+                <w:sz w:val="18"/>
+                <w:szCs w:val="18"/>
+                <w:lang w:eastAsia="zh-CN"/>
+              </w:rPr>
+              <w:t>a.five_prime_cds</w:t>
             </w:r>
             <w:proofErr w:type="spellEnd"/>
             <w:r>
@@ -12439,25 +11481,14 @@
               <w:t>{</w:t>
             </w:r>
             <w:proofErr w:type="spellStart"/>
-            <w:proofErr w:type="gramStart"/>
-            <w:r>
-              <w:rPr>
-                <w:rFonts w:ascii="Times New Roman" w:eastAsia="宋体" w:hAnsi="Times New Roman" w:cs="Times New Roman"/>
-                <w:sz w:val="18"/>
-                <w:szCs w:val="18"/>
-                <w:lang w:eastAsia="zh-CN"/>
-              </w:rPr>
-              <w:t>a.three</w:t>
-            </w:r>
-            <w:proofErr w:type="gramEnd"/>
-            <w:r>
-              <w:rPr>
-                <w:rFonts w:ascii="Times New Roman" w:eastAsia="宋体" w:hAnsi="Times New Roman" w:cs="Times New Roman"/>
-                <w:sz w:val="18"/>
-                <w:szCs w:val="18"/>
-                <w:lang w:eastAsia="zh-CN"/>
-              </w:rPr>
-              <w:t>_prime_cds</w:t>
+            <w:r>
+              <w:rPr>
+                <w:rFonts w:ascii="Times New Roman" w:eastAsia="宋体" w:hAnsi="Times New Roman" w:cs="Times New Roman"/>
+                <w:sz w:val="18"/>
+                <w:szCs w:val="18"/>
+                <w:lang w:eastAsia="zh-CN"/>
+              </w:rPr>
+              <w:t>a.three_prime_cds</w:t>
             </w:r>
             <w:proofErr w:type="spellEnd"/>
             <w:r>
@@ -12589,9 +11620,9 @@
                 <w:highlight w:val="yellow"/>
                 <w:lang w:eastAsia="zh-CN"/>
               </w:rPr>
-              <w:t>=</w:t>
-            </w:r>
-            <w:proofErr w:type="gramStart"/>
+              <w:t>==”</w:t>
+            </w:r>
+            <w:proofErr w:type="spellStart"/>
             <w:r>
               <w:rPr>
                 <w:rFonts w:ascii="Times New Roman" w:eastAsia="宋体" w:hAnsi="Times New Roman" w:cs="Times New Roman"/>
@@ -12600,9 +11631,9 @@
                 <w:highlight w:val="yellow"/>
                 <w:lang w:eastAsia="zh-CN"/>
               </w:rPr>
-              <w:t>=”</w:t>
-            </w:r>
-            <w:proofErr w:type="spellStart"/>
+              <w:t>Snvindel</w:t>
+            </w:r>
+            <w:proofErr w:type="spellEnd"/>
             <w:r>
               <w:rPr>
                 <w:rFonts w:ascii="Times New Roman" w:eastAsia="宋体" w:hAnsi="Times New Roman" w:cs="Times New Roman"/>
@@ -12611,18 +11642,6 @@
                 <w:highlight w:val="yellow"/>
                 <w:lang w:eastAsia="zh-CN"/>
               </w:rPr>
-              <w:t>Snvindel</w:t>
-            </w:r>
-            <w:proofErr w:type="spellEnd"/>
-            <w:proofErr w:type="gramEnd"/>
-            <w:r>
-              <w:rPr>
-                <w:rFonts w:ascii="Times New Roman" w:eastAsia="宋体" w:hAnsi="Times New Roman" w:cs="Times New Roman"/>
-                <w:sz w:val="18"/>
-                <w:szCs w:val="18"/>
-                <w:highlight w:val="yellow"/>
-                <w:lang w:eastAsia="zh-CN"/>
-              </w:rPr>
               <w:t>”%}</w:t>
             </w:r>
           </w:p>
@@ -12647,25 +11666,14 @@
               <w:t>{{</w:t>
             </w:r>
             <w:proofErr w:type="spellStart"/>
-            <w:proofErr w:type="gramStart"/>
-            <w:r>
-              <w:rPr>
-                <w:rFonts w:ascii="Times New Roman" w:eastAsia="宋体" w:hAnsi="Times New Roman" w:cs="Times New Roman"/>
-                <w:sz w:val="18"/>
-                <w:szCs w:val="18"/>
-                <w:lang w:eastAsia="zh-CN"/>
-              </w:rPr>
-              <w:t>a.hgvs</w:t>
-            </w:r>
-            <w:proofErr w:type="gramEnd"/>
-            <w:r>
-              <w:rPr>
-                <w:rFonts w:ascii="Times New Roman" w:eastAsia="宋体" w:hAnsi="Times New Roman" w:cs="Times New Roman"/>
-                <w:sz w:val="18"/>
-                <w:szCs w:val="18"/>
-                <w:lang w:eastAsia="zh-CN"/>
-              </w:rPr>
-              <w:t>_c</w:t>
+            <w:r>
+              <w:rPr>
+                <w:rFonts w:ascii="Times New Roman" w:eastAsia="宋体" w:hAnsi="Times New Roman" w:cs="Times New Roman"/>
+                <w:sz w:val="18"/>
+                <w:szCs w:val="18"/>
+                <w:lang w:eastAsia="zh-CN"/>
+              </w:rPr>
+              <w:t>a.hgvs_c</w:t>
             </w:r>
             <w:proofErr w:type="spellEnd"/>
             <w:r>
@@ -12699,25 +11707,14 @@
               <w:t xml:space="preserve">{%p if </w:t>
             </w:r>
             <w:proofErr w:type="spellStart"/>
-            <w:proofErr w:type="gramStart"/>
-            <w:r>
-              <w:rPr>
-                <w:rFonts w:ascii="Times New Roman" w:eastAsia="宋体" w:hAnsi="Times New Roman" w:cs="Times New Roman"/>
-                <w:sz w:val="18"/>
-                <w:szCs w:val="18"/>
-                <w:lang w:eastAsia="zh-CN"/>
-              </w:rPr>
-              <w:t>a.judge</w:t>
-            </w:r>
-            <w:proofErr w:type="gramEnd"/>
-            <w:r>
-              <w:rPr>
-                <w:rFonts w:ascii="Times New Roman" w:eastAsia="宋体" w:hAnsi="Times New Roman" w:cs="Times New Roman"/>
-                <w:sz w:val="18"/>
-                <w:szCs w:val="18"/>
-                <w:lang w:eastAsia="zh-CN"/>
-              </w:rPr>
-              <w:t>_mergeMET</w:t>
+            <w:r>
+              <w:rPr>
+                <w:rFonts w:ascii="Times New Roman" w:eastAsia="宋体" w:hAnsi="Times New Roman" w:cs="Times New Roman"/>
+                <w:sz w:val="18"/>
+                <w:szCs w:val="18"/>
+                <w:lang w:eastAsia="zh-CN"/>
+              </w:rPr>
+              <w:t>a.judge_mergeMET</w:t>
             </w:r>
             <w:proofErr w:type="spellEnd"/>
             <w:r>
@@ -12924,17 +11921,7 @@
                 <w:szCs w:val="18"/>
                 <w:lang w:eastAsia="zh-CN"/>
               </w:rPr>
-              <w:t>=</w:t>
-            </w:r>
-            <w:proofErr w:type="gramStart"/>
-            <w:r>
-              <w:rPr>
-                <w:rFonts w:ascii="Times New Roman" w:eastAsia="宋体" w:hAnsi="Times New Roman" w:cs="Times New Roman"/>
-                <w:sz w:val="18"/>
-                <w:szCs w:val="18"/>
-                <w:lang w:eastAsia="zh-CN"/>
-              </w:rPr>
-              <w:t>=”</w:t>
+              <w:t>==”</w:t>
             </w:r>
             <w:proofErr w:type="spellStart"/>
             <w:r>
@@ -12947,7 +11934,6 @@
               <w:t>Snvindel</w:t>
             </w:r>
             <w:proofErr w:type="spellEnd"/>
-            <w:proofErr w:type="gramEnd"/>
             <w:r>
               <w:rPr>
                 <w:rFonts w:ascii="Times New Roman" w:eastAsia="宋体" w:hAnsi="Times New Roman" w:cs="Times New Roman"/>
@@ -12979,25 +11965,14 @@
               <w:t xml:space="preserve">{%if </w:t>
             </w:r>
             <w:proofErr w:type="spellStart"/>
-            <w:proofErr w:type="gramStart"/>
-            <w:r>
-              <w:rPr>
-                <w:rFonts w:ascii="Times New Roman" w:eastAsia="宋体" w:hAnsi="Times New Roman" w:cs="Times New Roman"/>
-                <w:sz w:val="18"/>
-                <w:szCs w:val="18"/>
-                <w:lang w:eastAsia="zh-CN"/>
-              </w:rPr>
-              <w:t>a.hgvs</w:t>
-            </w:r>
-            <w:proofErr w:type="gramEnd"/>
-            <w:r>
-              <w:rPr>
-                <w:rFonts w:ascii="Times New Roman" w:eastAsia="宋体" w:hAnsi="Times New Roman" w:cs="Times New Roman"/>
-                <w:sz w:val="18"/>
-                <w:szCs w:val="18"/>
-                <w:lang w:eastAsia="zh-CN"/>
-              </w:rPr>
-              <w:t>_p</w:t>
+            <w:r>
+              <w:rPr>
+                <w:rFonts w:ascii="Times New Roman" w:eastAsia="宋体" w:hAnsi="Times New Roman" w:cs="Times New Roman"/>
+                <w:sz w:val="18"/>
+                <w:szCs w:val="18"/>
+                <w:lang w:eastAsia="zh-CN"/>
+              </w:rPr>
+              <w:t>a.hgvs_p</w:t>
             </w:r>
             <w:proofErr w:type="spellEnd"/>
             <w:r>
@@ -13146,17 +12121,7 @@
                 <w:szCs w:val="18"/>
                 <w:lang w:eastAsia="zh-CN"/>
               </w:rPr>
-              <w:t>=</w:t>
-            </w:r>
-            <w:proofErr w:type="gramStart"/>
-            <w:r>
-              <w:rPr>
-                <w:rFonts w:ascii="Times New Roman" w:eastAsia="宋体" w:hAnsi="Times New Roman" w:cs="Times New Roman"/>
-                <w:sz w:val="18"/>
-                <w:szCs w:val="18"/>
-                <w:lang w:eastAsia="zh-CN"/>
-              </w:rPr>
-              <w:t>=”</w:t>
+              <w:t>==”</w:t>
             </w:r>
             <w:proofErr w:type="spellStart"/>
             <w:r>
@@ -13169,7 +12134,6 @@
               <w:t>Snvindel</w:t>
             </w:r>
             <w:proofErr w:type="spellEnd"/>
-            <w:proofErr w:type="gramEnd"/>
             <w:r>
               <w:rPr>
                 <w:rFonts w:ascii="Times New Roman" w:eastAsia="宋体" w:hAnsi="Times New Roman" w:cs="Times New Roman"/>
@@ -13201,25 +12165,14 @@
               <w:t xml:space="preserve">{%if </w:t>
             </w:r>
             <w:proofErr w:type="spellStart"/>
-            <w:proofErr w:type="gramStart"/>
-            <w:r>
-              <w:rPr>
-                <w:rFonts w:ascii="Times New Roman" w:eastAsia="宋体" w:hAnsi="Times New Roman" w:cs="Times New Roman"/>
-                <w:sz w:val="18"/>
-                <w:szCs w:val="18"/>
-                <w:lang w:eastAsia="zh-CN"/>
-              </w:rPr>
-              <w:t>a.type</w:t>
-            </w:r>
-            <w:proofErr w:type="gramEnd"/>
-            <w:r>
-              <w:rPr>
-                <w:rFonts w:ascii="Times New Roman" w:eastAsia="宋体" w:hAnsi="Times New Roman" w:cs="Times New Roman"/>
-                <w:sz w:val="18"/>
-                <w:szCs w:val="18"/>
-                <w:lang w:eastAsia="zh-CN"/>
-              </w:rPr>
-              <w:t>_cn</w:t>
+            <w:r>
+              <w:rPr>
+                <w:rFonts w:ascii="Times New Roman" w:eastAsia="宋体" w:hAnsi="Times New Roman" w:cs="Times New Roman"/>
+                <w:sz w:val="18"/>
+                <w:szCs w:val="18"/>
+                <w:lang w:eastAsia="zh-CN"/>
+              </w:rPr>
+              <w:t>a.type_cn</w:t>
             </w:r>
             <w:proofErr w:type="spellEnd"/>
             <w:r>
@@ -13447,17 +12400,7 @@
                 <w:szCs w:val="18"/>
                 <w:lang w:eastAsia="zh-CN"/>
               </w:rPr>
-              <w:t>=</w:t>
-            </w:r>
-            <w:proofErr w:type="gramStart"/>
-            <w:r>
-              <w:rPr>
-                <w:rFonts w:ascii="Times New Roman" w:eastAsia="宋体" w:hAnsi="Times New Roman" w:cs="Times New Roman"/>
-                <w:sz w:val="18"/>
-                <w:szCs w:val="18"/>
-                <w:lang w:eastAsia="zh-CN"/>
-              </w:rPr>
-              <w:t>=”</w:t>
+              <w:t>==”</w:t>
             </w:r>
             <w:proofErr w:type="spellStart"/>
             <w:r>
@@ -13470,7 +12413,6 @@
               <w:t>Cnv</w:t>
             </w:r>
             <w:proofErr w:type="spellEnd"/>
-            <w:proofErr w:type="gramEnd"/>
             <w:r>
               <w:rPr>
                 <w:rFonts w:ascii="Times New Roman" w:eastAsia="宋体" w:hAnsi="Times New Roman" w:cs="Times New Roman"/>
@@ -13569,17 +12511,7 @@
                 <w:szCs w:val="18"/>
                 <w:lang w:eastAsia="zh-CN"/>
               </w:rPr>
-              <w:t>=</w:t>
-            </w:r>
-            <w:proofErr w:type="gramStart"/>
-            <w:r>
-              <w:rPr>
-                <w:rFonts w:ascii="Times New Roman" w:eastAsia="宋体" w:hAnsi="Times New Roman" w:cs="Times New Roman"/>
-                <w:sz w:val="18"/>
-                <w:szCs w:val="18"/>
-                <w:lang w:eastAsia="zh-CN"/>
-              </w:rPr>
-              <w:t>=”</w:t>
+              <w:t>==”</w:t>
             </w:r>
             <w:proofErr w:type="spellStart"/>
             <w:r>
@@ -13592,7 +12524,6 @@
               <w:t>Sv</w:t>
             </w:r>
             <w:proofErr w:type="spellEnd"/>
-            <w:proofErr w:type="gramEnd"/>
             <w:r>
               <w:rPr>
                 <w:rFonts w:ascii="Times New Roman" w:eastAsia="宋体" w:hAnsi="Times New Roman" w:cs="Times New Roman"/>
@@ -13650,47 +12581,7 @@
                 <w:szCs w:val="18"/>
                 <w:lang w:eastAsia="zh-CN"/>
               </w:rPr>
-              <w:t xml:space="preserve"> ==</w:t>
-            </w:r>
-            <w:proofErr w:type="gramStart"/>
-            <w:r>
-              <w:rPr>
-                <w:rFonts w:ascii="Times New Roman" w:eastAsia="宋体" w:hAnsi="Times New Roman" w:cs="Times New Roman"/>
-                <w:sz w:val="18"/>
-                <w:szCs w:val="18"/>
-                <w:lang w:eastAsia="zh-CN"/>
-              </w:rPr>
-              <w:t>”</w:t>
-            </w:r>
-            <w:proofErr w:type="gramEnd"/>
-            <w:r>
-              <w:rPr>
-                <w:rFonts w:ascii="Times New Roman" w:eastAsia="宋体" w:hAnsi="Times New Roman" w:cs="Times New Roman"/>
-                <w:sz w:val="18"/>
-                <w:szCs w:val="18"/>
-                <w:lang w:eastAsia="zh-CN"/>
-              </w:rPr>
-              <w:t>MET</w:t>
-            </w:r>
-            <w:proofErr w:type="gramStart"/>
-            <w:r>
-              <w:rPr>
-                <w:rFonts w:ascii="Times New Roman" w:eastAsia="宋体" w:hAnsi="Times New Roman" w:cs="Times New Roman"/>
-                <w:sz w:val="18"/>
-                <w:szCs w:val="18"/>
-                <w:lang w:eastAsia="zh-CN"/>
-              </w:rPr>
-              <w:t>”</w:t>
-            </w:r>
-            <w:proofErr w:type="gramEnd"/>
-            <w:r>
-              <w:rPr>
-                <w:rFonts w:ascii="Times New Roman" w:eastAsia="宋体" w:hAnsi="Times New Roman" w:cs="Times New Roman"/>
-                <w:sz w:val="18"/>
-                <w:szCs w:val="18"/>
-                <w:lang w:eastAsia="zh-CN"/>
-              </w:rPr>
-              <w:t xml:space="preserve"> and </w:t>
+              <w:t xml:space="preserve"> ==”MET” and </w:t>
             </w:r>
             <w:proofErr w:type="spellStart"/>
             <w:r>
@@ -13710,47 +12601,7 @@
                 <w:szCs w:val="18"/>
                 <w:lang w:eastAsia="zh-CN"/>
               </w:rPr>
-              <w:t xml:space="preserve"> ==</w:t>
-            </w:r>
-            <w:proofErr w:type="gramStart"/>
-            <w:r>
-              <w:rPr>
-                <w:rFonts w:ascii="Times New Roman" w:eastAsia="宋体" w:hAnsi="Times New Roman" w:cs="Times New Roman"/>
-                <w:sz w:val="18"/>
-                <w:szCs w:val="18"/>
-                <w:lang w:eastAsia="zh-CN"/>
-              </w:rPr>
-              <w:t>”</w:t>
-            </w:r>
-            <w:proofErr w:type="gramEnd"/>
-            <w:r>
-              <w:rPr>
-                <w:rFonts w:ascii="Times New Roman" w:eastAsia="宋体" w:hAnsi="Times New Roman" w:cs="Times New Roman"/>
-                <w:sz w:val="18"/>
-                <w:szCs w:val="18"/>
-                <w:lang w:eastAsia="zh-CN"/>
-              </w:rPr>
-              <w:t>MET</w:t>
-            </w:r>
-            <w:proofErr w:type="gramStart"/>
-            <w:r>
-              <w:rPr>
-                <w:rFonts w:ascii="Times New Roman" w:eastAsia="宋体" w:hAnsi="Times New Roman" w:cs="Times New Roman"/>
-                <w:sz w:val="18"/>
-                <w:szCs w:val="18"/>
-                <w:lang w:eastAsia="zh-CN"/>
-              </w:rPr>
-              <w:t>”</w:t>
-            </w:r>
-            <w:proofErr w:type="gramEnd"/>
-            <w:r>
-              <w:rPr>
-                <w:rFonts w:ascii="Times New Roman" w:eastAsia="宋体" w:hAnsi="Times New Roman" w:cs="Times New Roman"/>
-                <w:sz w:val="18"/>
-                <w:szCs w:val="18"/>
-                <w:lang w:eastAsia="zh-CN"/>
-              </w:rPr>
-              <w:t>%}MET exon14 skipping{%else</w:t>
+              <w:t xml:space="preserve"> ==”MET”%}MET exon14 skipping{%else</w:t>
             </w:r>
             <w:r>
               <w:rPr>
@@ -13865,17 +12716,7 @@
                 <w:szCs w:val="18"/>
                 <w:lang w:eastAsia="zh-CN"/>
               </w:rPr>
-              <w:t>=</w:t>
-            </w:r>
-            <w:proofErr w:type="gramStart"/>
-            <w:r>
-              <w:rPr>
-                <w:rFonts w:ascii="Times New Roman" w:eastAsia="宋体" w:hAnsi="Times New Roman" w:cs="Times New Roman"/>
-                <w:sz w:val="18"/>
-                <w:szCs w:val="18"/>
-                <w:lang w:eastAsia="zh-CN"/>
-              </w:rPr>
-              <w:t>=”</w:t>
+              <w:t>==”</w:t>
             </w:r>
             <w:proofErr w:type="spellStart"/>
             <w:r>
@@ -13888,7 +12729,6 @@
               <w:t>Snvindel</w:t>
             </w:r>
             <w:proofErr w:type="spellEnd"/>
-            <w:proofErr w:type="gramEnd"/>
             <w:r>
               <w:rPr>
                 <w:rFonts w:ascii="Times New Roman" w:eastAsia="宋体" w:hAnsi="Times New Roman" w:cs="Times New Roman"/>
@@ -13920,7 +12760,6 @@
               <w:t xml:space="preserve">{%if </w:t>
             </w:r>
             <w:proofErr w:type="spellStart"/>
-            <w:proofErr w:type="gramStart"/>
             <w:r>
               <w:rPr>
                 <w:rFonts w:ascii="Times New Roman" w:eastAsia="宋体" w:hAnsi="Times New Roman" w:cs="Times New Roman"/>
@@ -13931,7 +12770,6 @@
               <w:t>a.depth</w:t>
             </w:r>
             <w:proofErr w:type="spellEnd"/>
-            <w:proofErr w:type="gramEnd"/>
             <w:r>
               <w:rPr>
                 <w:rFonts w:ascii="Times New Roman" w:eastAsia="宋体" w:hAnsi="Times New Roman" w:cs="Times New Roman"/>
@@ -14096,17 +12934,7 @@
                 <w:szCs w:val="18"/>
                 <w:lang w:eastAsia="zh-CN"/>
               </w:rPr>
-              <w:t>=</w:t>
-            </w:r>
-            <w:proofErr w:type="gramStart"/>
-            <w:r>
-              <w:rPr>
-                <w:rFonts w:ascii="Times New Roman" w:eastAsia="宋体" w:hAnsi="Times New Roman" w:cs="Times New Roman"/>
-                <w:sz w:val="18"/>
-                <w:szCs w:val="18"/>
-                <w:lang w:eastAsia="zh-CN"/>
-              </w:rPr>
-              <w:t>=”</w:t>
+              <w:t>==”</w:t>
             </w:r>
             <w:proofErr w:type="spellStart"/>
             <w:r>
@@ -14119,7 +12947,6 @@
               <w:t>Snvindel</w:t>
             </w:r>
             <w:proofErr w:type="spellEnd"/>
-            <w:proofErr w:type="gramEnd"/>
             <w:r>
               <w:rPr>
                 <w:rFonts w:ascii="Times New Roman" w:eastAsia="宋体" w:hAnsi="Times New Roman" w:cs="Times New Roman"/>
@@ -14151,25 +12978,14 @@
               <w:t>{{</w:t>
             </w:r>
             <w:proofErr w:type="spellStart"/>
-            <w:proofErr w:type="gramStart"/>
-            <w:r>
-              <w:rPr>
-                <w:rFonts w:ascii="Times New Roman" w:eastAsia="宋体" w:hAnsi="Times New Roman" w:cs="Times New Roman"/>
-                <w:sz w:val="18"/>
-                <w:szCs w:val="18"/>
-                <w:lang w:eastAsia="zh-CN"/>
-              </w:rPr>
-              <w:t>a.freq</w:t>
-            </w:r>
-            <w:proofErr w:type="gramEnd"/>
-            <w:r>
-              <w:rPr>
-                <w:rFonts w:ascii="Times New Roman" w:eastAsia="宋体" w:hAnsi="Times New Roman" w:cs="Times New Roman"/>
-                <w:sz w:val="18"/>
-                <w:szCs w:val="18"/>
-                <w:lang w:eastAsia="zh-CN"/>
-              </w:rPr>
-              <w:t>_str</w:t>
+            <w:r>
+              <w:rPr>
+                <w:rFonts w:ascii="Times New Roman" w:eastAsia="宋体" w:hAnsi="Times New Roman" w:cs="Times New Roman"/>
+                <w:sz w:val="18"/>
+                <w:szCs w:val="18"/>
+                <w:lang w:eastAsia="zh-CN"/>
+              </w:rPr>
+              <w:t>a.freq_str</w:t>
             </w:r>
             <w:proofErr w:type="spellEnd"/>
             <w:r>
@@ -14203,25 +13019,14 @@
               <w:t xml:space="preserve">{%p if </w:t>
             </w:r>
             <w:proofErr w:type="spellStart"/>
-            <w:proofErr w:type="gramStart"/>
-            <w:r>
-              <w:rPr>
-                <w:rFonts w:ascii="Times New Roman" w:eastAsia="宋体" w:hAnsi="Times New Roman" w:cs="Times New Roman"/>
-                <w:sz w:val="18"/>
-                <w:szCs w:val="18"/>
-                <w:lang w:eastAsia="zh-CN"/>
-              </w:rPr>
-              <w:t>a.judge</w:t>
-            </w:r>
-            <w:proofErr w:type="gramEnd"/>
-            <w:r>
-              <w:rPr>
-                <w:rFonts w:ascii="Times New Roman" w:eastAsia="宋体" w:hAnsi="Times New Roman" w:cs="Times New Roman"/>
-                <w:sz w:val="18"/>
-                <w:szCs w:val="18"/>
-                <w:lang w:eastAsia="zh-CN"/>
-              </w:rPr>
-              <w:t>_mergeMET</w:t>
+            <w:r>
+              <w:rPr>
+                <w:rFonts w:ascii="Times New Roman" w:eastAsia="宋体" w:hAnsi="Times New Roman" w:cs="Times New Roman"/>
+                <w:sz w:val="18"/>
+                <w:szCs w:val="18"/>
+                <w:lang w:eastAsia="zh-CN"/>
+              </w:rPr>
+              <w:t>a.judge_mergeMET</w:t>
             </w:r>
             <w:proofErr w:type="spellEnd"/>
             <w:r>
@@ -14352,17 +13157,7 @@
                 <w:szCs w:val="18"/>
                 <w:lang w:eastAsia="zh-CN"/>
               </w:rPr>
-              <w:t>=</w:t>
-            </w:r>
-            <w:proofErr w:type="gramStart"/>
-            <w:r>
-              <w:rPr>
-                <w:rFonts w:ascii="Times New Roman" w:eastAsia="宋体" w:hAnsi="Times New Roman" w:cs="Times New Roman"/>
-                <w:sz w:val="18"/>
-                <w:szCs w:val="18"/>
-                <w:lang w:eastAsia="zh-CN"/>
-              </w:rPr>
-              <w:t>=”</w:t>
+              <w:t>==”</w:t>
             </w:r>
             <w:proofErr w:type="spellStart"/>
             <w:r>
@@ -14375,7 +13170,6 @@
               <w:t>Cnv</w:t>
             </w:r>
             <w:proofErr w:type="spellEnd"/>
-            <w:proofErr w:type="gramEnd"/>
             <w:r>
               <w:rPr>
                 <w:rFonts w:ascii="Times New Roman" w:eastAsia="宋体" w:hAnsi="Times New Roman" w:cs="Times New Roman"/>
@@ -14485,17 +13279,7 @@
                 <w:szCs w:val="18"/>
                 <w:lang w:eastAsia="zh-CN"/>
               </w:rPr>
-              <w:t>=</w:t>
-            </w:r>
-            <w:proofErr w:type="gramStart"/>
-            <w:r>
-              <w:rPr>
-                <w:rFonts w:ascii="Times New Roman" w:eastAsia="宋体" w:hAnsi="Times New Roman" w:cs="Times New Roman"/>
-                <w:sz w:val="18"/>
-                <w:szCs w:val="18"/>
-                <w:lang w:eastAsia="zh-CN"/>
-              </w:rPr>
-              <w:t>=”</w:t>
+              <w:t>==”</w:t>
             </w:r>
             <w:proofErr w:type="spellStart"/>
             <w:r>
@@ -14508,7 +13292,6 @@
               <w:t>Sv</w:t>
             </w:r>
             <w:proofErr w:type="spellEnd"/>
-            <w:proofErr w:type="gramEnd"/>
             <w:r>
               <w:rPr>
                 <w:rFonts w:ascii="Times New Roman" w:eastAsia="宋体" w:hAnsi="Times New Roman" w:cs="Times New Roman"/>
@@ -14540,25 +13323,14 @@
               <w:t>{{</w:t>
             </w:r>
             <w:proofErr w:type="spellStart"/>
-            <w:proofErr w:type="gramStart"/>
-            <w:r>
-              <w:rPr>
-                <w:rFonts w:ascii="Times New Roman" w:eastAsia="宋体" w:hAnsi="Times New Roman" w:cs="Times New Roman"/>
-                <w:sz w:val="18"/>
-                <w:szCs w:val="18"/>
-                <w:lang w:eastAsia="zh-CN"/>
-              </w:rPr>
-              <w:t>a.freq</w:t>
-            </w:r>
-            <w:proofErr w:type="gramEnd"/>
-            <w:r>
-              <w:rPr>
-                <w:rFonts w:ascii="Times New Roman" w:eastAsia="宋体" w:hAnsi="Times New Roman" w:cs="Times New Roman"/>
-                <w:sz w:val="18"/>
-                <w:szCs w:val="18"/>
-                <w:lang w:eastAsia="zh-CN"/>
-              </w:rPr>
-              <w:t>_str</w:t>
+            <w:r>
+              <w:rPr>
+                <w:rFonts w:ascii="Times New Roman" w:eastAsia="宋体" w:hAnsi="Times New Roman" w:cs="Times New Roman"/>
+                <w:sz w:val="18"/>
+                <w:szCs w:val="18"/>
+                <w:lang w:eastAsia="zh-CN"/>
+              </w:rPr>
+              <w:t>a.freq_str</w:t>
             </w:r>
             <w:proofErr w:type="spellEnd"/>
             <w:r>
@@ -15669,27 +14441,7 @@
                 <w:szCs w:val="18"/>
                 <w:lang w:eastAsia="zh-CN"/>
               </w:rPr>
-              <w:t>var.var_</w:t>
-            </w:r>
-            <w:proofErr w:type="gramStart"/>
-            <w:r>
-              <w:rPr>
-                <w:rFonts w:ascii="Times New Roman" w:eastAsia="宋体" w:hAnsi="Times New Roman" w:cs="Times New Roman"/>
-                <w:sz w:val="18"/>
-                <w:szCs w:val="18"/>
-                <w:lang w:eastAsia="zh-CN"/>
-              </w:rPr>
-              <w:t>somatic.level</w:t>
-            </w:r>
-            <w:proofErr w:type="gramEnd"/>
-            <w:r>
-              <w:rPr>
-                <w:rFonts w:ascii="Times New Roman" w:eastAsia="宋体" w:hAnsi="Times New Roman" w:cs="Times New Roman"/>
-                <w:sz w:val="18"/>
-                <w:szCs w:val="18"/>
-                <w:lang w:eastAsia="zh-CN"/>
-              </w:rPr>
-              <w:t>_onco_nodrug</w:t>
+              <w:t>var.var_somatic.level_onco_nodrug</w:t>
             </w:r>
             <w:proofErr w:type="spellEnd"/>
             <w:r>
@@ -15768,27 +14520,7 @@
                 <w:szCs w:val="18"/>
                 <w:lang w:eastAsia="zh-CN"/>
               </w:rPr>
-              <w:t>var.var_</w:t>
-            </w:r>
-            <w:proofErr w:type="gramStart"/>
-            <w:r>
-              <w:rPr>
-                <w:rFonts w:ascii="Times New Roman" w:eastAsia="宋体" w:hAnsi="Times New Roman" w:cs="Times New Roman"/>
-                <w:sz w:val="18"/>
-                <w:szCs w:val="18"/>
-                <w:lang w:eastAsia="zh-CN"/>
-              </w:rPr>
-              <w:t>somatic.level</w:t>
-            </w:r>
-            <w:proofErr w:type="gramEnd"/>
-            <w:r>
-              <w:rPr>
-                <w:rFonts w:ascii="Times New Roman" w:eastAsia="宋体" w:hAnsi="Times New Roman" w:cs="Times New Roman"/>
-                <w:sz w:val="18"/>
-                <w:szCs w:val="18"/>
-                <w:lang w:eastAsia="zh-CN"/>
-              </w:rPr>
-              <w:t>_onco_nodrug</w:t>
+              <w:t>var.var_somatic.level_onco_nodrug</w:t>
             </w:r>
             <w:proofErr w:type="spellEnd"/>
             <w:r>
@@ -15887,9 +14619,9 @@
                 <w:szCs w:val="18"/>
                 <w:lang w:eastAsia="zh-CN"/>
               </w:rPr>
-              <w:t>=</w:t>
-            </w:r>
-            <w:proofErr w:type="gramStart"/>
+              <w:t>==”</w:t>
+            </w:r>
+            <w:proofErr w:type="spellStart"/>
             <w:r>
               <w:rPr>
                 <w:rFonts w:ascii="Times New Roman" w:eastAsia="宋体" w:hAnsi="Times New Roman" w:cs="Times New Roman"/>
@@ -15899,9 +14631,9 @@
                 <w:szCs w:val="18"/>
                 <w:lang w:eastAsia="zh-CN"/>
               </w:rPr>
-              <w:t>=”</w:t>
-            </w:r>
-            <w:proofErr w:type="spellStart"/>
+              <w:t>Sv</w:t>
+            </w:r>
+            <w:proofErr w:type="spellEnd"/>
             <w:r>
               <w:rPr>
                 <w:rFonts w:ascii="Times New Roman" w:eastAsia="宋体" w:hAnsi="Times New Roman" w:cs="Times New Roman"/>
@@ -15911,11 +14643,12 @@
                 <w:szCs w:val="18"/>
                 <w:lang w:eastAsia="zh-CN"/>
               </w:rPr>
-              <w:t>Sv</w:t>
-            </w:r>
-            <w:proofErr w:type="spellEnd"/>
-            <w:proofErr w:type="gramEnd"/>
-            <w:r>
+              <w:t>”%}</w:t>
+            </w:r>
+          </w:p>
+          <w:p>
+            <w:pPr>
+              <w:jc w:val="center"/>
               <w:rPr>
                 <w:rFonts w:ascii="Times New Roman" w:eastAsia="宋体" w:hAnsi="Times New Roman" w:cs="Times New Roman"/>
                 <w:b w:val="0"/>
@@ -15924,12 +14657,8 @@
                 <w:szCs w:val="18"/>
                 <w:lang w:eastAsia="zh-CN"/>
               </w:rPr>
-              <w:t>”%}</w:t>
-            </w:r>
-          </w:p>
-          <w:p>
-            <w:pPr>
-              <w:jc w:val="center"/>
+            </w:pPr>
+            <w:r>
               <w:rPr>
                 <w:rFonts w:ascii="Times New Roman" w:eastAsia="宋体" w:hAnsi="Times New Roman" w:cs="Times New Roman"/>
                 <w:b w:val="0"/>
@@ -15938,7 +14667,9 @@
                 <w:szCs w:val="18"/>
                 <w:lang w:eastAsia="zh-CN"/>
               </w:rPr>
-            </w:pPr>
+              <w:t xml:space="preserve">{%p if </w:t>
+            </w:r>
+            <w:proofErr w:type="spellStart"/>
             <w:r>
               <w:rPr>
                 <w:rFonts w:ascii="Times New Roman" w:eastAsia="宋体" w:hAnsi="Times New Roman" w:cs="Times New Roman"/>
@@ -15948,32 +14679,7 @@
                 <w:szCs w:val="18"/>
                 <w:lang w:eastAsia="zh-CN"/>
               </w:rPr>
-              <w:t xml:space="preserve">{%p if </w:t>
-            </w:r>
-            <w:proofErr w:type="spellStart"/>
-            <w:proofErr w:type="gramStart"/>
-            <w:r>
-              <w:rPr>
-                <w:rFonts w:ascii="Times New Roman" w:eastAsia="宋体" w:hAnsi="Times New Roman" w:cs="Times New Roman"/>
-                <w:b w:val="0"/>
-                <w:bCs w:val="0"/>
-                <w:sz w:val="18"/>
-                <w:szCs w:val="18"/>
-                <w:lang w:eastAsia="zh-CN"/>
-              </w:rPr>
-              <w:t>a.five</w:t>
-            </w:r>
-            <w:proofErr w:type="gramEnd"/>
-            <w:r>
-              <w:rPr>
-                <w:rFonts w:ascii="Times New Roman" w:eastAsia="宋体" w:hAnsi="Times New Roman" w:cs="Times New Roman"/>
-                <w:b w:val="0"/>
-                <w:bCs w:val="0"/>
-                <w:sz w:val="18"/>
-                <w:szCs w:val="18"/>
-                <w:lang w:eastAsia="zh-CN"/>
-              </w:rPr>
-              <w:t>_prime_gene</w:t>
+              <w:t>a.five_prime_gene</w:t>
             </w:r>
             <w:proofErr w:type="spellEnd"/>
             <w:r>
@@ -16038,7 +14744,6 @@
               <w:t>{{</w:t>
             </w:r>
             <w:proofErr w:type="spellStart"/>
-            <w:proofErr w:type="gramStart"/>
             <w:r>
               <w:rPr>
                 <w:rFonts w:ascii="Times New Roman" w:eastAsia="宋体" w:hAnsi="Times New Roman" w:cs="Times New Roman"/>
@@ -16048,19 +14753,7 @@
                 <w:szCs w:val="18"/>
                 <w:lang w:eastAsia="zh-CN"/>
               </w:rPr>
-              <w:t>a.five</w:t>
-            </w:r>
-            <w:proofErr w:type="gramEnd"/>
-            <w:r>
-              <w:rPr>
-                <w:rFonts w:ascii="Times New Roman" w:eastAsia="宋体" w:hAnsi="Times New Roman" w:cs="Times New Roman"/>
-                <w:i/>
-                <w:iCs/>
-                <w:sz w:val="18"/>
-                <w:szCs w:val="18"/>
-                <w:lang w:eastAsia="zh-CN"/>
-              </w:rPr>
-              <w:t>_prime_gene</w:t>
+              <w:t>a.five_prime_gene</w:t>
             </w:r>
             <w:proofErr w:type="spellEnd"/>
             <w:r>
@@ -16101,7 +14794,6 @@
               <w:t>{{</w:t>
             </w:r>
             <w:proofErr w:type="spellStart"/>
-            <w:proofErr w:type="gramStart"/>
             <w:r>
               <w:rPr>
                 <w:rFonts w:ascii="Times New Roman" w:eastAsia="宋体" w:hAnsi="Times New Roman" w:cs="Times New Roman"/>
@@ -16111,19 +14803,7 @@
                 <w:szCs w:val="18"/>
                 <w:lang w:eastAsia="zh-CN"/>
               </w:rPr>
-              <w:t>a.three</w:t>
-            </w:r>
-            <w:proofErr w:type="gramEnd"/>
-            <w:r>
-              <w:rPr>
-                <w:rFonts w:ascii="Times New Roman" w:eastAsia="宋体" w:hAnsi="Times New Roman" w:cs="Times New Roman"/>
-                <w:i/>
-                <w:iCs/>
-                <w:sz w:val="18"/>
-                <w:szCs w:val="18"/>
-                <w:lang w:eastAsia="zh-CN"/>
-              </w:rPr>
-              <w:t>_prime_gene</w:t>
+              <w:t>a.three_prime_gene</w:t>
             </w:r>
             <w:proofErr w:type="spellEnd"/>
             <w:r>
@@ -16210,7 +14890,6 @@
               <w:t>{{</w:t>
             </w:r>
             <w:proofErr w:type="spellStart"/>
-            <w:proofErr w:type="gramStart"/>
             <w:r>
               <w:rPr>
                 <w:rFonts w:ascii="Times New Roman" w:eastAsia="宋体" w:hAnsi="Times New Roman" w:cs="Times New Roman"/>
@@ -16220,19 +14899,7 @@
                 <w:szCs w:val="18"/>
                 <w:lang w:eastAsia="zh-CN"/>
               </w:rPr>
-              <w:t>a.five</w:t>
-            </w:r>
-            <w:proofErr w:type="gramEnd"/>
-            <w:r>
-              <w:rPr>
-                <w:rFonts w:ascii="Times New Roman" w:eastAsia="宋体" w:hAnsi="Times New Roman" w:cs="Times New Roman"/>
-                <w:i/>
-                <w:iCs/>
-                <w:sz w:val="18"/>
-                <w:szCs w:val="18"/>
-                <w:lang w:eastAsia="zh-CN"/>
-              </w:rPr>
-              <w:t>_prime_gene</w:t>
+              <w:t>a.five_prime_gene</w:t>
             </w:r>
             <w:proofErr w:type="spellEnd"/>
             <w:r>
@@ -16332,7 +14999,6 @@
               <w:t>{{</w:t>
             </w:r>
             <w:proofErr w:type="spellStart"/>
-            <w:proofErr w:type="gramStart"/>
             <w:r>
               <w:rPr>
                 <w:rFonts w:ascii="Times New Roman" w:eastAsia="宋体" w:hAnsi="Times New Roman" w:cs="Times New Roman"/>
@@ -16342,19 +15008,7 @@
                 <w:szCs w:val="18"/>
                 <w:lang w:eastAsia="zh-CN"/>
               </w:rPr>
-              <w:t>a.gene</w:t>
-            </w:r>
-            <w:proofErr w:type="gramEnd"/>
-            <w:r>
-              <w:rPr>
-                <w:rFonts w:ascii="Times New Roman" w:eastAsia="宋体" w:hAnsi="Times New Roman" w:cs="Times New Roman"/>
-                <w:i/>
-                <w:iCs/>
-                <w:sz w:val="18"/>
-                <w:szCs w:val="18"/>
-                <w:lang w:eastAsia="zh-CN"/>
-              </w:rPr>
-              <w:t>_symbol</w:t>
+              <w:t>a.gene_symbol</w:t>
             </w:r>
             <w:proofErr w:type="spellEnd"/>
             <w:r>
@@ -16448,17 +15102,7 @@
                 <w:szCs w:val="18"/>
                 <w:lang w:eastAsia="zh-CN"/>
               </w:rPr>
-              <w:t>=</w:t>
-            </w:r>
-            <w:proofErr w:type="gramStart"/>
-            <w:r>
-              <w:rPr>
-                <w:rFonts w:ascii="Times New Roman" w:eastAsia="宋体" w:hAnsi="Times New Roman" w:cs="Times New Roman"/>
-                <w:sz w:val="18"/>
-                <w:szCs w:val="18"/>
-                <w:lang w:eastAsia="zh-CN"/>
-              </w:rPr>
-              <w:t>=”</w:t>
+              <w:t>==”</w:t>
             </w:r>
             <w:proofErr w:type="spellStart"/>
             <w:r>
@@ -16471,7 +15115,6 @@
               <w:t>Snvindel</w:t>
             </w:r>
             <w:proofErr w:type="spellEnd"/>
-            <w:proofErr w:type="gramEnd"/>
             <w:r>
               <w:rPr>
                 <w:rFonts w:ascii="Times New Roman" w:eastAsia="宋体" w:hAnsi="Times New Roman" w:cs="Times New Roman"/>
@@ -16540,27 +15183,7 @@
                 <w:szCs w:val="18"/>
                 <w:lang w:eastAsia="zh-CN"/>
               </w:rPr>
-              <w:t>”,””)}</w:t>
-            </w:r>
-            <w:proofErr w:type="gramStart"/>
-            <w:r>
-              <w:rPr>
-                <w:rFonts w:ascii="Times New Roman" w:eastAsia="宋体" w:hAnsi="Times New Roman" w:cs="Times New Roman"/>
-                <w:sz w:val="18"/>
-                <w:szCs w:val="18"/>
-                <w:lang w:eastAsia="zh-CN"/>
-              </w:rPr>
-              <w:t>}:{</w:t>
-            </w:r>
-            <w:proofErr w:type="gramEnd"/>
-            <w:r>
-              <w:rPr>
-                <w:rFonts w:ascii="Times New Roman" w:eastAsia="宋体" w:hAnsi="Times New Roman" w:cs="Times New Roman"/>
-                <w:sz w:val="18"/>
-                <w:szCs w:val="18"/>
-                <w:lang w:eastAsia="zh-CN"/>
-              </w:rPr>
-              <w:t>{</w:t>
+              <w:t>”,””)}}:{{</w:t>
             </w:r>
             <w:proofErr w:type="spellStart"/>
             <w:r>
@@ -16699,17 +15322,7 @@
                 <w:szCs w:val="18"/>
                 <w:lang w:eastAsia="zh-CN"/>
               </w:rPr>
-              <w:t>=</w:t>
-            </w:r>
-            <w:proofErr w:type="gramStart"/>
-            <w:r>
-              <w:rPr>
-                <w:rFonts w:ascii="Times New Roman" w:eastAsia="宋体" w:hAnsi="Times New Roman" w:cs="Times New Roman"/>
-                <w:sz w:val="18"/>
-                <w:szCs w:val="18"/>
-                <w:lang w:eastAsia="zh-CN"/>
-              </w:rPr>
-              <w:t>=”</w:t>
+              <w:t>==”</w:t>
             </w:r>
             <w:proofErr w:type="spellStart"/>
             <w:r>
@@ -16722,7 +15335,6 @@
               <w:t>Sv</w:t>
             </w:r>
             <w:proofErr w:type="spellEnd"/>
-            <w:proofErr w:type="gramEnd"/>
             <w:r>
               <w:rPr>
                 <w:rFonts w:ascii="Times New Roman" w:eastAsia="宋体" w:hAnsi="Times New Roman" w:cs="Times New Roman"/>
@@ -16756,25 +15368,14 @@
               <w:t xml:space="preserve">{%p if </w:t>
             </w:r>
             <w:proofErr w:type="spellStart"/>
-            <w:proofErr w:type="gramStart"/>
-            <w:r>
-              <w:rPr>
-                <w:rFonts w:ascii="Times New Roman" w:eastAsia="宋体" w:hAnsi="Times New Roman" w:cs="Times New Roman"/>
-                <w:sz w:val="18"/>
-                <w:szCs w:val="18"/>
-                <w:lang w:eastAsia="zh-CN"/>
-              </w:rPr>
-              <w:t>a.five</w:t>
-            </w:r>
-            <w:proofErr w:type="gramEnd"/>
-            <w:r>
-              <w:rPr>
-                <w:rFonts w:ascii="Times New Roman" w:eastAsia="宋体" w:hAnsi="Times New Roman" w:cs="Times New Roman"/>
-                <w:sz w:val="18"/>
-                <w:szCs w:val="18"/>
-                <w:lang w:eastAsia="zh-CN"/>
-              </w:rPr>
-              <w:t>_prime_gene</w:t>
+            <w:r>
+              <w:rPr>
+                <w:rFonts w:ascii="Times New Roman" w:eastAsia="宋体" w:hAnsi="Times New Roman" w:cs="Times New Roman"/>
+                <w:sz w:val="18"/>
+                <w:szCs w:val="18"/>
+                <w:lang w:eastAsia="zh-CN"/>
+              </w:rPr>
+              <w:t>a.five_prime_gene</w:t>
             </w:r>
             <w:proofErr w:type="spellEnd"/>
             <w:r>
@@ -16828,25 +15429,14 @@
               <w:t>{{</w:t>
             </w:r>
             <w:proofErr w:type="spellStart"/>
-            <w:proofErr w:type="gramStart"/>
-            <w:r>
-              <w:rPr>
-                <w:rFonts w:ascii="Times New Roman" w:eastAsia="宋体" w:hAnsi="Times New Roman" w:cs="Times New Roman"/>
-                <w:sz w:val="18"/>
-                <w:szCs w:val="18"/>
-                <w:lang w:eastAsia="zh-CN"/>
-              </w:rPr>
-              <w:t>a.five</w:t>
-            </w:r>
-            <w:proofErr w:type="gramEnd"/>
-            <w:r>
-              <w:rPr>
-                <w:rFonts w:ascii="Times New Roman" w:eastAsia="宋体" w:hAnsi="Times New Roman" w:cs="Times New Roman"/>
-                <w:sz w:val="18"/>
-                <w:szCs w:val="18"/>
-                <w:lang w:eastAsia="zh-CN"/>
-              </w:rPr>
-              <w:t>_prime_transcript</w:t>
+            <w:r>
+              <w:rPr>
+                <w:rFonts w:ascii="Times New Roman" w:eastAsia="宋体" w:hAnsi="Times New Roman" w:cs="Times New Roman"/>
+                <w:sz w:val="18"/>
+                <w:szCs w:val="18"/>
+                <w:lang w:eastAsia="zh-CN"/>
+              </w:rPr>
+              <w:t>a.five_prime_transcript</w:t>
             </w:r>
             <w:proofErr w:type="spellEnd"/>
             <w:r>
@@ -16880,25 +15470,14 @@
               <w:t>{{</w:t>
             </w:r>
             <w:proofErr w:type="spellStart"/>
-            <w:proofErr w:type="gramStart"/>
-            <w:r>
-              <w:rPr>
-                <w:rFonts w:ascii="Times New Roman" w:eastAsia="宋体" w:hAnsi="Times New Roman" w:cs="Times New Roman"/>
-                <w:sz w:val="18"/>
-                <w:szCs w:val="18"/>
-                <w:lang w:eastAsia="zh-CN"/>
-              </w:rPr>
-              <w:t>a.three</w:t>
-            </w:r>
-            <w:proofErr w:type="gramEnd"/>
-            <w:r>
-              <w:rPr>
-                <w:rFonts w:ascii="Times New Roman" w:eastAsia="宋体" w:hAnsi="Times New Roman" w:cs="Times New Roman"/>
-                <w:sz w:val="18"/>
-                <w:szCs w:val="18"/>
-                <w:lang w:eastAsia="zh-CN"/>
-              </w:rPr>
-              <w:t>_prime_transcript</w:t>
+            <w:r>
+              <w:rPr>
+                <w:rFonts w:ascii="Times New Roman" w:eastAsia="宋体" w:hAnsi="Times New Roman" w:cs="Times New Roman"/>
+                <w:sz w:val="18"/>
+                <w:szCs w:val="18"/>
+                <w:lang w:eastAsia="zh-CN"/>
+              </w:rPr>
+              <w:t>a.three_prime_transcript</w:t>
             </w:r>
             <w:proofErr w:type="spellEnd"/>
             <w:r>
@@ -16962,25 +15541,14 @@
               <w:t>{{</w:t>
             </w:r>
             <w:proofErr w:type="spellStart"/>
-            <w:proofErr w:type="gramStart"/>
-            <w:r>
-              <w:rPr>
-                <w:rFonts w:ascii="Times New Roman" w:eastAsia="宋体" w:hAnsi="Times New Roman" w:cs="Times New Roman"/>
-                <w:sz w:val="18"/>
-                <w:szCs w:val="18"/>
-                <w:lang w:eastAsia="zh-CN"/>
-              </w:rPr>
-              <w:t>a.five</w:t>
-            </w:r>
-            <w:proofErr w:type="gramEnd"/>
-            <w:r>
-              <w:rPr>
-                <w:rFonts w:ascii="Times New Roman" w:eastAsia="宋体" w:hAnsi="Times New Roman" w:cs="Times New Roman"/>
-                <w:sz w:val="18"/>
-                <w:szCs w:val="18"/>
-                <w:lang w:eastAsia="zh-CN"/>
-              </w:rPr>
-              <w:t>_prime_transcript</w:t>
+            <w:r>
+              <w:rPr>
+                <w:rFonts w:ascii="Times New Roman" w:eastAsia="宋体" w:hAnsi="Times New Roman" w:cs="Times New Roman"/>
+                <w:sz w:val="18"/>
+                <w:szCs w:val="18"/>
+                <w:lang w:eastAsia="zh-CN"/>
+              </w:rPr>
+              <w:t>a.five_prime_transcript</w:t>
             </w:r>
             <w:proofErr w:type="spellEnd"/>
             <w:r>
@@ -17072,17 +15640,7 @@
                 <w:szCs w:val="18"/>
                 <w:lang w:eastAsia="zh-CN"/>
               </w:rPr>
-              <w:t>=</w:t>
-            </w:r>
-            <w:proofErr w:type="gramStart"/>
-            <w:r>
-              <w:rPr>
-                <w:rFonts w:ascii="Times New Roman" w:eastAsia="宋体" w:hAnsi="Times New Roman" w:cs="Times New Roman"/>
-                <w:sz w:val="18"/>
-                <w:szCs w:val="18"/>
-                <w:lang w:eastAsia="zh-CN"/>
-              </w:rPr>
-              <w:t>=”</w:t>
+              <w:t>==”</w:t>
             </w:r>
             <w:proofErr w:type="spellStart"/>
             <w:r>
@@ -17095,7 +15653,6 @@
               <w:t>Snvindel</w:t>
             </w:r>
             <w:proofErr w:type="spellEnd"/>
-            <w:proofErr w:type="gramEnd"/>
             <w:r>
               <w:rPr>
                 <w:rFonts w:ascii="Times New Roman" w:eastAsia="宋体" w:hAnsi="Times New Roman" w:cs="Times New Roman"/>
@@ -17127,25 +15684,14 @@
               <w:t>{{</w:t>
             </w:r>
             <w:proofErr w:type="spellStart"/>
-            <w:proofErr w:type="gramStart"/>
-            <w:r>
-              <w:rPr>
-                <w:rFonts w:ascii="Times New Roman" w:eastAsia="宋体" w:hAnsi="Times New Roman" w:cs="Times New Roman"/>
-                <w:sz w:val="18"/>
-                <w:szCs w:val="18"/>
-                <w:lang w:eastAsia="zh-CN"/>
-              </w:rPr>
-              <w:t>a.transcript</w:t>
-            </w:r>
-            <w:proofErr w:type="gramEnd"/>
-            <w:r>
-              <w:rPr>
-                <w:rFonts w:ascii="Times New Roman" w:eastAsia="宋体" w:hAnsi="Times New Roman" w:cs="Times New Roman"/>
-                <w:sz w:val="18"/>
-                <w:szCs w:val="18"/>
-                <w:lang w:eastAsia="zh-CN"/>
-              </w:rPr>
-              <w:t>_primary</w:t>
+            <w:r>
+              <w:rPr>
+                <w:rFonts w:ascii="Times New Roman" w:eastAsia="宋体" w:hAnsi="Times New Roman" w:cs="Times New Roman"/>
+                <w:sz w:val="18"/>
+                <w:szCs w:val="18"/>
+                <w:lang w:eastAsia="zh-CN"/>
+              </w:rPr>
+              <w:t>a.transcript_primary</w:t>
             </w:r>
             <w:proofErr w:type="spellEnd"/>
             <w:r>
@@ -17274,17 +15820,7 @@
                 <w:szCs w:val="18"/>
                 <w:lang w:eastAsia="zh-CN"/>
               </w:rPr>
-              <w:t>=</w:t>
-            </w:r>
-            <w:proofErr w:type="gramStart"/>
-            <w:r>
-              <w:rPr>
-                <w:rFonts w:ascii="Times New Roman" w:eastAsia="宋体" w:hAnsi="Times New Roman" w:cs="Times New Roman"/>
-                <w:sz w:val="18"/>
-                <w:szCs w:val="18"/>
-                <w:lang w:eastAsia="zh-CN"/>
-              </w:rPr>
-              <w:t>=”</w:t>
+              <w:t>==”</w:t>
             </w:r>
             <w:proofErr w:type="spellStart"/>
             <w:r>
@@ -17297,7 +15833,6 @@
               <w:t>Snvindel</w:t>
             </w:r>
             <w:proofErr w:type="spellEnd"/>
-            <w:proofErr w:type="gramEnd"/>
             <w:r>
               <w:rPr>
                 <w:rFonts w:ascii="Times New Roman" w:eastAsia="宋体" w:hAnsi="Times New Roman" w:cs="Times New Roman"/>
@@ -17329,25 +15864,14 @@
               <w:t>{{</w:t>
             </w:r>
             <w:proofErr w:type="spellStart"/>
-            <w:proofErr w:type="gramStart"/>
-            <w:r>
-              <w:rPr>
-                <w:rFonts w:ascii="Times New Roman" w:eastAsia="宋体" w:hAnsi="Times New Roman" w:cs="Times New Roman"/>
-                <w:sz w:val="18"/>
-                <w:szCs w:val="18"/>
-                <w:lang w:eastAsia="zh-CN"/>
-              </w:rPr>
-              <w:t>a.gene</w:t>
-            </w:r>
-            <w:proofErr w:type="gramEnd"/>
-            <w:r>
-              <w:rPr>
-                <w:rFonts w:ascii="Times New Roman" w:eastAsia="宋体" w:hAnsi="Times New Roman" w:cs="Times New Roman"/>
-                <w:sz w:val="18"/>
-                <w:szCs w:val="18"/>
-                <w:lang w:eastAsia="zh-CN"/>
-              </w:rPr>
-              <w:t>_region</w:t>
+            <w:r>
+              <w:rPr>
+                <w:rFonts w:ascii="Times New Roman" w:eastAsia="宋体" w:hAnsi="Times New Roman" w:cs="Times New Roman"/>
+                <w:sz w:val="18"/>
+                <w:szCs w:val="18"/>
+                <w:lang w:eastAsia="zh-CN"/>
+              </w:rPr>
+              <w:t>a.gene_region</w:t>
             </w:r>
             <w:proofErr w:type="spellEnd"/>
             <w:r>
@@ -17418,17 +15942,7 @@
                 <w:szCs w:val="18"/>
                 <w:lang w:eastAsia="zh-CN"/>
               </w:rPr>
-              <w:t>=</w:t>
-            </w:r>
-            <w:proofErr w:type="gramStart"/>
-            <w:r>
-              <w:rPr>
-                <w:rFonts w:ascii="Times New Roman" w:eastAsia="宋体" w:hAnsi="Times New Roman" w:cs="Times New Roman"/>
-                <w:sz w:val="18"/>
-                <w:szCs w:val="18"/>
-                <w:lang w:eastAsia="zh-CN"/>
-              </w:rPr>
-              <w:t>=”</w:t>
+              <w:t>==”</w:t>
             </w:r>
             <w:proofErr w:type="spellStart"/>
             <w:r>
@@ -17441,7 +15955,6 @@
               <w:t>Sv</w:t>
             </w:r>
             <w:proofErr w:type="spellEnd"/>
-            <w:proofErr w:type="gramEnd"/>
             <w:r>
               <w:rPr>
                 <w:rFonts w:ascii="Times New Roman" w:eastAsia="宋体" w:hAnsi="Times New Roman" w:cs="Times New Roman"/>
@@ -17473,25 +15986,14 @@
               <w:t>{{</w:t>
             </w:r>
             <w:proofErr w:type="spellStart"/>
-            <w:proofErr w:type="gramStart"/>
-            <w:r>
-              <w:rPr>
-                <w:rFonts w:ascii="Times New Roman" w:eastAsia="宋体" w:hAnsi="Times New Roman" w:cs="Times New Roman"/>
-                <w:sz w:val="18"/>
-                <w:szCs w:val="18"/>
-                <w:lang w:eastAsia="zh-CN"/>
-              </w:rPr>
-              <w:t>a.five</w:t>
-            </w:r>
-            <w:proofErr w:type="gramEnd"/>
-            <w:r>
-              <w:rPr>
-                <w:rFonts w:ascii="Times New Roman" w:eastAsia="宋体" w:hAnsi="Times New Roman" w:cs="Times New Roman"/>
-                <w:sz w:val="18"/>
-                <w:szCs w:val="18"/>
-                <w:lang w:eastAsia="zh-CN"/>
-              </w:rPr>
-              <w:t>_prime_cds</w:t>
+            <w:r>
+              <w:rPr>
+                <w:rFonts w:ascii="Times New Roman" w:eastAsia="宋体" w:hAnsi="Times New Roman" w:cs="Times New Roman"/>
+                <w:sz w:val="18"/>
+                <w:szCs w:val="18"/>
+                <w:lang w:eastAsia="zh-CN"/>
+              </w:rPr>
+              <w:t>a.five_prime_cds</w:t>
             </w:r>
             <w:proofErr w:type="spellEnd"/>
             <w:r>
@@ -17534,25 +16036,14 @@
               <w:t>{</w:t>
             </w:r>
             <w:proofErr w:type="spellStart"/>
-            <w:proofErr w:type="gramStart"/>
-            <w:r>
-              <w:rPr>
-                <w:rFonts w:ascii="Times New Roman" w:eastAsia="宋体" w:hAnsi="Times New Roman" w:cs="Times New Roman"/>
-                <w:sz w:val="18"/>
-                <w:szCs w:val="18"/>
-                <w:lang w:eastAsia="zh-CN"/>
-              </w:rPr>
-              <w:t>a.three</w:t>
-            </w:r>
-            <w:proofErr w:type="gramEnd"/>
-            <w:r>
-              <w:rPr>
-                <w:rFonts w:ascii="Times New Roman" w:eastAsia="宋体" w:hAnsi="Times New Roman" w:cs="Times New Roman"/>
-                <w:sz w:val="18"/>
-                <w:szCs w:val="18"/>
-                <w:lang w:eastAsia="zh-CN"/>
-              </w:rPr>
-              <w:t>_prime_cds</w:t>
+            <w:r>
+              <w:rPr>
+                <w:rFonts w:ascii="Times New Roman" w:eastAsia="宋体" w:hAnsi="Times New Roman" w:cs="Times New Roman"/>
+                <w:sz w:val="18"/>
+                <w:szCs w:val="18"/>
+                <w:lang w:eastAsia="zh-CN"/>
+              </w:rPr>
+              <w:t>a.three_prime_cds</w:t>
             </w:r>
             <w:proofErr w:type="spellEnd"/>
             <w:r>
@@ -17684,9 +16175,9 @@
                 <w:highlight w:val="yellow"/>
                 <w:lang w:eastAsia="zh-CN"/>
               </w:rPr>
-              <w:t>=</w:t>
-            </w:r>
-            <w:proofErr w:type="gramStart"/>
+              <w:t>==”</w:t>
+            </w:r>
+            <w:proofErr w:type="spellStart"/>
             <w:r>
               <w:rPr>
                 <w:rFonts w:ascii="Times New Roman" w:eastAsia="宋体" w:hAnsi="Times New Roman" w:cs="Times New Roman"/>
@@ -17695,9 +16186,9 @@
                 <w:highlight w:val="yellow"/>
                 <w:lang w:eastAsia="zh-CN"/>
               </w:rPr>
-              <w:t>=”</w:t>
-            </w:r>
-            <w:proofErr w:type="spellStart"/>
+              <w:t>Snvindel</w:t>
+            </w:r>
+            <w:proofErr w:type="spellEnd"/>
             <w:r>
               <w:rPr>
                 <w:rFonts w:ascii="Times New Roman" w:eastAsia="宋体" w:hAnsi="Times New Roman" w:cs="Times New Roman"/>
@@ -17706,18 +16197,6 @@
                 <w:highlight w:val="yellow"/>
                 <w:lang w:eastAsia="zh-CN"/>
               </w:rPr>
-              <w:t>Snvindel</w:t>
-            </w:r>
-            <w:proofErr w:type="spellEnd"/>
-            <w:proofErr w:type="gramEnd"/>
-            <w:r>
-              <w:rPr>
-                <w:rFonts w:ascii="Times New Roman" w:eastAsia="宋体" w:hAnsi="Times New Roman" w:cs="Times New Roman"/>
-                <w:sz w:val="18"/>
-                <w:szCs w:val="18"/>
-                <w:highlight w:val="yellow"/>
-                <w:lang w:eastAsia="zh-CN"/>
-              </w:rPr>
               <w:t>”%}</w:t>
             </w:r>
           </w:p>
@@ -17742,25 +16221,14 @@
               <w:t>{{</w:t>
             </w:r>
             <w:proofErr w:type="spellStart"/>
-            <w:proofErr w:type="gramStart"/>
-            <w:r>
-              <w:rPr>
-                <w:rFonts w:ascii="Times New Roman" w:eastAsia="宋体" w:hAnsi="Times New Roman" w:cs="Times New Roman"/>
-                <w:sz w:val="18"/>
-                <w:szCs w:val="18"/>
-                <w:lang w:eastAsia="zh-CN"/>
-              </w:rPr>
-              <w:t>a.hgvs</w:t>
-            </w:r>
-            <w:proofErr w:type="gramEnd"/>
-            <w:r>
-              <w:rPr>
-                <w:rFonts w:ascii="Times New Roman" w:eastAsia="宋体" w:hAnsi="Times New Roman" w:cs="Times New Roman"/>
-                <w:sz w:val="18"/>
-                <w:szCs w:val="18"/>
-                <w:lang w:eastAsia="zh-CN"/>
-              </w:rPr>
-              <w:t>_c</w:t>
+            <w:r>
+              <w:rPr>
+                <w:rFonts w:ascii="Times New Roman" w:eastAsia="宋体" w:hAnsi="Times New Roman" w:cs="Times New Roman"/>
+                <w:sz w:val="18"/>
+                <w:szCs w:val="18"/>
+                <w:lang w:eastAsia="zh-CN"/>
+              </w:rPr>
+              <w:t>a.hgvs_c</w:t>
             </w:r>
             <w:proofErr w:type="spellEnd"/>
             <w:r>
@@ -17794,25 +16262,14 @@
               <w:t xml:space="preserve">{%p if </w:t>
             </w:r>
             <w:proofErr w:type="spellStart"/>
-            <w:proofErr w:type="gramStart"/>
-            <w:r>
-              <w:rPr>
-                <w:rFonts w:ascii="Times New Roman" w:eastAsia="宋体" w:hAnsi="Times New Roman" w:cs="Times New Roman"/>
-                <w:sz w:val="18"/>
-                <w:szCs w:val="18"/>
-                <w:lang w:eastAsia="zh-CN"/>
-              </w:rPr>
-              <w:t>a.judge</w:t>
-            </w:r>
-            <w:proofErr w:type="gramEnd"/>
-            <w:r>
-              <w:rPr>
-                <w:rFonts w:ascii="Times New Roman" w:eastAsia="宋体" w:hAnsi="Times New Roman" w:cs="Times New Roman"/>
-                <w:sz w:val="18"/>
-                <w:szCs w:val="18"/>
-                <w:lang w:eastAsia="zh-CN"/>
-              </w:rPr>
-              <w:t>_mergeMET</w:t>
+            <w:r>
+              <w:rPr>
+                <w:rFonts w:ascii="Times New Roman" w:eastAsia="宋体" w:hAnsi="Times New Roman" w:cs="Times New Roman"/>
+                <w:sz w:val="18"/>
+                <w:szCs w:val="18"/>
+                <w:lang w:eastAsia="zh-CN"/>
+              </w:rPr>
+              <w:t>a.judge_mergeMET</w:t>
             </w:r>
             <w:proofErr w:type="spellEnd"/>
             <w:r>
@@ -18019,17 +16476,7 @@
                 <w:szCs w:val="18"/>
                 <w:lang w:eastAsia="zh-CN"/>
               </w:rPr>
-              <w:t>=</w:t>
-            </w:r>
-            <w:proofErr w:type="gramStart"/>
-            <w:r>
-              <w:rPr>
-                <w:rFonts w:ascii="Times New Roman" w:eastAsia="宋体" w:hAnsi="Times New Roman" w:cs="Times New Roman"/>
-                <w:sz w:val="18"/>
-                <w:szCs w:val="18"/>
-                <w:lang w:eastAsia="zh-CN"/>
-              </w:rPr>
-              <w:t>=”</w:t>
+              <w:t>==”</w:t>
             </w:r>
             <w:proofErr w:type="spellStart"/>
             <w:r>
@@ -18042,7 +16489,6 @@
               <w:t>Snvindel</w:t>
             </w:r>
             <w:proofErr w:type="spellEnd"/>
-            <w:proofErr w:type="gramEnd"/>
             <w:r>
               <w:rPr>
                 <w:rFonts w:ascii="Times New Roman" w:eastAsia="宋体" w:hAnsi="Times New Roman" w:cs="Times New Roman"/>
@@ -18074,25 +16520,14 @@
               <w:t xml:space="preserve">{%if </w:t>
             </w:r>
             <w:proofErr w:type="spellStart"/>
-            <w:proofErr w:type="gramStart"/>
-            <w:r>
-              <w:rPr>
-                <w:rFonts w:ascii="Times New Roman" w:eastAsia="宋体" w:hAnsi="Times New Roman" w:cs="Times New Roman"/>
-                <w:sz w:val="18"/>
-                <w:szCs w:val="18"/>
-                <w:lang w:eastAsia="zh-CN"/>
-              </w:rPr>
-              <w:t>a.hgvs</w:t>
-            </w:r>
-            <w:proofErr w:type="gramEnd"/>
-            <w:r>
-              <w:rPr>
-                <w:rFonts w:ascii="Times New Roman" w:eastAsia="宋体" w:hAnsi="Times New Roman" w:cs="Times New Roman"/>
-                <w:sz w:val="18"/>
-                <w:szCs w:val="18"/>
-                <w:lang w:eastAsia="zh-CN"/>
-              </w:rPr>
-              <w:t>_p</w:t>
+            <w:r>
+              <w:rPr>
+                <w:rFonts w:ascii="Times New Roman" w:eastAsia="宋体" w:hAnsi="Times New Roman" w:cs="Times New Roman"/>
+                <w:sz w:val="18"/>
+                <w:szCs w:val="18"/>
+                <w:lang w:eastAsia="zh-CN"/>
+              </w:rPr>
+              <w:t>a.hgvs_p</w:t>
             </w:r>
             <w:proofErr w:type="spellEnd"/>
             <w:r>
@@ -18241,17 +16676,7 @@
                 <w:szCs w:val="18"/>
                 <w:lang w:eastAsia="zh-CN"/>
               </w:rPr>
-              <w:t>=</w:t>
-            </w:r>
-            <w:proofErr w:type="gramStart"/>
-            <w:r>
-              <w:rPr>
-                <w:rFonts w:ascii="Times New Roman" w:eastAsia="宋体" w:hAnsi="Times New Roman" w:cs="Times New Roman"/>
-                <w:sz w:val="18"/>
-                <w:szCs w:val="18"/>
-                <w:lang w:eastAsia="zh-CN"/>
-              </w:rPr>
-              <w:t>=”</w:t>
+              <w:t>==”</w:t>
             </w:r>
             <w:proofErr w:type="spellStart"/>
             <w:r>
@@ -18264,7 +16689,6 @@
               <w:t>Snvindel</w:t>
             </w:r>
             <w:proofErr w:type="spellEnd"/>
-            <w:proofErr w:type="gramEnd"/>
             <w:r>
               <w:rPr>
                 <w:rFonts w:ascii="Times New Roman" w:eastAsia="宋体" w:hAnsi="Times New Roman" w:cs="Times New Roman"/>
@@ -18296,25 +16720,14 @@
               <w:t xml:space="preserve">{%if </w:t>
             </w:r>
             <w:proofErr w:type="spellStart"/>
-            <w:proofErr w:type="gramStart"/>
-            <w:r>
-              <w:rPr>
-                <w:rFonts w:ascii="Times New Roman" w:eastAsia="宋体" w:hAnsi="Times New Roman" w:cs="Times New Roman"/>
-                <w:sz w:val="18"/>
-                <w:szCs w:val="18"/>
-                <w:lang w:eastAsia="zh-CN"/>
-              </w:rPr>
-              <w:t>a.type</w:t>
-            </w:r>
-            <w:proofErr w:type="gramEnd"/>
-            <w:r>
-              <w:rPr>
-                <w:rFonts w:ascii="Times New Roman" w:eastAsia="宋体" w:hAnsi="Times New Roman" w:cs="Times New Roman"/>
-                <w:sz w:val="18"/>
-                <w:szCs w:val="18"/>
-                <w:lang w:eastAsia="zh-CN"/>
-              </w:rPr>
-              <w:t>_cn</w:t>
+            <w:r>
+              <w:rPr>
+                <w:rFonts w:ascii="Times New Roman" w:eastAsia="宋体" w:hAnsi="Times New Roman" w:cs="Times New Roman"/>
+                <w:sz w:val="18"/>
+                <w:szCs w:val="18"/>
+                <w:lang w:eastAsia="zh-CN"/>
+              </w:rPr>
+              <w:t>a.type_cn</w:t>
             </w:r>
             <w:proofErr w:type="spellEnd"/>
             <w:r>
@@ -18542,17 +16955,7 @@
                 <w:szCs w:val="18"/>
                 <w:lang w:eastAsia="zh-CN"/>
               </w:rPr>
-              <w:t>=</w:t>
-            </w:r>
-            <w:proofErr w:type="gramStart"/>
-            <w:r>
-              <w:rPr>
-                <w:rFonts w:ascii="Times New Roman" w:eastAsia="宋体" w:hAnsi="Times New Roman" w:cs="Times New Roman"/>
-                <w:sz w:val="18"/>
-                <w:szCs w:val="18"/>
-                <w:lang w:eastAsia="zh-CN"/>
-              </w:rPr>
-              <w:t>=”</w:t>
+              <w:t>==”</w:t>
             </w:r>
             <w:proofErr w:type="spellStart"/>
             <w:r>
@@ -18565,7 +16968,6 @@
               <w:t>Cnv</w:t>
             </w:r>
             <w:proofErr w:type="spellEnd"/>
-            <w:proofErr w:type="gramEnd"/>
             <w:r>
               <w:rPr>
                 <w:rFonts w:ascii="Times New Roman" w:eastAsia="宋体" w:hAnsi="Times New Roman" w:cs="Times New Roman"/>
@@ -18664,17 +17066,7 @@
                 <w:szCs w:val="18"/>
                 <w:lang w:eastAsia="zh-CN"/>
               </w:rPr>
-              <w:t>=</w:t>
-            </w:r>
-            <w:proofErr w:type="gramStart"/>
-            <w:r>
-              <w:rPr>
-                <w:rFonts w:ascii="Times New Roman" w:eastAsia="宋体" w:hAnsi="Times New Roman" w:cs="Times New Roman"/>
-                <w:sz w:val="18"/>
-                <w:szCs w:val="18"/>
-                <w:lang w:eastAsia="zh-CN"/>
-              </w:rPr>
-              <w:t>=”</w:t>
+              <w:t>==”</w:t>
             </w:r>
             <w:proofErr w:type="spellStart"/>
             <w:r>
@@ -18687,7 +17079,6 @@
               <w:t>Sv</w:t>
             </w:r>
             <w:proofErr w:type="spellEnd"/>
-            <w:proofErr w:type="gramEnd"/>
             <w:r>
               <w:rPr>
                 <w:rFonts w:ascii="Times New Roman" w:eastAsia="宋体" w:hAnsi="Times New Roman" w:cs="Times New Roman"/>
@@ -18755,47 +17146,7 @@
                 <w:szCs w:val="18"/>
                 <w:lang w:eastAsia="zh-CN"/>
               </w:rPr>
-              <w:t xml:space="preserve"> ==</w:t>
-            </w:r>
-            <w:proofErr w:type="gramStart"/>
-            <w:r>
-              <w:rPr>
-                <w:rFonts w:ascii="Times New Roman" w:eastAsia="宋体" w:hAnsi="Times New Roman" w:cs="Times New Roman"/>
-                <w:sz w:val="18"/>
-                <w:szCs w:val="18"/>
-                <w:lang w:eastAsia="zh-CN"/>
-              </w:rPr>
-              <w:t>”</w:t>
-            </w:r>
-            <w:proofErr w:type="gramEnd"/>
-            <w:r>
-              <w:rPr>
-                <w:rFonts w:ascii="Times New Roman" w:eastAsia="宋体" w:hAnsi="Times New Roman" w:cs="Times New Roman"/>
-                <w:sz w:val="18"/>
-                <w:szCs w:val="18"/>
-                <w:lang w:eastAsia="zh-CN"/>
-              </w:rPr>
-              <w:t>MET</w:t>
-            </w:r>
-            <w:proofErr w:type="gramStart"/>
-            <w:r>
-              <w:rPr>
-                <w:rFonts w:ascii="Times New Roman" w:eastAsia="宋体" w:hAnsi="Times New Roman" w:cs="Times New Roman"/>
-                <w:sz w:val="18"/>
-                <w:szCs w:val="18"/>
-                <w:lang w:eastAsia="zh-CN"/>
-              </w:rPr>
-              <w:t>”</w:t>
-            </w:r>
-            <w:proofErr w:type="gramEnd"/>
-            <w:r>
-              <w:rPr>
-                <w:rFonts w:ascii="Times New Roman" w:eastAsia="宋体" w:hAnsi="Times New Roman" w:cs="Times New Roman"/>
-                <w:sz w:val="18"/>
-                <w:szCs w:val="18"/>
-                <w:lang w:eastAsia="zh-CN"/>
-              </w:rPr>
-              <w:t xml:space="preserve"> and </w:t>
+              <w:t xml:space="preserve"> ==”MET” and </w:t>
             </w:r>
             <w:proofErr w:type="spellStart"/>
             <w:r>
@@ -18815,47 +17166,7 @@
                 <w:szCs w:val="18"/>
                 <w:lang w:eastAsia="zh-CN"/>
               </w:rPr>
-              <w:t xml:space="preserve"> ==</w:t>
-            </w:r>
-            <w:proofErr w:type="gramStart"/>
-            <w:r>
-              <w:rPr>
-                <w:rFonts w:ascii="Times New Roman" w:eastAsia="宋体" w:hAnsi="Times New Roman" w:cs="Times New Roman"/>
-                <w:sz w:val="18"/>
-                <w:szCs w:val="18"/>
-                <w:lang w:eastAsia="zh-CN"/>
-              </w:rPr>
-              <w:t>”</w:t>
-            </w:r>
-            <w:proofErr w:type="gramEnd"/>
-            <w:r>
-              <w:rPr>
-                <w:rFonts w:ascii="Times New Roman" w:eastAsia="宋体" w:hAnsi="Times New Roman" w:cs="Times New Roman"/>
-                <w:sz w:val="18"/>
-                <w:szCs w:val="18"/>
-                <w:lang w:eastAsia="zh-CN"/>
-              </w:rPr>
-              <w:t>MET</w:t>
-            </w:r>
-            <w:proofErr w:type="gramStart"/>
-            <w:r>
-              <w:rPr>
-                <w:rFonts w:ascii="Times New Roman" w:eastAsia="宋体" w:hAnsi="Times New Roman" w:cs="Times New Roman"/>
-                <w:sz w:val="18"/>
-                <w:szCs w:val="18"/>
-                <w:lang w:eastAsia="zh-CN"/>
-              </w:rPr>
-              <w:t>”</w:t>
-            </w:r>
-            <w:proofErr w:type="gramEnd"/>
-            <w:r>
-              <w:rPr>
-                <w:rFonts w:ascii="Times New Roman" w:eastAsia="宋体" w:hAnsi="Times New Roman" w:cs="Times New Roman"/>
-                <w:sz w:val="18"/>
-                <w:szCs w:val="18"/>
-                <w:lang w:eastAsia="zh-CN"/>
-              </w:rPr>
-              <w:t>%}MET exon14 skipping{%else%}</w:t>
+              <w:t xml:space="preserve"> ==”MET”%}MET exon14 skipping{%else%}</w:t>
             </w:r>
             <w:r>
               <w:rPr>
@@ -18960,17 +17271,7 @@
                 <w:szCs w:val="18"/>
                 <w:lang w:eastAsia="zh-CN"/>
               </w:rPr>
-              <w:t>=</w:t>
-            </w:r>
-            <w:proofErr w:type="gramStart"/>
-            <w:r>
-              <w:rPr>
-                <w:rFonts w:ascii="Times New Roman" w:eastAsia="宋体" w:hAnsi="Times New Roman" w:cs="Times New Roman"/>
-                <w:sz w:val="18"/>
-                <w:szCs w:val="18"/>
-                <w:lang w:eastAsia="zh-CN"/>
-              </w:rPr>
-              <w:t>=”</w:t>
+              <w:t>==”</w:t>
             </w:r>
             <w:proofErr w:type="spellStart"/>
             <w:r>
@@ -18983,7 +17284,6 @@
               <w:t>Snvindel</w:t>
             </w:r>
             <w:proofErr w:type="spellEnd"/>
-            <w:proofErr w:type="gramEnd"/>
             <w:r>
               <w:rPr>
                 <w:rFonts w:ascii="Times New Roman" w:eastAsia="宋体" w:hAnsi="Times New Roman" w:cs="Times New Roman"/>
@@ -19015,7 +17315,6 @@
               <w:t xml:space="preserve">{%if </w:t>
             </w:r>
             <w:proofErr w:type="spellStart"/>
-            <w:proofErr w:type="gramStart"/>
             <w:r>
               <w:rPr>
                 <w:rFonts w:ascii="Times New Roman" w:eastAsia="宋体" w:hAnsi="Times New Roman" w:cs="Times New Roman"/>
@@ -19026,7 +17325,6 @@
               <w:t>a.depth</w:t>
             </w:r>
             <w:proofErr w:type="spellEnd"/>
-            <w:proofErr w:type="gramEnd"/>
             <w:r>
               <w:rPr>
                 <w:rFonts w:ascii="Times New Roman" w:eastAsia="宋体" w:hAnsi="Times New Roman" w:cs="Times New Roman"/>
@@ -19209,17 +17507,7 @@
                 <w:szCs w:val="18"/>
                 <w:lang w:eastAsia="zh-CN"/>
               </w:rPr>
-              <w:t>=</w:t>
-            </w:r>
-            <w:proofErr w:type="gramStart"/>
-            <w:r>
-              <w:rPr>
-                <w:rFonts w:ascii="Times New Roman" w:eastAsia="宋体" w:hAnsi="Times New Roman" w:cs="Times New Roman"/>
-                <w:sz w:val="18"/>
-                <w:szCs w:val="18"/>
-                <w:lang w:eastAsia="zh-CN"/>
-              </w:rPr>
-              <w:t>=”</w:t>
+              <w:t>==”</w:t>
             </w:r>
             <w:proofErr w:type="spellStart"/>
             <w:r>
@@ -19232,7 +17520,6 @@
               <w:t>Snvindel</w:t>
             </w:r>
             <w:proofErr w:type="spellEnd"/>
-            <w:proofErr w:type="gramEnd"/>
             <w:r>
               <w:rPr>
                 <w:rFonts w:ascii="Times New Roman" w:eastAsia="宋体" w:hAnsi="Times New Roman" w:cs="Times New Roman"/>
@@ -19264,25 +17551,14 @@
               <w:t>{{</w:t>
             </w:r>
             <w:proofErr w:type="spellStart"/>
-            <w:proofErr w:type="gramStart"/>
-            <w:r>
-              <w:rPr>
-                <w:rFonts w:ascii="Times New Roman" w:eastAsia="宋体" w:hAnsi="Times New Roman" w:cs="Times New Roman"/>
-                <w:sz w:val="18"/>
-                <w:szCs w:val="18"/>
-                <w:lang w:eastAsia="zh-CN"/>
-              </w:rPr>
-              <w:t>a.freq</w:t>
-            </w:r>
-            <w:proofErr w:type="gramEnd"/>
-            <w:r>
-              <w:rPr>
-                <w:rFonts w:ascii="Times New Roman" w:eastAsia="宋体" w:hAnsi="Times New Roman" w:cs="Times New Roman"/>
-                <w:sz w:val="18"/>
-                <w:szCs w:val="18"/>
-                <w:lang w:eastAsia="zh-CN"/>
-              </w:rPr>
-              <w:t>_str</w:t>
+            <w:r>
+              <w:rPr>
+                <w:rFonts w:ascii="Times New Roman" w:eastAsia="宋体" w:hAnsi="Times New Roman" w:cs="Times New Roman"/>
+                <w:sz w:val="18"/>
+                <w:szCs w:val="18"/>
+                <w:lang w:eastAsia="zh-CN"/>
+              </w:rPr>
+              <w:t>a.freq_str</w:t>
             </w:r>
             <w:proofErr w:type="spellEnd"/>
             <w:r>
@@ -19316,25 +17592,14 @@
               <w:t xml:space="preserve">{%p if </w:t>
             </w:r>
             <w:proofErr w:type="spellStart"/>
-            <w:proofErr w:type="gramStart"/>
-            <w:r>
-              <w:rPr>
-                <w:rFonts w:ascii="Times New Roman" w:eastAsia="宋体" w:hAnsi="Times New Roman" w:cs="Times New Roman"/>
-                <w:sz w:val="18"/>
-                <w:szCs w:val="18"/>
-                <w:lang w:eastAsia="zh-CN"/>
-              </w:rPr>
-              <w:t>a.judge</w:t>
-            </w:r>
-            <w:proofErr w:type="gramEnd"/>
-            <w:r>
-              <w:rPr>
-                <w:rFonts w:ascii="Times New Roman" w:eastAsia="宋体" w:hAnsi="Times New Roman" w:cs="Times New Roman"/>
-                <w:sz w:val="18"/>
-                <w:szCs w:val="18"/>
-                <w:lang w:eastAsia="zh-CN"/>
-              </w:rPr>
-              <w:t>_mergeMET</w:t>
+            <w:r>
+              <w:rPr>
+                <w:rFonts w:ascii="Times New Roman" w:eastAsia="宋体" w:hAnsi="Times New Roman" w:cs="Times New Roman"/>
+                <w:sz w:val="18"/>
+                <w:szCs w:val="18"/>
+                <w:lang w:eastAsia="zh-CN"/>
+              </w:rPr>
+              <w:t>a.judge_mergeMET</w:t>
             </w:r>
             <w:proofErr w:type="spellEnd"/>
             <w:r>
@@ -19465,17 +17730,7 @@
                 <w:szCs w:val="18"/>
                 <w:lang w:eastAsia="zh-CN"/>
               </w:rPr>
-              <w:t>=</w:t>
-            </w:r>
-            <w:proofErr w:type="gramStart"/>
-            <w:r>
-              <w:rPr>
-                <w:rFonts w:ascii="Times New Roman" w:eastAsia="宋体" w:hAnsi="Times New Roman" w:cs="Times New Roman"/>
-                <w:sz w:val="18"/>
-                <w:szCs w:val="18"/>
-                <w:lang w:eastAsia="zh-CN"/>
-              </w:rPr>
-              <w:t>=”</w:t>
+              <w:t>==”</w:t>
             </w:r>
             <w:proofErr w:type="spellStart"/>
             <w:r>
@@ -19488,7 +17743,6 @@
               <w:t>Cnv</w:t>
             </w:r>
             <w:proofErr w:type="spellEnd"/>
-            <w:proofErr w:type="gramEnd"/>
             <w:r>
               <w:rPr>
                 <w:rFonts w:ascii="Times New Roman" w:eastAsia="宋体" w:hAnsi="Times New Roman" w:cs="Times New Roman"/>
@@ -19598,17 +17852,7 @@
                 <w:szCs w:val="18"/>
                 <w:lang w:eastAsia="zh-CN"/>
               </w:rPr>
-              <w:t>=</w:t>
-            </w:r>
-            <w:proofErr w:type="gramStart"/>
-            <w:r>
-              <w:rPr>
-                <w:rFonts w:ascii="Times New Roman" w:eastAsia="宋体" w:hAnsi="Times New Roman" w:cs="Times New Roman"/>
-                <w:sz w:val="18"/>
-                <w:szCs w:val="18"/>
-                <w:lang w:eastAsia="zh-CN"/>
-              </w:rPr>
-              <w:t>=”</w:t>
+              <w:t>==”</w:t>
             </w:r>
             <w:proofErr w:type="spellStart"/>
             <w:r>
@@ -19621,7 +17865,6 @@
               <w:t>Sv</w:t>
             </w:r>
             <w:proofErr w:type="spellEnd"/>
-            <w:proofErr w:type="gramEnd"/>
             <w:r>
               <w:rPr>
                 <w:rFonts w:ascii="Times New Roman" w:eastAsia="宋体" w:hAnsi="Times New Roman" w:cs="Times New Roman"/>
@@ -19653,25 +17896,14 @@
               <w:t>{{</w:t>
             </w:r>
             <w:proofErr w:type="spellStart"/>
-            <w:proofErr w:type="gramStart"/>
-            <w:r>
-              <w:rPr>
-                <w:rFonts w:ascii="Times New Roman" w:eastAsia="宋体" w:hAnsi="Times New Roman" w:cs="Times New Roman"/>
-                <w:sz w:val="18"/>
-                <w:szCs w:val="18"/>
-                <w:lang w:eastAsia="zh-CN"/>
-              </w:rPr>
-              <w:t>a.freq</w:t>
-            </w:r>
-            <w:proofErr w:type="gramEnd"/>
-            <w:r>
-              <w:rPr>
-                <w:rFonts w:ascii="Times New Roman" w:eastAsia="宋体" w:hAnsi="Times New Roman" w:cs="Times New Roman"/>
-                <w:sz w:val="18"/>
-                <w:szCs w:val="18"/>
-                <w:lang w:eastAsia="zh-CN"/>
-              </w:rPr>
-              <w:t>_str</w:t>
+            <w:r>
+              <w:rPr>
+                <w:rFonts w:ascii="Times New Roman" w:eastAsia="宋体" w:hAnsi="Times New Roman" w:cs="Times New Roman"/>
+                <w:sz w:val="18"/>
+                <w:szCs w:val="18"/>
+                <w:lang w:eastAsia="zh-CN"/>
+              </w:rPr>
+              <w:t>a.freq_str</w:t>
             </w:r>
             <w:proofErr w:type="spellEnd"/>
             <w:r>
@@ -20334,29 +18566,7 @@
           <w:szCs w:val="21"/>
           <w:lang w:eastAsia="zh-CN"/>
         </w:rPr>
-        <w:t>var.var_</w:t>
-      </w:r>
-      <w:proofErr w:type="gramStart"/>
-      <w:r>
-        <w:rPr>
-          <w:rFonts w:ascii="Times New Roman" w:hAnsi="Times New Roman" w:cs="Times New Roman"/>
-          <w:b/>
-          <w:sz w:val="21"/>
-          <w:szCs w:val="21"/>
-          <w:lang w:eastAsia="zh-CN"/>
-        </w:rPr>
-        <w:t>somatic.level</w:t>
-      </w:r>
-      <w:proofErr w:type="gramEnd"/>
-      <w:r>
-        <w:rPr>
-          <w:rFonts w:ascii="Times New Roman" w:hAnsi="Times New Roman" w:cs="Times New Roman"/>
-          <w:b/>
-          <w:sz w:val="21"/>
-          <w:szCs w:val="21"/>
-          <w:lang w:eastAsia="zh-CN"/>
-        </w:rPr>
-        <w:t>_I</w:t>
+        <w:t>var.var_somatic.level_I</w:t>
       </w:r>
       <w:proofErr w:type="spellEnd"/>
       <w:r>
@@ -21348,9 +19558,9 @@
                 <w:szCs w:val="18"/>
                 <w:lang w:eastAsia="zh-CN"/>
               </w:rPr>
-              <w:t>var.knb.evi_sum.evi_</w:t>
-            </w:r>
-            <w:proofErr w:type="gramStart"/>
+              <w:t>var.knb.evi_sum.evi_split.Predictive_merge</w:t>
+            </w:r>
+            <w:proofErr w:type="spellEnd"/>
             <w:r>
               <w:rPr>
                 <w:rFonts w:ascii="Times New Roman" w:hAnsi="Times New Roman" w:cs="Times New Roman"/>
@@ -21359,10 +19569,12 @@
                 <w:szCs w:val="18"/>
                 <w:lang w:eastAsia="zh-CN"/>
               </w:rPr>
-              <w:t>split.Predictive</w:t>
-            </w:r>
-            <w:proofErr w:type="gramEnd"/>
-            <w:r>
+              <w:t>%}</w:t>
+            </w:r>
+          </w:p>
+          <w:p>
+            <w:pPr>
+              <w:widowControl/>
               <w:rPr>
                 <w:rFonts w:ascii="Times New Roman" w:hAnsi="Times New Roman" w:cs="Times New Roman"/>
                 <w:color w:val="000000" w:themeColor="text1"/>
@@ -21370,9 +19582,7 @@
                 <w:szCs w:val="18"/>
                 <w:lang w:eastAsia="zh-CN"/>
               </w:rPr>
-              <w:t>_merge</w:t>
-            </w:r>
-            <w:proofErr w:type="spellEnd"/>
+            </w:pPr>
             <w:r>
               <w:rPr>
                 <w:rFonts w:ascii="Times New Roman" w:hAnsi="Times New Roman" w:cs="Times New Roman"/>
@@ -21381,12 +19591,10 @@
                 <w:szCs w:val="18"/>
                 <w:lang w:eastAsia="zh-CN"/>
               </w:rPr>
-              <w:t>%}</w:t>
-            </w:r>
-          </w:p>
-          <w:p>
-            <w:pPr>
-              <w:widowControl/>
+              <w:t xml:space="preserve">{%p for b in </w:t>
+            </w:r>
+            <w:proofErr w:type="spellStart"/>
+            <w:r>
               <w:rPr>
                 <w:rFonts w:ascii="Times New Roman" w:hAnsi="Times New Roman" w:cs="Times New Roman"/>
                 <w:color w:val="000000" w:themeColor="text1"/>
@@ -21394,49 +19602,7 @@
                 <w:szCs w:val="18"/>
                 <w:lang w:eastAsia="zh-CN"/>
               </w:rPr>
-            </w:pPr>
-            <w:r>
-              <w:rPr>
-                <w:rFonts w:ascii="Times New Roman" w:hAnsi="Times New Roman" w:cs="Times New Roman"/>
-                <w:color w:val="000000" w:themeColor="text1"/>
-                <w:sz w:val="18"/>
-                <w:szCs w:val="18"/>
-                <w:lang w:eastAsia="zh-CN"/>
-              </w:rPr>
-              <w:t xml:space="preserve">{%p for b in </w:t>
-            </w:r>
-            <w:proofErr w:type="spellStart"/>
-            <w:r>
-              <w:rPr>
-                <w:rFonts w:ascii="Times New Roman" w:hAnsi="Times New Roman" w:cs="Times New Roman"/>
-                <w:color w:val="000000" w:themeColor="text1"/>
-                <w:sz w:val="18"/>
-                <w:szCs w:val="18"/>
-                <w:lang w:eastAsia="zh-CN"/>
-              </w:rPr>
-              <w:t>var.knb.evi_sum.evi_</w:t>
-            </w:r>
-            <w:proofErr w:type="gramStart"/>
-            <w:r>
-              <w:rPr>
-                <w:rFonts w:ascii="Times New Roman" w:hAnsi="Times New Roman" w:cs="Times New Roman"/>
-                <w:color w:val="000000" w:themeColor="text1"/>
-                <w:sz w:val="18"/>
-                <w:szCs w:val="18"/>
-                <w:lang w:eastAsia="zh-CN"/>
-              </w:rPr>
-              <w:t>split.Predictive</w:t>
-            </w:r>
-            <w:proofErr w:type="gramEnd"/>
-            <w:r>
-              <w:rPr>
-                <w:rFonts w:ascii="Times New Roman" w:hAnsi="Times New Roman" w:cs="Times New Roman"/>
-                <w:color w:val="000000" w:themeColor="text1"/>
-                <w:sz w:val="18"/>
-                <w:szCs w:val="18"/>
-                <w:lang w:eastAsia="zh-CN"/>
-              </w:rPr>
-              <w:t>_merge</w:t>
+              <w:t>var.knb.evi_sum.evi_split.Predictive_merge</w:t>
             </w:r>
             <w:proofErr w:type="spellEnd"/>
             <w:r>
@@ -21640,9 +19806,9 @@
                 <w:szCs w:val="18"/>
                 <w:lang w:eastAsia="zh-CN"/>
               </w:rPr>
-              <w:t>var.knb.evi_sum.evi_</w:t>
-            </w:r>
-            <w:proofErr w:type="gramStart"/>
+              <w:t>var.knb.evi_sum.evi_split.Prognostic</w:t>
+            </w:r>
+            <w:proofErr w:type="spellEnd"/>
             <w:r>
               <w:rPr>
                 <w:rFonts w:ascii="Times New Roman" w:hAnsi="Times New Roman" w:cs="Times New Roman"/>
@@ -21651,11 +19817,12 @@
                 <w:szCs w:val="18"/>
                 <w:lang w:eastAsia="zh-CN"/>
               </w:rPr>
-              <w:t>split.Prognostic</w:t>
-            </w:r>
-            <w:proofErr w:type="spellEnd"/>
-            <w:proofErr w:type="gramEnd"/>
-            <w:r>
+              <w:t>%}</w:t>
+            </w:r>
+          </w:p>
+          <w:p>
+            <w:pPr>
+              <w:widowControl/>
               <w:rPr>
                 <w:rFonts w:ascii="Times New Roman" w:hAnsi="Times New Roman" w:cs="Times New Roman"/>
                 <w:color w:val="000000" w:themeColor="text1"/>
@@ -21663,12 +19830,8 @@
                 <w:szCs w:val="18"/>
                 <w:lang w:eastAsia="zh-CN"/>
               </w:rPr>
-              <w:t>%}</w:t>
-            </w:r>
-          </w:p>
-          <w:p>
-            <w:pPr>
-              <w:widowControl/>
+            </w:pPr>
+            <w:r>
               <w:rPr>
                 <w:rFonts w:ascii="Times New Roman" w:hAnsi="Times New Roman" w:cs="Times New Roman"/>
                 <w:color w:val="000000" w:themeColor="text1"/>
@@ -21676,7 +19839,9 @@
                 <w:szCs w:val="18"/>
                 <w:lang w:eastAsia="zh-CN"/>
               </w:rPr>
-            </w:pPr>
+              <w:t xml:space="preserve">{%p for b in </w:t>
+            </w:r>
+            <w:proofErr w:type="spellStart"/>
             <w:r>
               <w:rPr>
                 <w:rFonts w:ascii="Times New Roman" w:hAnsi="Times New Roman" w:cs="Times New Roman"/>
@@ -21685,32 +19850,9 @@
                 <w:szCs w:val="18"/>
                 <w:lang w:eastAsia="zh-CN"/>
               </w:rPr>
-              <w:t xml:space="preserve">{%p for b in </w:t>
-            </w:r>
-            <w:proofErr w:type="spellStart"/>
-            <w:r>
-              <w:rPr>
-                <w:rFonts w:ascii="Times New Roman" w:hAnsi="Times New Roman" w:cs="Times New Roman"/>
-                <w:color w:val="000000" w:themeColor="text1"/>
-                <w:sz w:val="18"/>
-                <w:szCs w:val="18"/>
-                <w:lang w:eastAsia="zh-CN"/>
-              </w:rPr>
-              <w:t>var.knb.evi_sum.evi_</w:t>
-            </w:r>
-            <w:proofErr w:type="gramStart"/>
-            <w:r>
-              <w:rPr>
-                <w:rFonts w:ascii="Times New Roman" w:hAnsi="Times New Roman" w:cs="Times New Roman"/>
-                <w:color w:val="000000" w:themeColor="text1"/>
-                <w:sz w:val="18"/>
-                <w:szCs w:val="18"/>
-                <w:lang w:eastAsia="zh-CN"/>
-              </w:rPr>
-              <w:t>split.Prognostic</w:t>
-            </w:r>
-            <w:proofErr w:type="spellEnd"/>
-            <w:proofErr w:type="gramEnd"/>
+              <w:t>var.knb.evi_sum.evi_split.Prognostic</w:t>
+            </w:r>
+            <w:proofErr w:type="spellEnd"/>
             <w:r>
               <w:rPr>
                 <w:rFonts w:ascii="Times New Roman" w:hAnsi="Times New Roman" w:cs="Times New Roman"/>
@@ -21874,9 +20016,9 @@
                 <w:szCs w:val="18"/>
                 <w:lang w:eastAsia="zh-CN"/>
               </w:rPr>
-              <w:t>var.knb.evi_sum.evi_</w:t>
-            </w:r>
-            <w:proofErr w:type="gramStart"/>
+              <w:t>var.knb.evi_sum.evi_split.Diagnostic</w:t>
+            </w:r>
+            <w:proofErr w:type="spellEnd"/>
             <w:r>
               <w:rPr>
                 <w:rFonts w:ascii="Times New Roman" w:hAnsi="Times New Roman" w:cs="Times New Roman"/>
@@ -21885,11 +20027,12 @@
                 <w:szCs w:val="18"/>
                 <w:lang w:eastAsia="zh-CN"/>
               </w:rPr>
-              <w:t>split.Diagnostic</w:t>
-            </w:r>
-            <w:proofErr w:type="spellEnd"/>
-            <w:proofErr w:type="gramEnd"/>
-            <w:r>
+              <w:t>%}</w:t>
+            </w:r>
+          </w:p>
+          <w:p>
+            <w:pPr>
+              <w:widowControl/>
               <w:rPr>
                 <w:rFonts w:ascii="Times New Roman" w:hAnsi="Times New Roman" w:cs="Times New Roman"/>
                 <w:color w:val="000000" w:themeColor="text1"/>
@@ -21897,12 +20040,8 @@
                 <w:szCs w:val="18"/>
                 <w:lang w:eastAsia="zh-CN"/>
               </w:rPr>
-              <w:t>%}</w:t>
-            </w:r>
-          </w:p>
-          <w:p>
-            <w:pPr>
-              <w:widowControl/>
+            </w:pPr>
+            <w:r>
               <w:rPr>
                 <w:rFonts w:ascii="Times New Roman" w:hAnsi="Times New Roman" w:cs="Times New Roman"/>
                 <w:color w:val="000000" w:themeColor="text1"/>
@@ -21910,7 +20049,9 @@
                 <w:szCs w:val="18"/>
                 <w:lang w:eastAsia="zh-CN"/>
               </w:rPr>
-            </w:pPr>
+              <w:t xml:space="preserve">{%p for b in </w:t>
+            </w:r>
+            <w:proofErr w:type="spellStart"/>
             <w:r>
               <w:rPr>
                 <w:rFonts w:ascii="Times New Roman" w:hAnsi="Times New Roman" w:cs="Times New Roman"/>
@@ -21919,32 +20060,9 @@
                 <w:szCs w:val="18"/>
                 <w:lang w:eastAsia="zh-CN"/>
               </w:rPr>
-              <w:t xml:space="preserve">{%p for b in </w:t>
-            </w:r>
-            <w:proofErr w:type="spellStart"/>
-            <w:r>
-              <w:rPr>
-                <w:rFonts w:ascii="Times New Roman" w:hAnsi="Times New Roman" w:cs="Times New Roman"/>
-                <w:color w:val="000000" w:themeColor="text1"/>
-                <w:sz w:val="18"/>
-                <w:szCs w:val="18"/>
-                <w:lang w:eastAsia="zh-CN"/>
-              </w:rPr>
-              <w:t>var.knb.evi_sum.evi_</w:t>
-            </w:r>
-            <w:proofErr w:type="gramStart"/>
-            <w:r>
-              <w:rPr>
-                <w:rFonts w:ascii="Times New Roman" w:hAnsi="Times New Roman" w:cs="Times New Roman"/>
-                <w:color w:val="000000" w:themeColor="text1"/>
-                <w:sz w:val="18"/>
-                <w:szCs w:val="18"/>
-                <w:lang w:eastAsia="zh-CN"/>
-              </w:rPr>
-              <w:t>split.Diagnostic</w:t>
-            </w:r>
-            <w:proofErr w:type="spellEnd"/>
-            <w:proofErr w:type="gramEnd"/>
+              <w:t>var.knb.evi_sum.evi_split.Diagnostic</w:t>
+            </w:r>
+            <w:proofErr w:type="spellEnd"/>
             <w:r>
               <w:rPr>
                 <w:rFonts w:ascii="Times New Roman" w:hAnsi="Times New Roman" w:cs="Times New Roman"/>
@@ -22171,29 +20289,7 @@
           <w:szCs w:val="21"/>
           <w:lang w:eastAsia="zh-CN"/>
         </w:rPr>
-        <w:t>var.var_</w:t>
-      </w:r>
-      <w:proofErr w:type="gramStart"/>
-      <w:r>
-        <w:rPr>
-          <w:rFonts w:ascii="Times New Roman" w:hAnsi="Times New Roman" w:cs="Times New Roman"/>
-          <w:b/>
-          <w:sz w:val="21"/>
-          <w:szCs w:val="21"/>
-          <w:lang w:eastAsia="zh-CN"/>
-        </w:rPr>
-        <w:t>somatic.level</w:t>
-      </w:r>
-      <w:proofErr w:type="gramEnd"/>
-      <w:r>
-        <w:rPr>
-          <w:rFonts w:ascii="Times New Roman" w:hAnsi="Times New Roman" w:cs="Times New Roman"/>
-          <w:b/>
-          <w:sz w:val="21"/>
-          <w:szCs w:val="21"/>
-          <w:lang w:eastAsia="zh-CN"/>
-        </w:rPr>
-        <w:t>_I</w:t>
+        <w:t>var.var_somatic.level_I</w:t>
       </w:r>
       <w:proofErr w:type="spellEnd"/>
       <w:r>
@@ -22279,29 +20375,7 @@
           <w:szCs w:val="21"/>
           <w:lang w:eastAsia="zh-CN"/>
         </w:rPr>
-        <w:t>var.var_</w:t>
-      </w:r>
-      <w:proofErr w:type="gramStart"/>
-      <w:r>
-        <w:rPr>
-          <w:rFonts w:ascii="Times New Roman" w:hAnsi="Times New Roman" w:cs="Times New Roman"/>
-          <w:b/>
-          <w:sz w:val="21"/>
-          <w:szCs w:val="21"/>
-          <w:lang w:eastAsia="zh-CN"/>
-        </w:rPr>
-        <w:t>somatic.level</w:t>
-      </w:r>
-      <w:proofErr w:type="gramEnd"/>
-      <w:r>
-        <w:rPr>
-          <w:rFonts w:ascii="Times New Roman" w:hAnsi="Times New Roman" w:cs="Times New Roman"/>
-          <w:b/>
-          <w:sz w:val="21"/>
-          <w:szCs w:val="21"/>
-          <w:lang w:eastAsia="zh-CN"/>
-        </w:rPr>
-        <w:t>_I</w:t>
+        <w:t>var.var_somatic.level_I</w:t>
       </w:r>
       <w:proofErr w:type="spellEnd"/>
       <w:r>
@@ -22430,9 +20504,9 @@
                 <w:sz w:val="18"/>
                 <w:szCs w:val="18"/>
               </w:rPr>
-              <w:t>=</w:t>
-            </w:r>
-            <w:proofErr w:type="gramStart"/>
+              <w:t>==”</w:t>
+            </w:r>
+            <w:proofErr w:type="spellStart"/>
             <w:r>
               <w:rPr>
                 <w:rFonts w:ascii="Times New Roman" w:hAnsi="Times New Roman" w:cs="Times New Roman"/>
@@ -22440,20 +20514,9 @@
                 <w:sz w:val="18"/>
                 <w:szCs w:val="18"/>
               </w:rPr>
-              <w:t>=”</w:t>
-            </w:r>
-            <w:proofErr w:type="spellStart"/>
-            <w:r>
-              <w:rPr>
-                <w:rFonts w:ascii="Times New Roman" w:hAnsi="Times New Roman" w:cs="Times New Roman"/>
-                <w:color w:val="000000"/>
-                <w:sz w:val="18"/>
-                <w:szCs w:val="18"/>
-              </w:rPr>
               <w:t>Snvindel</w:t>
             </w:r>
             <w:proofErr w:type="spellEnd"/>
-            <w:proofErr w:type="gramEnd"/>
             <w:r>
               <w:rPr>
                 <w:rFonts w:ascii="Times New Roman" w:hAnsi="Times New Roman" w:cs="Times New Roman"/>
@@ -22489,7 +20552,6 @@
               <w:t>{{</w:t>
             </w:r>
             <w:proofErr w:type="spellStart"/>
-            <w:proofErr w:type="gramStart"/>
             <w:r>
               <w:rPr>
                 <w:rFonts w:ascii="Times New Roman" w:hAnsi="Times New Roman" w:cs="Times New Roman"/>
@@ -22501,9 +20563,9 @@
                 <w:sz w:val="18"/>
                 <w:szCs w:val="18"/>
               </w:rPr>
-              <w:t>a.gene</w:t>
-            </w:r>
-            <w:proofErr w:type="gramEnd"/>
+              <w:t>a.gene_symbol</w:t>
+            </w:r>
+            <w:proofErr w:type="spellEnd"/>
             <w:r>
               <w:rPr>
                 <w:rFonts w:ascii="Times New Roman" w:hAnsi="Times New Roman" w:cs="Times New Roman"/>
@@ -22515,9 +20577,329 @@
                 <w:sz w:val="18"/>
                 <w:szCs w:val="18"/>
               </w:rPr>
-              <w:t>_symbol</w:t>
-            </w:r>
-            <w:proofErr w:type="spellEnd"/>
+              <w:t>}}</w:t>
+            </w:r>
+            <w:r>
+              <w:rPr>
+                <w:rFonts w:ascii="Times New Roman" w:hAnsi="Times New Roman" w:cs="Times New Roman"/>
+                <w:color w:val="000000"/>
+                <w:sz w:val="18"/>
+                <w:szCs w:val="18"/>
+              </w:rPr>
+              <w:t xml:space="preserve"> </w:t>
+            </w:r>
+            <w:r>
+              <w:rPr>
+                <w:rFonts w:ascii="Times New Roman" w:hAnsi="Times New Roman" w:cs="Times New Roman"/>
+                <w:b/>
+                <w:bCs/>
+                <w:color w:val="000000"/>
+                <w:sz w:val="18"/>
+                <w:szCs w:val="18"/>
+              </w:rPr>
+              <w:t>{{</w:t>
+            </w:r>
+            <w:proofErr w:type="spellStart"/>
+            <w:r>
+              <w:rPr>
+                <w:rFonts w:ascii="Times New Roman" w:hAnsi="Times New Roman" w:cs="Times New Roman"/>
+                <w:b/>
+                <w:bCs/>
+                <w:color w:val="000000"/>
+                <w:sz w:val="18"/>
+                <w:szCs w:val="18"/>
+              </w:rPr>
+              <w:t>a.hgvs_c</w:t>
+            </w:r>
+            <w:proofErr w:type="spellEnd"/>
+            <w:r>
+              <w:rPr>
+                <w:rFonts w:ascii="Times New Roman" w:hAnsi="Times New Roman" w:cs="Times New Roman"/>
+                <w:b/>
+                <w:bCs/>
+                <w:color w:val="000000"/>
+                <w:sz w:val="18"/>
+                <w:szCs w:val="18"/>
+              </w:rPr>
+              <w:t>}}</w:t>
+            </w:r>
+            <w:r>
+              <w:rPr>
+                <w:rFonts w:ascii="Times New Roman" w:hAnsi="Times New Roman" w:cs="Times New Roman"/>
+                <w:color w:val="000000"/>
+                <w:sz w:val="18"/>
+                <w:szCs w:val="18"/>
+              </w:rPr>
+              <w:t xml:space="preserve">{%if </w:t>
+            </w:r>
+            <w:proofErr w:type="spellStart"/>
+            <w:r>
+              <w:rPr>
+                <w:rFonts w:ascii="Times New Roman" w:hAnsi="Times New Roman" w:cs="Times New Roman"/>
+                <w:color w:val="000000"/>
+                <w:sz w:val="18"/>
+                <w:szCs w:val="18"/>
+              </w:rPr>
+              <w:t>a.hgvs_p</w:t>
+            </w:r>
+            <w:proofErr w:type="spellEnd"/>
+            <w:r>
+              <w:rPr>
+                <w:rFonts w:ascii="Times New Roman" w:hAnsi="Times New Roman" w:cs="Times New Roman"/>
+                <w:color w:val="000000"/>
+                <w:sz w:val="18"/>
+                <w:szCs w:val="18"/>
+              </w:rPr>
+              <w:t xml:space="preserve">!=”p.?”%} </w:t>
+            </w:r>
+            <w:r>
+              <w:rPr>
+                <w:rFonts w:ascii="Times New Roman" w:hAnsi="Times New Roman" w:cs="Times New Roman"/>
+                <w:b/>
+                <w:bCs/>
+                <w:color w:val="000000"/>
+                <w:sz w:val="18"/>
+                <w:szCs w:val="18"/>
+              </w:rPr>
+              <w:t>{{</w:t>
+            </w:r>
+            <w:proofErr w:type="spellStart"/>
+            <w:r>
+              <w:rPr>
+                <w:rFonts w:ascii="Times New Roman" w:hAnsi="Times New Roman" w:cs="Times New Roman"/>
+                <w:b/>
+                <w:bCs/>
+                <w:color w:val="000000"/>
+                <w:sz w:val="18"/>
+                <w:szCs w:val="18"/>
+              </w:rPr>
+              <w:t>a.hgvs_p</w:t>
+            </w:r>
+            <w:proofErr w:type="spellEnd"/>
+            <w:r>
+              <w:rPr>
+                <w:rFonts w:ascii="Times New Roman" w:hAnsi="Times New Roman" w:cs="Times New Roman"/>
+                <w:b/>
+                <w:bCs/>
+                <w:color w:val="000000"/>
+                <w:sz w:val="18"/>
+                <w:szCs w:val="18"/>
+              </w:rPr>
+              <w:t>}}</w:t>
+            </w:r>
+            <w:r>
+              <w:rPr>
+                <w:rFonts w:ascii="Times New Roman" w:hAnsi="Times New Roman" w:cs="Times New Roman"/>
+                <w:color w:val="000000"/>
+                <w:sz w:val="18"/>
+                <w:szCs w:val="18"/>
+              </w:rPr>
+              <w:t>{%endif%}</w:t>
+            </w:r>
+          </w:p>
+          <w:p>
+            <w:pPr>
+              <w:widowControl/>
+              <w:jc w:val="center"/>
+              <w:rPr>
+                <w:rFonts w:ascii="Times New Roman" w:hAnsi="Times New Roman" w:cs="Times New Roman"/>
+                <w:color w:val="000000"/>
+                <w:sz w:val="18"/>
+                <w:szCs w:val="18"/>
+              </w:rPr>
+            </w:pPr>
+            <w:r>
+              <w:rPr>
+                <w:rFonts w:ascii="Times New Roman" w:hAnsi="Times New Roman" w:cs="Times New Roman"/>
+                <w:color w:val="000000"/>
+                <w:sz w:val="18"/>
+                <w:szCs w:val="18"/>
+              </w:rPr>
+              <w:t xml:space="preserve">{%p if </w:t>
+            </w:r>
+            <w:proofErr w:type="spellStart"/>
+            <w:r>
+              <w:rPr>
+                <w:rFonts w:ascii="Times New Roman" w:hAnsi="Times New Roman" w:cs="Times New Roman"/>
+                <w:color w:val="000000"/>
+                <w:sz w:val="18"/>
+                <w:szCs w:val="18"/>
+              </w:rPr>
+              <w:t>a.judge_mergeMET</w:t>
+            </w:r>
+            <w:proofErr w:type="spellEnd"/>
+            <w:r>
+              <w:rPr>
+                <w:rFonts w:ascii="Times New Roman" w:hAnsi="Times New Roman" w:cs="Times New Roman"/>
+                <w:color w:val="000000"/>
+                <w:sz w:val="18"/>
+                <w:szCs w:val="18"/>
+              </w:rPr>
+              <w:t>%}</w:t>
+            </w:r>
+          </w:p>
+          <w:p>
+            <w:pPr>
+              <w:widowControl/>
+              <w:jc w:val="center"/>
+              <w:rPr>
+                <w:rFonts w:ascii="Times New Roman" w:hAnsi="Times New Roman" w:cs="Times New Roman"/>
+                <w:b/>
+                <w:bCs/>
+                <w:color w:val="000000"/>
+                <w:sz w:val="18"/>
+                <w:szCs w:val="18"/>
+              </w:rPr>
+            </w:pPr>
+            <w:r>
+              <w:rPr>
+                <w:rFonts w:ascii="Times New Roman" w:hAnsi="Times New Roman" w:cs="Times New Roman" w:hint="eastAsia"/>
+                <w:b/>
+                <w:bCs/>
+                <w:color w:val="000000"/>
+                <w:sz w:val="18"/>
+                <w:szCs w:val="18"/>
+              </w:rPr>
+              <w:t>（</w:t>
+            </w:r>
+            <w:r>
+              <w:rPr>
+                <w:rFonts w:ascii="Times New Roman" w:hAnsi="Times New Roman" w:cs="Times New Roman"/>
+                <w:b/>
+                <w:bCs/>
+                <w:color w:val="000000"/>
+                <w:sz w:val="18"/>
+                <w:szCs w:val="18"/>
+              </w:rPr>
+              <w:t>MET exon14 skipping</w:t>
+            </w:r>
+            <w:r>
+              <w:rPr>
+                <w:rFonts w:ascii="Times New Roman" w:hAnsi="Times New Roman" w:cs="Times New Roman"/>
+                <w:b/>
+                <w:bCs/>
+                <w:color w:val="000000"/>
+                <w:sz w:val="18"/>
+                <w:szCs w:val="18"/>
+              </w:rPr>
+              <w:t>）</w:t>
+            </w:r>
+          </w:p>
+          <w:p>
+            <w:pPr>
+              <w:widowControl/>
+              <w:jc w:val="center"/>
+              <w:rPr>
+                <w:rFonts w:ascii="Times New Roman" w:hAnsi="Times New Roman" w:cs="Times New Roman"/>
+                <w:color w:val="000000"/>
+                <w:sz w:val="18"/>
+                <w:szCs w:val="18"/>
+              </w:rPr>
+            </w:pPr>
+            <w:r>
+              <w:rPr>
+                <w:rFonts w:ascii="Times New Roman" w:hAnsi="Times New Roman" w:cs="Times New Roman"/>
+                <w:color w:val="000000"/>
+                <w:sz w:val="18"/>
+                <w:szCs w:val="18"/>
+              </w:rPr>
+              <w:t>{%p endif%}</w:t>
+            </w:r>
+          </w:p>
+          <w:p>
+            <w:pPr>
+              <w:widowControl/>
+              <w:jc w:val="center"/>
+              <w:rPr>
+                <w:rFonts w:ascii="Times New Roman" w:hAnsi="Times New Roman" w:cs="Times New Roman"/>
+                <w:color w:val="000000"/>
+                <w:sz w:val="18"/>
+                <w:szCs w:val="18"/>
+              </w:rPr>
+            </w:pPr>
+            <w:r>
+              <w:rPr>
+                <w:rFonts w:ascii="Times New Roman" w:hAnsi="Times New Roman" w:cs="Times New Roman"/>
+                <w:color w:val="000000"/>
+                <w:sz w:val="18"/>
+                <w:szCs w:val="18"/>
+              </w:rPr>
+              <w:t xml:space="preserve">{%p </w:t>
+            </w:r>
+            <w:proofErr w:type="spellStart"/>
+            <w:r>
+              <w:rPr>
+                <w:rFonts w:ascii="Times New Roman" w:hAnsi="Times New Roman" w:cs="Times New Roman"/>
+                <w:color w:val="000000"/>
+                <w:sz w:val="18"/>
+                <w:szCs w:val="18"/>
+              </w:rPr>
+              <w:t>elif</w:t>
+            </w:r>
+            <w:proofErr w:type="spellEnd"/>
+            <w:r>
+              <w:rPr>
+                <w:rFonts w:ascii="Times New Roman" w:hAnsi="Times New Roman" w:cs="Times New Roman"/>
+                <w:color w:val="000000"/>
+                <w:sz w:val="18"/>
+                <w:szCs w:val="18"/>
+              </w:rPr>
+              <w:t xml:space="preserve"> </w:t>
+            </w:r>
+            <w:proofErr w:type="spellStart"/>
+            <w:r>
+              <w:rPr>
+                <w:rFonts w:ascii="Times New Roman" w:hAnsi="Times New Roman" w:cs="Times New Roman"/>
+                <w:color w:val="000000"/>
+                <w:sz w:val="18"/>
+                <w:szCs w:val="18"/>
+              </w:rPr>
+              <w:t>a.bio_category</w:t>
+            </w:r>
+            <w:proofErr w:type="spellEnd"/>
+            <w:r>
+              <w:rPr>
+                <w:rFonts w:ascii="Times New Roman" w:hAnsi="Times New Roman" w:cs="Times New Roman"/>
+                <w:color w:val="000000"/>
+                <w:sz w:val="18"/>
+                <w:szCs w:val="18"/>
+              </w:rPr>
+              <w:t>==”</w:t>
+            </w:r>
+            <w:proofErr w:type="spellStart"/>
+            <w:r>
+              <w:rPr>
+                <w:rFonts w:ascii="Times New Roman" w:hAnsi="Times New Roman" w:cs="Times New Roman"/>
+                <w:color w:val="000000"/>
+                <w:sz w:val="18"/>
+                <w:szCs w:val="18"/>
+              </w:rPr>
+              <w:t>Cnv</w:t>
+            </w:r>
+            <w:proofErr w:type="spellEnd"/>
+            <w:r>
+              <w:rPr>
+                <w:rFonts w:ascii="Times New Roman" w:hAnsi="Times New Roman" w:cs="Times New Roman"/>
+                <w:color w:val="000000"/>
+                <w:sz w:val="18"/>
+                <w:szCs w:val="18"/>
+              </w:rPr>
+              <w:t>”%}</w:t>
+            </w:r>
+          </w:p>
+          <w:p>
+            <w:pPr>
+              <w:widowControl/>
+              <w:jc w:val="center"/>
+              <w:rPr>
+                <w:rFonts w:ascii="Times New Roman" w:hAnsi="Times New Roman" w:cs="Times New Roman"/>
+                <w:b/>
+                <w:bCs/>
+                <w:color w:val="000000"/>
+                <w:sz w:val="18"/>
+                <w:szCs w:val="18"/>
+              </w:rPr>
+            </w:pPr>
             <w:r>
               <w:rPr>
                 <w:rFonts w:ascii="Times New Roman" w:hAnsi="Times New Roman" w:cs="Times New Roman"/>
@@ -22529,351 +20911,9 @@
                 <w:sz w:val="18"/>
                 <w:szCs w:val="18"/>
               </w:rPr>
-              <w:t>}}</w:t>
-            </w:r>
-            <w:r>
-              <w:rPr>
-                <w:rFonts w:ascii="Times New Roman" w:hAnsi="Times New Roman" w:cs="Times New Roman"/>
-                <w:color w:val="000000"/>
-                <w:sz w:val="18"/>
-                <w:szCs w:val="18"/>
-              </w:rPr>
-              <w:t xml:space="preserve"> </w:t>
-            </w:r>
-            <w:r>
-              <w:rPr>
-                <w:rFonts w:ascii="Times New Roman" w:hAnsi="Times New Roman" w:cs="Times New Roman"/>
-                <w:b/>
-                <w:bCs/>
-                <w:color w:val="000000"/>
-                <w:sz w:val="18"/>
-                <w:szCs w:val="18"/>
-              </w:rPr>
               <w:t>{{</w:t>
             </w:r>
             <w:proofErr w:type="spellStart"/>
-            <w:r>
-              <w:rPr>
-                <w:rFonts w:ascii="Times New Roman" w:hAnsi="Times New Roman" w:cs="Times New Roman"/>
-                <w:b/>
-                <w:bCs/>
-                <w:color w:val="000000"/>
-                <w:sz w:val="18"/>
-                <w:szCs w:val="18"/>
-              </w:rPr>
-              <w:t>a.hgvs_c</w:t>
-            </w:r>
-            <w:proofErr w:type="spellEnd"/>
-            <w:r>
-              <w:rPr>
-                <w:rFonts w:ascii="Times New Roman" w:hAnsi="Times New Roman" w:cs="Times New Roman"/>
-                <w:b/>
-                <w:bCs/>
-                <w:color w:val="000000"/>
-                <w:sz w:val="18"/>
-                <w:szCs w:val="18"/>
-              </w:rPr>
-              <w:t>}}</w:t>
-            </w:r>
-            <w:r>
-              <w:rPr>
-                <w:rFonts w:ascii="Times New Roman" w:hAnsi="Times New Roman" w:cs="Times New Roman"/>
-                <w:color w:val="000000"/>
-                <w:sz w:val="18"/>
-                <w:szCs w:val="18"/>
-              </w:rPr>
-              <w:t xml:space="preserve">{%if </w:t>
-            </w:r>
-            <w:proofErr w:type="spellStart"/>
-            <w:r>
-              <w:rPr>
-                <w:rFonts w:ascii="Times New Roman" w:hAnsi="Times New Roman" w:cs="Times New Roman"/>
-                <w:color w:val="000000"/>
-                <w:sz w:val="18"/>
-                <w:szCs w:val="18"/>
-              </w:rPr>
-              <w:t>a.hgvs_p</w:t>
-            </w:r>
-            <w:proofErr w:type="spellEnd"/>
-            <w:r>
-              <w:rPr>
-                <w:rFonts w:ascii="Times New Roman" w:hAnsi="Times New Roman" w:cs="Times New Roman"/>
-                <w:color w:val="000000"/>
-                <w:sz w:val="18"/>
-                <w:szCs w:val="18"/>
-              </w:rPr>
-              <w:t xml:space="preserve">!=”p.?”%} </w:t>
-            </w:r>
-            <w:r>
-              <w:rPr>
-                <w:rFonts w:ascii="Times New Roman" w:hAnsi="Times New Roman" w:cs="Times New Roman"/>
-                <w:b/>
-                <w:bCs/>
-                <w:color w:val="000000"/>
-                <w:sz w:val="18"/>
-                <w:szCs w:val="18"/>
-              </w:rPr>
-              <w:t>{{</w:t>
-            </w:r>
-            <w:proofErr w:type="spellStart"/>
-            <w:r>
-              <w:rPr>
-                <w:rFonts w:ascii="Times New Roman" w:hAnsi="Times New Roman" w:cs="Times New Roman"/>
-                <w:b/>
-                <w:bCs/>
-                <w:color w:val="000000"/>
-                <w:sz w:val="18"/>
-                <w:szCs w:val="18"/>
-              </w:rPr>
-              <w:t>a.hgvs_p</w:t>
-            </w:r>
-            <w:proofErr w:type="spellEnd"/>
-            <w:r>
-              <w:rPr>
-                <w:rFonts w:ascii="Times New Roman" w:hAnsi="Times New Roman" w:cs="Times New Roman"/>
-                <w:b/>
-                <w:bCs/>
-                <w:color w:val="000000"/>
-                <w:sz w:val="18"/>
-                <w:szCs w:val="18"/>
-              </w:rPr>
-              <w:t>}}</w:t>
-            </w:r>
-            <w:r>
-              <w:rPr>
-                <w:rFonts w:ascii="Times New Roman" w:hAnsi="Times New Roman" w:cs="Times New Roman"/>
-                <w:color w:val="000000"/>
-                <w:sz w:val="18"/>
-                <w:szCs w:val="18"/>
-              </w:rPr>
-              <w:t>{%endif%}</w:t>
-            </w:r>
-          </w:p>
-          <w:p>
-            <w:pPr>
-              <w:widowControl/>
-              <w:jc w:val="center"/>
-              <w:rPr>
-                <w:rFonts w:ascii="Times New Roman" w:hAnsi="Times New Roman" w:cs="Times New Roman"/>
-                <w:color w:val="000000"/>
-                <w:sz w:val="18"/>
-                <w:szCs w:val="18"/>
-              </w:rPr>
-            </w:pPr>
-            <w:r>
-              <w:rPr>
-                <w:rFonts w:ascii="Times New Roman" w:hAnsi="Times New Roman" w:cs="Times New Roman"/>
-                <w:color w:val="000000"/>
-                <w:sz w:val="18"/>
-                <w:szCs w:val="18"/>
-              </w:rPr>
-              <w:t xml:space="preserve">{%p if </w:t>
-            </w:r>
-            <w:proofErr w:type="spellStart"/>
-            <w:proofErr w:type="gramStart"/>
-            <w:r>
-              <w:rPr>
-                <w:rFonts w:ascii="Times New Roman" w:hAnsi="Times New Roman" w:cs="Times New Roman"/>
-                <w:color w:val="000000"/>
-                <w:sz w:val="18"/>
-                <w:szCs w:val="18"/>
-              </w:rPr>
-              <w:t>a.judge</w:t>
-            </w:r>
-            <w:proofErr w:type="gramEnd"/>
-            <w:r>
-              <w:rPr>
-                <w:rFonts w:ascii="Times New Roman" w:hAnsi="Times New Roman" w:cs="Times New Roman"/>
-                <w:color w:val="000000"/>
-                <w:sz w:val="18"/>
-                <w:szCs w:val="18"/>
-              </w:rPr>
-              <w:t>_mergeMET</w:t>
-            </w:r>
-            <w:proofErr w:type="spellEnd"/>
-            <w:r>
-              <w:rPr>
-                <w:rFonts w:ascii="Times New Roman" w:hAnsi="Times New Roman" w:cs="Times New Roman"/>
-                <w:color w:val="000000"/>
-                <w:sz w:val="18"/>
-                <w:szCs w:val="18"/>
-              </w:rPr>
-              <w:t>%}</w:t>
-            </w:r>
-          </w:p>
-          <w:p>
-            <w:pPr>
-              <w:widowControl/>
-              <w:jc w:val="center"/>
-              <w:rPr>
-                <w:rFonts w:ascii="Times New Roman" w:hAnsi="Times New Roman" w:cs="Times New Roman"/>
-                <w:b/>
-                <w:bCs/>
-                <w:color w:val="000000"/>
-                <w:sz w:val="18"/>
-                <w:szCs w:val="18"/>
-              </w:rPr>
-            </w:pPr>
-            <w:r>
-              <w:rPr>
-                <w:rFonts w:ascii="Times New Roman" w:hAnsi="Times New Roman" w:cs="Times New Roman" w:hint="eastAsia"/>
-                <w:b/>
-                <w:bCs/>
-                <w:color w:val="000000"/>
-                <w:sz w:val="18"/>
-                <w:szCs w:val="18"/>
-              </w:rPr>
-              <w:t>（</w:t>
-            </w:r>
-            <w:r>
-              <w:rPr>
-                <w:rFonts w:ascii="Times New Roman" w:hAnsi="Times New Roman" w:cs="Times New Roman"/>
-                <w:b/>
-                <w:bCs/>
-                <w:color w:val="000000"/>
-                <w:sz w:val="18"/>
-                <w:szCs w:val="18"/>
-              </w:rPr>
-              <w:t>MET exon14 skipping</w:t>
-            </w:r>
-            <w:r>
-              <w:rPr>
-                <w:rFonts w:ascii="Times New Roman" w:hAnsi="Times New Roman" w:cs="Times New Roman"/>
-                <w:b/>
-                <w:bCs/>
-                <w:color w:val="000000"/>
-                <w:sz w:val="18"/>
-                <w:szCs w:val="18"/>
-              </w:rPr>
-              <w:t>）</w:t>
-            </w:r>
-          </w:p>
-          <w:p>
-            <w:pPr>
-              <w:widowControl/>
-              <w:jc w:val="center"/>
-              <w:rPr>
-                <w:rFonts w:ascii="Times New Roman" w:hAnsi="Times New Roman" w:cs="Times New Roman"/>
-                <w:color w:val="000000"/>
-                <w:sz w:val="18"/>
-                <w:szCs w:val="18"/>
-              </w:rPr>
-            </w:pPr>
-            <w:r>
-              <w:rPr>
-                <w:rFonts w:ascii="Times New Roman" w:hAnsi="Times New Roman" w:cs="Times New Roman"/>
-                <w:color w:val="000000"/>
-                <w:sz w:val="18"/>
-                <w:szCs w:val="18"/>
-              </w:rPr>
-              <w:t>{%p endif%}</w:t>
-            </w:r>
-          </w:p>
-          <w:p>
-            <w:pPr>
-              <w:widowControl/>
-              <w:jc w:val="center"/>
-              <w:rPr>
-                <w:rFonts w:ascii="Times New Roman" w:hAnsi="Times New Roman" w:cs="Times New Roman"/>
-                <w:color w:val="000000"/>
-                <w:sz w:val="18"/>
-                <w:szCs w:val="18"/>
-              </w:rPr>
-            </w:pPr>
-            <w:r>
-              <w:rPr>
-                <w:rFonts w:ascii="Times New Roman" w:hAnsi="Times New Roman" w:cs="Times New Roman"/>
-                <w:color w:val="000000"/>
-                <w:sz w:val="18"/>
-                <w:szCs w:val="18"/>
-              </w:rPr>
-              <w:t xml:space="preserve">{%p </w:t>
-            </w:r>
-            <w:proofErr w:type="spellStart"/>
-            <w:r>
-              <w:rPr>
-                <w:rFonts w:ascii="Times New Roman" w:hAnsi="Times New Roman" w:cs="Times New Roman"/>
-                <w:color w:val="000000"/>
-                <w:sz w:val="18"/>
-                <w:szCs w:val="18"/>
-              </w:rPr>
-              <w:t>elif</w:t>
-            </w:r>
-            <w:proofErr w:type="spellEnd"/>
-            <w:r>
-              <w:rPr>
-                <w:rFonts w:ascii="Times New Roman" w:hAnsi="Times New Roman" w:cs="Times New Roman"/>
-                <w:color w:val="000000"/>
-                <w:sz w:val="18"/>
-                <w:szCs w:val="18"/>
-              </w:rPr>
-              <w:t xml:space="preserve"> </w:t>
-            </w:r>
-            <w:proofErr w:type="spellStart"/>
-            <w:r>
-              <w:rPr>
-                <w:rFonts w:ascii="Times New Roman" w:hAnsi="Times New Roman" w:cs="Times New Roman"/>
-                <w:color w:val="000000"/>
-                <w:sz w:val="18"/>
-                <w:szCs w:val="18"/>
-              </w:rPr>
-              <w:t>a.bio_category</w:t>
-            </w:r>
-            <w:proofErr w:type="spellEnd"/>
-            <w:r>
-              <w:rPr>
-                <w:rFonts w:ascii="Times New Roman" w:hAnsi="Times New Roman" w:cs="Times New Roman"/>
-                <w:color w:val="000000"/>
-                <w:sz w:val="18"/>
-                <w:szCs w:val="18"/>
-              </w:rPr>
-              <w:t>=</w:t>
-            </w:r>
-            <w:proofErr w:type="gramStart"/>
-            <w:r>
-              <w:rPr>
-                <w:rFonts w:ascii="Times New Roman" w:hAnsi="Times New Roman" w:cs="Times New Roman"/>
-                <w:color w:val="000000"/>
-                <w:sz w:val="18"/>
-                <w:szCs w:val="18"/>
-              </w:rPr>
-              <w:t>=”</w:t>
-            </w:r>
-            <w:proofErr w:type="spellStart"/>
-            <w:r>
-              <w:rPr>
-                <w:rFonts w:ascii="Times New Roman" w:hAnsi="Times New Roman" w:cs="Times New Roman"/>
-                <w:color w:val="000000"/>
-                <w:sz w:val="18"/>
-                <w:szCs w:val="18"/>
-              </w:rPr>
-              <w:t>Cnv</w:t>
-            </w:r>
-            <w:proofErr w:type="spellEnd"/>
-            <w:proofErr w:type="gramEnd"/>
-            <w:r>
-              <w:rPr>
-                <w:rFonts w:ascii="Times New Roman" w:hAnsi="Times New Roman" w:cs="Times New Roman"/>
-                <w:color w:val="000000"/>
-                <w:sz w:val="18"/>
-                <w:szCs w:val="18"/>
-              </w:rPr>
-              <w:t>”%}</w:t>
-            </w:r>
-          </w:p>
-          <w:p>
-            <w:pPr>
-              <w:widowControl/>
-              <w:jc w:val="center"/>
-              <w:rPr>
-                <w:rFonts w:ascii="Times New Roman" w:hAnsi="Times New Roman" w:cs="Times New Roman"/>
-                <w:b/>
-                <w:bCs/>
-                <w:color w:val="000000"/>
-                <w:sz w:val="18"/>
-                <w:szCs w:val="18"/>
-              </w:rPr>
-            </w:pPr>
             <w:r>
               <w:rPr>
                 <w:rFonts w:ascii="Times New Roman" w:hAnsi="Times New Roman" w:cs="Times New Roman"/>
@@ -22885,10 +20925,9 @@
                 <w:sz w:val="18"/>
                 <w:szCs w:val="18"/>
               </w:rPr>
-              <w:t>{{</w:t>
-            </w:r>
-            <w:proofErr w:type="spellStart"/>
-            <w:proofErr w:type="gramStart"/>
+              <w:t>a.gene_symbol</w:t>
+            </w:r>
+            <w:proofErr w:type="spellEnd"/>
             <w:r>
               <w:rPr>
                 <w:rFonts w:ascii="Times New Roman" w:hAnsi="Times New Roman" w:cs="Times New Roman"/>
@@ -22900,34 +20939,6 @@
                 <w:sz w:val="18"/>
                 <w:szCs w:val="18"/>
               </w:rPr>
-              <w:t>a.gene</w:t>
-            </w:r>
-            <w:proofErr w:type="gramEnd"/>
-            <w:r>
-              <w:rPr>
-                <w:rFonts w:ascii="Times New Roman" w:hAnsi="Times New Roman" w:cs="Times New Roman"/>
-                <w:b/>
-                <w:bCs/>
-                <w:i/>
-                <w:iCs/>
-                <w:color w:val="000000"/>
-                <w:sz w:val="18"/>
-                <w:szCs w:val="18"/>
-              </w:rPr>
-              <w:t>_symbol</w:t>
-            </w:r>
-            <w:proofErr w:type="spellEnd"/>
-            <w:r>
-              <w:rPr>
-                <w:rFonts w:ascii="Times New Roman" w:hAnsi="Times New Roman" w:cs="Times New Roman"/>
-                <w:b/>
-                <w:bCs/>
-                <w:i/>
-                <w:iCs/>
-                <w:color w:val="000000"/>
-                <w:sz w:val="18"/>
-                <w:szCs w:val="18"/>
-              </w:rPr>
               <w:t>}}</w:t>
             </w:r>
             <w:r>
@@ -23013,9 +21024,9 @@
                 <w:sz w:val="18"/>
                 <w:szCs w:val="18"/>
               </w:rPr>
-              <w:t>=</w:t>
-            </w:r>
-            <w:proofErr w:type="gramStart"/>
+              <w:t>==”</w:t>
+            </w:r>
+            <w:proofErr w:type="spellStart"/>
             <w:r>
               <w:rPr>
                 <w:rFonts w:ascii="Times New Roman" w:hAnsi="Times New Roman" w:cs="Times New Roman"/>
@@ -23023,9 +21034,9 @@
                 <w:sz w:val="18"/>
                 <w:szCs w:val="18"/>
               </w:rPr>
-              <w:t>=”</w:t>
-            </w:r>
-            <w:proofErr w:type="spellStart"/>
+              <w:t>Sv</w:t>
+            </w:r>
+            <w:proofErr w:type="spellEnd"/>
             <w:r>
               <w:rPr>
                 <w:rFonts w:ascii="Times New Roman" w:hAnsi="Times New Roman" w:cs="Times New Roman"/>
@@ -23033,31 +21044,30 @@
                 <w:sz w:val="18"/>
                 <w:szCs w:val="18"/>
               </w:rPr>
-              <w:t>Sv</w:t>
-            </w:r>
-            <w:proofErr w:type="spellEnd"/>
-            <w:proofErr w:type="gramEnd"/>
-            <w:r>
+              <w:t>”%}</w:t>
+            </w:r>
+          </w:p>
+          <w:p>
+            <w:pPr>
+              <w:widowControl/>
+              <w:jc w:val="center"/>
               <w:rPr>
                 <w:rFonts w:ascii="Times New Roman" w:hAnsi="Times New Roman" w:cs="Times New Roman"/>
                 <w:color w:val="000000"/>
                 <w:sz w:val="18"/>
                 <w:szCs w:val="18"/>
               </w:rPr>
-              <w:t>”%}</w:t>
-            </w:r>
-          </w:p>
-          <w:p>
-            <w:pPr>
-              <w:widowControl/>
-              <w:jc w:val="center"/>
+            </w:pPr>
+            <w:r>
               <w:rPr>
                 <w:rFonts w:ascii="Times New Roman" w:hAnsi="Times New Roman" w:cs="Times New Roman"/>
                 <w:color w:val="000000"/>
                 <w:sz w:val="18"/>
                 <w:szCs w:val="18"/>
               </w:rPr>
-            </w:pPr>
+              <w:t xml:space="preserve">{%if </w:t>
+            </w:r>
+            <w:proofErr w:type="spellStart"/>
             <w:r>
               <w:rPr>
                 <w:rFonts w:ascii="Times New Roman" w:hAnsi="Times New Roman" w:cs="Times New Roman"/>
@@ -23065,28 +21075,7 @@
                 <w:sz w:val="18"/>
                 <w:szCs w:val="18"/>
               </w:rPr>
-              <w:t xml:space="preserve">{%if </w:t>
-            </w:r>
-            <w:proofErr w:type="spellStart"/>
-            <w:proofErr w:type="gramStart"/>
-            <w:r>
-              <w:rPr>
-                <w:rFonts w:ascii="Times New Roman" w:hAnsi="Times New Roman" w:cs="Times New Roman"/>
-                <w:color w:val="000000"/>
-                <w:sz w:val="18"/>
-                <w:szCs w:val="18"/>
-              </w:rPr>
-              <w:t>a.five</w:t>
-            </w:r>
-            <w:proofErr w:type="gramEnd"/>
-            <w:r>
-              <w:rPr>
-                <w:rFonts w:ascii="Times New Roman" w:hAnsi="Times New Roman" w:cs="Times New Roman"/>
-                <w:color w:val="000000"/>
-                <w:sz w:val="18"/>
-                <w:szCs w:val="18"/>
-              </w:rPr>
-              <w:t>_prime_gene</w:t>
+              <w:t>a.five_prime_gene</w:t>
             </w:r>
             <w:proofErr w:type="spellEnd"/>
             <w:r>
@@ -23354,7 +21343,6 @@
               <w:t xml:space="preserve">{%p if “,” in </w:t>
             </w:r>
             <w:proofErr w:type="spellStart"/>
-            <w:proofErr w:type="gramStart"/>
             <w:r>
               <w:rPr>
                 <w:rFonts w:ascii="Times New Roman" w:hAnsi="Times New Roman" w:cs="Times New Roman"/>
@@ -23363,9 +21351,9 @@
                 <w:szCs w:val="18"/>
                 <w:lang w:eastAsia="zh-CN"/>
               </w:rPr>
-              <w:t>a.gene</w:t>
-            </w:r>
-            <w:proofErr w:type="gramEnd"/>
+              <w:t>a.gene_symbol</w:t>
+            </w:r>
+            <w:proofErr w:type="spellEnd"/>
             <w:r>
               <w:rPr>
                 <w:rFonts w:ascii="Times New Roman" w:hAnsi="Times New Roman" w:cs="Times New Roman"/>
@@ -23374,9 +21362,9 @@
                 <w:szCs w:val="18"/>
                 <w:lang w:eastAsia="zh-CN"/>
               </w:rPr>
-              <w:t>_symbol</w:t>
-            </w:r>
-            <w:proofErr w:type="spellEnd"/>
+              <w:t xml:space="preserve"> and (</w:t>
+            </w:r>
+            <w:proofErr w:type="spellStart"/>
             <w:r>
               <w:rPr>
                 <w:rFonts w:ascii="Times New Roman" w:hAnsi="Times New Roman" w:cs="Times New Roman"/>
@@ -23385,9 +21373,9 @@
                 <w:szCs w:val="18"/>
                 <w:lang w:eastAsia="zh-CN"/>
               </w:rPr>
-              <w:t xml:space="preserve"> and (</w:t>
-            </w:r>
-            <w:proofErr w:type="spellStart"/>
+              <w:t>a.bio_category</w:t>
+            </w:r>
+            <w:proofErr w:type="spellEnd"/>
             <w:r>
               <w:rPr>
                 <w:rFonts w:ascii="Times New Roman" w:hAnsi="Times New Roman" w:cs="Times New Roman"/>
@@ -23396,6 +21384,39 @@
                 <w:szCs w:val="18"/>
                 <w:lang w:eastAsia="zh-CN"/>
               </w:rPr>
+              <w:t>==”</w:t>
+            </w:r>
+            <w:proofErr w:type="spellStart"/>
+            <w:r>
+              <w:rPr>
+                <w:rFonts w:ascii="Times New Roman" w:hAnsi="Times New Roman" w:cs="Times New Roman"/>
+                <w:color w:val="000000"/>
+                <w:sz w:val="18"/>
+                <w:szCs w:val="18"/>
+                <w:lang w:eastAsia="zh-CN"/>
+              </w:rPr>
+              <w:t>Sv</w:t>
+            </w:r>
+            <w:proofErr w:type="spellEnd"/>
+            <w:r>
+              <w:rPr>
+                <w:rFonts w:ascii="Times New Roman" w:hAnsi="Times New Roman" w:cs="Times New Roman"/>
+                <w:color w:val="000000"/>
+                <w:sz w:val="18"/>
+                <w:szCs w:val="18"/>
+                <w:lang w:eastAsia="zh-CN"/>
+              </w:rPr>
+              <w:t xml:space="preserve">” or </w:t>
+            </w:r>
+            <w:proofErr w:type="spellStart"/>
+            <w:r>
+              <w:rPr>
+                <w:rFonts w:ascii="Times New Roman" w:hAnsi="Times New Roman" w:cs="Times New Roman"/>
+                <w:color w:val="000000"/>
+                <w:sz w:val="18"/>
+                <w:szCs w:val="18"/>
+                <w:lang w:eastAsia="zh-CN"/>
+              </w:rPr>
               <w:t>a.bio_category</w:t>
             </w:r>
             <w:proofErr w:type="spellEnd"/>
@@ -23407,7 +21428,7 @@
                 <w:szCs w:val="18"/>
                 <w:lang w:eastAsia="zh-CN"/>
               </w:rPr>
-              <w:t>==”</w:t>
+              <w:t xml:space="preserve"> == “</w:t>
             </w:r>
             <w:proofErr w:type="spellStart"/>
             <w:r>
@@ -23418,7 +21439,7 @@
                 <w:szCs w:val="18"/>
                 <w:lang w:eastAsia="zh-CN"/>
               </w:rPr>
-              <w:t>Sv</w:t>
+              <w:t>PSeqRnaSv</w:t>
             </w:r>
             <w:proofErr w:type="spellEnd"/>
             <w:r>
@@ -23429,10 +21450,12 @@
                 <w:szCs w:val="18"/>
                 <w:lang w:eastAsia="zh-CN"/>
               </w:rPr>
-              <w:t xml:space="preserve">” or </w:t>
-            </w:r>
-            <w:proofErr w:type="spellStart"/>
-            <w:r>
+              <w:t>”)%}</w:t>
+            </w:r>
+          </w:p>
+          <w:p>
+            <w:pPr>
+              <w:widowControl/>
               <w:rPr>
                 <w:rFonts w:ascii="Times New Roman" w:hAnsi="Times New Roman" w:cs="Times New Roman"/>
                 <w:color w:val="000000"/>
@@ -23440,9 +21463,7 @@
                 <w:szCs w:val="18"/>
                 <w:lang w:eastAsia="zh-CN"/>
               </w:rPr>
-              <w:t>a.bio_category</w:t>
-            </w:r>
-            <w:proofErr w:type="spellEnd"/>
+            </w:pPr>
             <w:r>
               <w:rPr>
                 <w:rFonts w:ascii="Times New Roman" w:hAnsi="Times New Roman" w:cs="Times New Roman"/>
@@ -23451,7 +21472,7 @@
                 <w:szCs w:val="18"/>
                 <w:lang w:eastAsia="zh-CN"/>
               </w:rPr>
-              <w:t xml:space="preserve"> == “</w:t>
+              <w:t xml:space="preserve">{%p if </w:t>
             </w:r>
             <w:proofErr w:type="spellStart"/>
             <w:r>
@@ -23462,7 +21483,7 @@
                 <w:szCs w:val="18"/>
                 <w:lang w:eastAsia="zh-CN"/>
               </w:rPr>
-              <w:t>PSeqRnaSv</w:t>
+              <w:t>a.five_prime_gene</w:t>
             </w:r>
             <w:proofErr w:type="spellEnd"/>
             <w:r>
@@ -23473,7 +21494,29 @@
                 <w:szCs w:val="18"/>
                 <w:lang w:eastAsia="zh-CN"/>
               </w:rPr>
-              <w:t>”)%}</w:t>
+              <w:t xml:space="preserve"> != </w:t>
+            </w:r>
+            <w:proofErr w:type="spellStart"/>
+            <w:r>
+              <w:rPr>
+                <w:rFonts w:ascii="Times New Roman" w:hAnsi="Times New Roman" w:cs="Times New Roman"/>
+                <w:color w:val="000000"/>
+                <w:sz w:val="18"/>
+                <w:szCs w:val="18"/>
+                <w:lang w:eastAsia="zh-CN"/>
+              </w:rPr>
+              <w:t>a.three_prime_gene</w:t>
+            </w:r>
+            <w:proofErr w:type="spellEnd"/>
+            <w:r>
+              <w:rPr>
+                <w:rFonts w:ascii="Times New Roman" w:hAnsi="Times New Roman" w:cs="Times New Roman"/>
+                <w:color w:val="000000"/>
+                <w:sz w:val="18"/>
+                <w:szCs w:val="18"/>
+                <w:lang w:eastAsia="zh-CN"/>
+              </w:rPr>
+              <w:t xml:space="preserve"> %}</w:t>
             </w:r>
           </w:p>
           <w:p>
@@ -23495,10 +21538,9 @@
                 <w:szCs w:val="18"/>
                 <w:lang w:eastAsia="zh-CN"/>
               </w:rPr>
-              <w:t xml:space="preserve">{%p if </w:t>
-            </w:r>
-            <w:proofErr w:type="spellStart"/>
-            <w:proofErr w:type="gramStart"/>
+              <w:t>{{</w:t>
+            </w:r>
+            <w:proofErr w:type="spellStart"/>
             <w:r>
               <w:rPr>
                 <w:rFonts w:ascii="Times New Roman" w:hAnsi="Times New Roman" w:cs="Times New Roman"/>
@@ -23507,9 +21549,9 @@
                 <w:szCs w:val="18"/>
                 <w:lang w:eastAsia="zh-CN"/>
               </w:rPr>
-              <w:t>a.five</w:t>
-            </w:r>
-            <w:proofErr w:type="gramEnd"/>
+              <w:t>a.five_prime_gene_function|e</w:t>
+            </w:r>
+            <w:proofErr w:type="spellEnd"/>
             <w:r>
               <w:rPr>
                 <w:rFonts w:ascii="Times New Roman" w:hAnsi="Times New Roman" w:cs="Times New Roman"/>
@@ -23518,10 +21560,12 @@
                 <w:szCs w:val="18"/>
                 <w:lang w:eastAsia="zh-CN"/>
               </w:rPr>
-              <w:t>_prime_gene</w:t>
-            </w:r>
-            <w:proofErr w:type="spellEnd"/>
-            <w:r>
+              <w:t>}}</w:t>
+            </w:r>
+          </w:p>
+          <w:p>
+            <w:pPr>
+              <w:widowControl/>
               <w:rPr>
                 <w:rFonts w:ascii="Times New Roman" w:hAnsi="Times New Roman" w:cs="Times New Roman"/>
                 <w:color w:val="000000"/>
@@ -23529,9 +21573,7 @@
                 <w:szCs w:val="18"/>
                 <w:lang w:eastAsia="zh-CN"/>
               </w:rPr>
-              <w:t xml:space="preserve"> != </w:t>
-            </w:r>
-            <w:proofErr w:type="spellStart"/>
+            </w:pPr>
             <w:r>
               <w:rPr>
                 <w:rFonts w:ascii="Times New Roman" w:hAnsi="Times New Roman" w:cs="Times New Roman"/>
@@ -23540,9 +21582,9 @@
                 <w:szCs w:val="18"/>
                 <w:lang w:eastAsia="zh-CN"/>
               </w:rPr>
-              <w:t>a.three_prime_gene</w:t>
-            </w:r>
-            <w:proofErr w:type="spellEnd"/>
+              <w:t>{{</w:t>
+            </w:r>
+            <w:proofErr w:type="spellStart"/>
             <w:r>
               <w:rPr>
                 <w:rFonts w:ascii="Times New Roman" w:hAnsi="Times New Roman" w:cs="Times New Roman"/>
@@ -23551,7 +21593,18 @@
                 <w:szCs w:val="18"/>
                 <w:lang w:eastAsia="zh-CN"/>
               </w:rPr>
-              <w:t xml:space="preserve"> %}</w:t>
+              <w:t>a.three_prime_gene_function|e</w:t>
+            </w:r>
+            <w:proofErr w:type="spellEnd"/>
+            <w:r>
+              <w:rPr>
+                <w:rFonts w:ascii="Times New Roman" w:hAnsi="Times New Roman" w:cs="Times New Roman"/>
+                <w:color w:val="000000"/>
+                <w:sz w:val="18"/>
+                <w:szCs w:val="18"/>
+                <w:lang w:eastAsia="zh-CN"/>
+              </w:rPr>
+              <w:t>}}</w:t>
             </w:r>
           </w:p>
           <w:p>
@@ -23573,10 +21626,31 @@
                 <w:szCs w:val="18"/>
                 <w:lang w:eastAsia="zh-CN"/>
               </w:rPr>
+              <w:t>{%p else%}</w:t>
+            </w:r>
+          </w:p>
+          <w:p>
+            <w:pPr>
+              <w:widowControl/>
+              <w:rPr>
+                <w:rFonts w:ascii="Times New Roman" w:hAnsi="Times New Roman" w:cs="Times New Roman"/>
+                <w:color w:val="000000"/>
+                <w:sz w:val="18"/>
+                <w:szCs w:val="18"/>
+                <w:lang w:eastAsia="zh-CN"/>
+              </w:rPr>
+            </w:pPr>
+            <w:r>
+              <w:rPr>
+                <w:rFonts w:ascii="Times New Roman" w:hAnsi="Times New Roman" w:cs="Times New Roman"/>
+                <w:color w:val="000000"/>
+                <w:sz w:val="18"/>
+                <w:szCs w:val="18"/>
+                <w:lang w:eastAsia="zh-CN"/>
+              </w:rPr>
               <w:t>{{</w:t>
             </w:r>
             <w:proofErr w:type="spellStart"/>
-            <w:proofErr w:type="gramStart"/>
             <w:r>
               <w:rPr>
                 <w:rFonts w:ascii="Times New Roman" w:hAnsi="Times New Roman" w:cs="Times New Roman"/>
@@ -23585,9 +21659,9 @@
                 <w:szCs w:val="18"/>
                 <w:lang w:eastAsia="zh-CN"/>
               </w:rPr>
-              <w:t>a.five</w:t>
-            </w:r>
-            <w:proofErr w:type="gramEnd"/>
+              <w:t>a.five_prime_gene_function|e</w:t>
+            </w:r>
+            <w:proofErr w:type="spellEnd"/>
             <w:r>
               <w:rPr>
                 <w:rFonts w:ascii="Times New Roman" w:hAnsi="Times New Roman" w:cs="Times New Roman"/>
@@ -23596,10 +21670,12 @@
                 <w:szCs w:val="18"/>
                 <w:lang w:eastAsia="zh-CN"/>
               </w:rPr>
-              <w:t>_prime_gene_function|e</w:t>
-            </w:r>
-            <w:proofErr w:type="spellEnd"/>
-            <w:r>
+              <w:t>}}</w:t>
+            </w:r>
+          </w:p>
+          <w:p>
+            <w:pPr>
+              <w:widowControl/>
               <w:rPr>
                 <w:rFonts w:ascii="Times New Roman" w:hAnsi="Times New Roman" w:cs="Times New Roman"/>
                 <w:color w:val="000000"/>
@@ -23607,7 +21683,16 @@
                 <w:szCs w:val="18"/>
                 <w:lang w:eastAsia="zh-CN"/>
               </w:rPr>
-              <w:t>}}</w:t>
+            </w:pPr>
+            <w:r>
+              <w:rPr>
+                <w:rFonts w:ascii="Times New Roman" w:hAnsi="Times New Roman" w:cs="Times New Roman"/>
+                <w:color w:val="000000"/>
+                <w:sz w:val="18"/>
+                <w:szCs w:val="18"/>
+                <w:lang w:eastAsia="zh-CN"/>
+              </w:rPr>
+              <w:t>{%p endif%}</w:t>
             </w:r>
           </w:p>
           <w:p>
@@ -23629,10 +21714,31 @@
                 <w:szCs w:val="18"/>
                 <w:lang w:eastAsia="zh-CN"/>
               </w:rPr>
+              <w:t>{%p else%}</w:t>
+            </w:r>
+          </w:p>
+          <w:p>
+            <w:pPr>
+              <w:widowControl/>
+              <w:rPr>
+                <w:rFonts w:ascii="Times New Roman" w:hAnsi="Times New Roman" w:cs="Times New Roman"/>
+                <w:color w:val="000000"/>
+                <w:sz w:val="18"/>
+                <w:szCs w:val="18"/>
+                <w:lang w:eastAsia="zh-CN"/>
+              </w:rPr>
+            </w:pPr>
+            <w:r>
+              <w:rPr>
+                <w:rFonts w:ascii="Times New Roman" w:hAnsi="Times New Roman" w:cs="Times New Roman"/>
+                <w:color w:val="000000"/>
+                <w:sz w:val="18"/>
+                <w:szCs w:val="18"/>
+                <w:lang w:eastAsia="zh-CN"/>
+              </w:rPr>
               <w:t>{{</w:t>
             </w:r>
             <w:proofErr w:type="spellStart"/>
-            <w:proofErr w:type="gramStart"/>
             <w:r>
               <w:rPr>
                 <w:rFonts w:ascii="Times New Roman" w:hAnsi="Times New Roman" w:cs="Times New Roman"/>
@@ -23641,196 +21747,7 @@
                 <w:szCs w:val="18"/>
                 <w:lang w:eastAsia="zh-CN"/>
               </w:rPr>
-              <w:t>a.three</w:t>
-            </w:r>
-            <w:proofErr w:type="gramEnd"/>
-            <w:r>
-              <w:rPr>
-                <w:rFonts w:ascii="Times New Roman" w:hAnsi="Times New Roman" w:cs="Times New Roman"/>
-                <w:color w:val="000000"/>
-                <w:sz w:val="18"/>
-                <w:szCs w:val="18"/>
-                <w:lang w:eastAsia="zh-CN"/>
-              </w:rPr>
-              <w:t>_prime_gene_function|e</w:t>
-            </w:r>
-            <w:proofErr w:type="spellEnd"/>
-            <w:r>
-              <w:rPr>
-                <w:rFonts w:ascii="Times New Roman" w:hAnsi="Times New Roman" w:cs="Times New Roman"/>
-                <w:color w:val="000000"/>
-                <w:sz w:val="18"/>
-                <w:szCs w:val="18"/>
-                <w:lang w:eastAsia="zh-CN"/>
-              </w:rPr>
-              <w:t>}}</w:t>
-            </w:r>
-          </w:p>
-          <w:p>
-            <w:pPr>
-              <w:widowControl/>
-              <w:rPr>
-                <w:rFonts w:ascii="Times New Roman" w:hAnsi="Times New Roman" w:cs="Times New Roman"/>
-                <w:color w:val="000000"/>
-                <w:sz w:val="18"/>
-                <w:szCs w:val="18"/>
-                <w:lang w:eastAsia="zh-CN"/>
-              </w:rPr>
-            </w:pPr>
-            <w:r>
-              <w:rPr>
-                <w:rFonts w:ascii="Times New Roman" w:hAnsi="Times New Roman" w:cs="Times New Roman"/>
-                <w:color w:val="000000"/>
-                <w:sz w:val="18"/>
-                <w:szCs w:val="18"/>
-                <w:lang w:eastAsia="zh-CN"/>
-              </w:rPr>
-              <w:t>{%p else%}</w:t>
-            </w:r>
-          </w:p>
-          <w:p>
-            <w:pPr>
-              <w:widowControl/>
-              <w:rPr>
-                <w:rFonts w:ascii="Times New Roman" w:hAnsi="Times New Roman" w:cs="Times New Roman"/>
-                <w:color w:val="000000"/>
-                <w:sz w:val="18"/>
-                <w:szCs w:val="18"/>
-                <w:lang w:eastAsia="zh-CN"/>
-              </w:rPr>
-            </w:pPr>
-            <w:r>
-              <w:rPr>
-                <w:rFonts w:ascii="Times New Roman" w:hAnsi="Times New Roman" w:cs="Times New Roman"/>
-                <w:color w:val="000000"/>
-                <w:sz w:val="18"/>
-                <w:szCs w:val="18"/>
-                <w:lang w:eastAsia="zh-CN"/>
-              </w:rPr>
-              <w:t>{{</w:t>
-            </w:r>
-            <w:proofErr w:type="spellStart"/>
-            <w:proofErr w:type="gramStart"/>
-            <w:r>
-              <w:rPr>
-                <w:rFonts w:ascii="Times New Roman" w:hAnsi="Times New Roman" w:cs="Times New Roman"/>
-                <w:color w:val="000000"/>
-                <w:sz w:val="18"/>
-                <w:szCs w:val="18"/>
-                <w:lang w:eastAsia="zh-CN"/>
-              </w:rPr>
-              <w:t>a.five</w:t>
-            </w:r>
-            <w:proofErr w:type="gramEnd"/>
-            <w:r>
-              <w:rPr>
-                <w:rFonts w:ascii="Times New Roman" w:hAnsi="Times New Roman" w:cs="Times New Roman"/>
-                <w:color w:val="000000"/>
-                <w:sz w:val="18"/>
-                <w:szCs w:val="18"/>
-                <w:lang w:eastAsia="zh-CN"/>
-              </w:rPr>
-              <w:t>_prime_gene_function|e</w:t>
-            </w:r>
-            <w:proofErr w:type="spellEnd"/>
-            <w:r>
-              <w:rPr>
-                <w:rFonts w:ascii="Times New Roman" w:hAnsi="Times New Roman" w:cs="Times New Roman"/>
-                <w:color w:val="000000"/>
-                <w:sz w:val="18"/>
-                <w:szCs w:val="18"/>
-                <w:lang w:eastAsia="zh-CN"/>
-              </w:rPr>
-              <w:t>}}</w:t>
-            </w:r>
-          </w:p>
-          <w:p>
-            <w:pPr>
-              <w:widowControl/>
-              <w:rPr>
-                <w:rFonts w:ascii="Times New Roman" w:hAnsi="Times New Roman" w:cs="Times New Roman"/>
-                <w:color w:val="000000"/>
-                <w:sz w:val="18"/>
-                <w:szCs w:val="18"/>
-                <w:lang w:eastAsia="zh-CN"/>
-              </w:rPr>
-            </w:pPr>
-            <w:r>
-              <w:rPr>
-                <w:rFonts w:ascii="Times New Roman" w:hAnsi="Times New Roman" w:cs="Times New Roman"/>
-                <w:color w:val="000000"/>
-                <w:sz w:val="18"/>
-                <w:szCs w:val="18"/>
-                <w:lang w:eastAsia="zh-CN"/>
-              </w:rPr>
-              <w:t>{%p endif%}</w:t>
-            </w:r>
-          </w:p>
-          <w:p>
-            <w:pPr>
-              <w:widowControl/>
-              <w:rPr>
-                <w:rFonts w:ascii="Times New Roman" w:hAnsi="Times New Roman" w:cs="Times New Roman"/>
-                <w:color w:val="000000"/>
-                <w:sz w:val="18"/>
-                <w:szCs w:val="18"/>
-                <w:lang w:eastAsia="zh-CN"/>
-              </w:rPr>
-            </w:pPr>
-            <w:r>
-              <w:rPr>
-                <w:rFonts w:ascii="Times New Roman" w:hAnsi="Times New Roman" w:cs="Times New Roman"/>
-                <w:color w:val="000000"/>
-                <w:sz w:val="18"/>
-                <w:szCs w:val="18"/>
-                <w:lang w:eastAsia="zh-CN"/>
-              </w:rPr>
-              <w:t>{%p else%}</w:t>
-            </w:r>
-          </w:p>
-          <w:p>
-            <w:pPr>
-              <w:widowControl/>
-              <w:rPr>
-                <w:rFonts w:ascii="Times New Roman" w:hAnsi="Times New Roman" w:cs="Times New Roman"/>
-                <w:color w:val="000000"/>
-                <w:sz w:val="18"/>
-                <w:szCs w:val="18"/>
-                <w:lang w:eastAsia="zh-CN"/>
-              </w:rPr>
-            </w:pPr>
-            <w:r>
-              <w:rPr>
-                <w:rFonts w:ascii="Times New Roman" w:hAnsi="Times New Roman" w:cs="Times New Roman"/>
-                <w:color w:val="000000"/>
-                <w:sz w:val="18"/>
-                <w:szCs w:val="18"/>
-                <w:lang w:eastAsia="zh-CN"/>
-              </w:rPr>
-              <w:t>{{</w:t>
-            </w:r>
-            <w:proofErr w:type="spellStart"/>
-            <w:proofErr w:type="gramStart"/>
-            <w:r>
-              <w:rPr>
-                <w:rFonts w:ascii="Times New Roman" w:hAnsi="Times New Roman" w:cs="Times New Roman"/>
-                <w:color w:val="000000"/>
-                <w:sz w:val="18"/>
-                <w:szCs w:val="18"/>
-                <w:lang w:eastAsia="zh-CN"/>
-              </w:rPr>
-              <w:t>a.gene</w:t>
-            </w:r>
-            <w:proofErr w:type="gramEnd"/>
-            <w:r>
-              <w:rPr>
-                <w:rFonts w:ascii="Times New Roman" w:hAnsi="Times New Roman" w:cs="Times New Roman"/>
-                <w:color w:val="000000"/>
-                <w:sz w:val="18"/>
-                <w:szCs w:val="18"/>
-                <w:lang w:eastAsia="zh-CN"/>
-              </w:rPr>
-              <w:t>_function|e</w:t>
+              <w:t>a.gene_function|e</w:t>
             </w:r>
             <w:proofErr w:type="spellEnd"/>
             <w:r>
@@ -23948,7 +21865,6 @@
               <w:t>{{</w:t>
             </w:r>
             <w:proofErr w:type="spellStart"/>
-            <w:proofErr w:type="gramStart"/>
             <w:r>
               <w:rPr>
                 <w:rFonts w:ascii="Times New Roman" w:hAnsi="Times New Roman" w:cs="Times New Roman"/>
@@ -23957,18 +21873,7 @@
                 <w:szCs w:val="18"/>
                 <w:lang w:eastAsia="zh-CN"/>
               </w:rPr>
-              <w:t>a.variant</w:t>
-            </w:r>
-            <w:proofErr w:type="gramEnd"/>
-            <w:r>
-              <w:rPr>
-                <w:rFonts w:ascii="Times New Roman" w:hAnsi="Times New Roman" w:cs="Times New Roman"/>
-                <w:color w:val="000000"/>
-                <w:sz w:val="18"/>
-                <w:szCs w:val="18"/>
-                <w:lang w:eastAsia="zh-CN"/>
-              </w:rPr>
-              <w:t>_desc_cn|e</w:t>
+              <w:t>a.variant_desc_cn|e</w:t>
             </w:r>
             <w:proofErr w:type="spellEnd"/>
             <w:r>
@@ -24093,9 +21998,9 @@
                 <w:szCs w:val="18"/>
                 <w:lang w:eastAsia="zh-CN"/>
               </w:rPr>
-              <w:t>a.evi_sum.evi_</w:t>
-            </w:r>
-            <w:proofErr w:type="gramStart"/>
+              <w:t>a.evi_sum.evi_split.Predictive_merge</w:t>
+            </w:r>
+            <w:proofErr w:type="spellEnd"/>
             <w:r>
               <w:rPr>
                 <w:rFonts w:ascii="Times New Roman" w:hAnsi="Times New Roman" w:cs="Times New Roman"/>
@@ -24104,10 +22009,12 @@
                 <w:szCs w:val="18"/>
                 <w:lang w:eastAsia="zh-CN"/>
               </w:rPr>
-              <w:t>split.Predictive</w:t>
-            </w:r>
-            <w:proofErr w:type="gramEnd"/>
-            <w:r>
+              <w:t>%}</w:t>
+            </w:r>
+          </w:p>
+          <w:p>
+            <w:pPr>
+              <w:widowControl/>
               <w:rPr>
                 <w:rFonts w:ascii="Times New Roman" w:hAnsi="Times New Roman" w:cs="Times New Roman"/>
                 <w:color w:val="000000" w:themeColor="text1"/>
@@ -24115,9 +22022,7 @@
                 <w:szCs w:val="18"/>
                 <w:lang w:eastAsia="zh-CN"/>
               </w:rPr>
-              <w:t>_merge</w:t>
-            </w:r>
-            <w:proofErr w:type="spellEnd"/>
+            </w:pPr>
             <w:r>
               <w:rPr>
                 <w:rFonts w:ascii="Times New Roman" w:hAnsi="Times New Roman" w:cs="Times New Roman"/>
@@ -24126,12 +22031,10 @@
                 <w:szCs w:val="18"/>
                 <w:lang w:eastAsia="zh-CN"/>
               </w:rPr>
-              <w:t>%}</w:t>
-            </w:r>
-          </w:p>
-          <w:p>
-            <w:pPr>
-              <w:widowControl/>
+              <w:t xml:space="preserve">{%p for b in </w:t>
+            </w:r>
+            <w:proofErr w:type="spellStart"/>
+            <w:r>
               <w:rPr>
                 <w:rFonts w:ascii="Times New Roman" w:hAnsi="Times New Roman" w:cs="Times New Roman"/>
                 <w:color w:val="000000" w:themeColor="text1"/>
@@ -24139,49 +22042,7 @@
                 <w:szCs w:val="18"/>
                 <w:lang w:eastAsia="zh-CN"/>
               </w:rPr>
-            </w:pPr>
-            <w:r>
-              <w:rPr>
-                <w:rFonts w:ascii="Times New Roman" w:hAnsi="Times New Roman" w:cs="Times New Roman"/>
-                <w:color w:val="000000" w:themeColor="text1"/>
-                <w:sz w:val="18"/>
-                <w:szCs w:val="18"/>
-                <w:lang w:eastAsia="zh-CN"/>
-              </w:rPr>
-              <w:t xml:space="preserve">{%p for b in </w:t>
-            </w:r>
-            <w:proofErr w:type="spellStart"/>
-            <w:r>
-              <w:rPr>
-                <w:rFonts w:ascii="Times New Roman" w:hAnsi="Times New Roman" w:cs="Times New Roman"/>
-                <w:color w:val="000000" w:themeColor="text1"/>
-                <w:sz w:val="18"/>
-                <w:szCs w:val="18"/>
-                <w:lang w:eastAsia="zh-CN"/>
-              </w:rPr>
-              <w:t>a.evi_sum.evi_</w:t>
-            </w:r>
-            <w:proofErr w:type="gramStart"/>
-            <w:r>
-              <w:rPr>
-                <w:rFonts w:ascii="Times New Roman" w:hAnsi="Times New Roman" w:cs="Times New Roman"/>
-                <w:color w:val="000000" w:themeColor="text1"/>
-                <w:sz w:val="18"/>
-                <w:szCs w:val="18"/>
-                <w:lang w:eastAsia="zh-CN"/>
-              </w:rPr>
-              <w:t>split.Predictive</w:t>
-            </w:r>
-            <w:proofErr w:type="gramEnd"/>
-            <w:r>
-              <w:rPr>
-                <w:rFonts w:ascii="Times New Roman" w:hAnsi="Times New Roman" w:cs="Times New Roman"/>
-                <w:color w:val="000000" w:themeColor="text1"/>
-                <w:sz w:val="18"/>
-                <w:szCs w:val="18"/>
-                <w:lang w:eastAsia="zh-CN"/>
-              </w:rPr>
-              <w:t>_merge</w:t>
+              <w:t>a.evi_sum.evi_split.Predictive_merge</w:t>
             </w:r>
             <w:proofErr w:type="spellEnd"/>
             <w:r>
@@ -24385,9 +22246,9 @@
                 <w:szCs w:val="18"/>
                 <w:lang w:eastAsia="zh-CN"/>
               </w:rPr>
-              <w:t>a.evi_sum.evi_</w:t>
-            </w:r>
-            <w:proofErr w:type="gramStart"/>
+              <w:t>a.evi_sum.evi_split.Prognostic</w:t>
+            </w:r>
+            <w:proofErr w:type="spellEnd"/>
             <w:r>
               <w:rPr>
                 <w:rFonts w:ascii="Times New Roman" w:hAnsi="Times New Roman" w:cs="Times New Roman"/>
@@ -24396,11 +22257,12 @@
                 <w:szCs w:val="18"/>
                 <w:lang w:eastAsia="zh-CN"/>
               </w:rPr>
-              <w:t>split.Prognostic</w:t>
-            </w:r>
-            <w:proofErr w:type="spellEnd"/>
-            <w:proofErr w:type="gramEnd"/>
-            <w:r>
+              <w:t>%}</w:t>
+            </w:r>
+          </w:p>
+          <w:p>
+            <w:pPr>
+              <w:widowControl/>
               <w:rPr>
                 <w:rFonts w:ascii="Times New Roman" w:hAnsi="Times New Roman" w:cs="Times New Roman"/>
                 <w:color w:val="000000" w:themeColor="text1"/>
@@ -24408,12 +22270,8 @@
                 <w:szCs w:val="18"/>
                 <w:lang w:eastAsia="zh-CN"/>
               </w:rPr>
-              <w:t>%}</w:t>
-            </w:r>
-          </w:p>
-          <w:p>
-            <w:pPr>
-              <w:widowControl/>
+            </w:pPr>
+            <w:r>
               <w:rPr>
                 <w:rFonts w:ascii="Times New Roman" w:hAnsi="Times New Roman" w:cs="Times New Roman"/>
                 <w:color w:val="000000" w:themeColor="text1"/>
@@ -24421,7 +22279,9 @@
                 <w:szCs w:val="18"/>
                 <w:lang w:eastAsia="zh-CN"/>
               </w:rPr>
-            </w:pPr>
+              <w:t xml:space="preserve">{%p for b in </w:t>
+            </w:r>
+            <w:proofErr w:type="spellStart"/>
             <w:r>
               <w:rPr>
                 <w:rFonts w:ascii="Times New Roman" w:hAnsi="Times New Roman" w:cs="Times New Roman"/>
@@ -24430,32 +22290,9 @@
                 <w:szCs w:val="18"/>
                 <w:lang w:eastAsia="zh-CN"/>
               </w:rPr>
-              <w:t xml:space="preserve">{%p for b in </w:t>
-            </w:r>
-            <w:proofErr w:type="spellStart"/>
-            <w:r>
-              <w:rPr>
-                <w:rFonts w:ascii="Times New Roman" w:hAnsi="Times New Roman" w:cs="Times New Roman"/>
-                <w:color w:val="000000" w:themeColor="text1"/>
-                <w:sz w:val="18"/>
-                <w:szCs w:val="18"/>
-                <w:lang w:eastAsia="zh-CN"/>
-              </w:rPr>
-              <w:t>a.evi_sum.evi_</w:t>
-            </w:r>
-            <w:proofErr w:type="gramStart"/>
-            <w:r>
-              <w:rPr>
-                <w:rFonts w:ascii="Times New Roman" w:hAnsi="Times New Roman" w:cs="Times New Roman"/>
-                <w:color w:val="000000" w:themeColor="text1"/>
-                <w:sz w:val="18"/>
-                <w:szCs w:val="18"/>
-                <w:lang w:eastAsia="zh-CN"/>
-              </w:rPr>
-              <w:t>split.Prognostic</w:t>
-            </w:r>
-            <w:proofErr w:type="spellEnd"/>
-            <w:proofErr w:type="gramEnd"/>
+              <w:t>a.evi_sum.evi_split.Prognostic</w:t>
+            </w:r>
+            <w:proofErr w:type="spellEnd"/>
             <w:r>
               <w:rPr>
                 <w:rFonts w:ascii="Times New Roman" w:hAnsi="Times New Roman" w:cs="Times New Roman"/>
@@ -24619,9 +22456,9 @@
                 <w:szCs w:val="18"/>
                 <w:lang w:eastAsia="zh-CN"/>
               </w:rPr>
-              <w:t>a.evi_sum.evi_</w:t>
-            </w:r>
-            <w:proofErr w:type="gramStart"/>
+              <w:t>a.evi_sum.evi_split.Diagnostic</w:t>
+            </w:r>
+            <w:proofErr w:type="spellEnd"/>
             <w:r>
               <w:rPr>
                 <w:rFonts w:ascii="Times New Roman" w:hAnsi="Times New Roman" w:cs="Times New Roman"/>
@@ -24630,11 +22467,12 @@
                 <w:szCs w:val="18"/>
                 <w:lang w:eastAsia="zh-CN"/>
               </w:rPr>
-              <w:t>split.Diagnostic</w:t>
-            </w:r>
-            <w:proofErr w:type="spellEnd"/>
-            <w:proofErr w:type="gramEnd"/>
-            <w:r>
+              <w:t>%}</w:t>
+            </w:r>
+          </w:p>
+          <w:p>
+            <w:pPr>
+              <w:widowControl/>
               <w:rPr>
                 <w:rFonts w:ascii="Times New Roman" w:hAnsi="Times New Roman" w:cs="Times New Roman"/>
                 <w:color w:val="000000" w:themeColor="text1"/>
@@ -24642,12 +22480,8 @@
                 <w:szCs w:val="18"/>
                 <w:lang w:eastAsia="zh-CN"/>
               </w:rPr>
-              <w:t>%}</w:t>
-            </w:r>
-          </w:p>
-          <w:p>
-            <w:pPr>
-              <w:widowControl/>
+            </w:pPr>
+            <w:r>
               <w:rPr>
                 <w:rFonts w:ascii="Times New Roman" w:hAnsi="Times New Roman" w:cs="Times New Roman"/>
                 <w:color w:val="000000" w:themeColor="text1"/>
@@ -24655,7 +22489,9 @@
                 <w:szCs w:val="18"/>
                 <w:lang w:eastAsia="zh-CN"/>
               </w:rPr>
-            </w:pPr>
+              <w:t xml:space="preserve">{%p for b in </w:t>
+            </w:r>
+            <w:proofErr w:type="spellStart"/>
             <w:r>
               <w:rPr>
                 <w:rFonts w:ascii="Times New Roman" w:hAnsi="Times New Roman" w:cs="Times New Roman"/>
@@ -24664,32 +22500,9 @@
                 <w:szCs w:val="18"/>
                 <w:lang w:eastAsia="zh-CN"/>
               </w:rPr>
-              <w:t xml:space="preserve">{%p for b in </w:t>
-            </w:r>
-            <w:proofErr w:type="spellStart"/>
-            <w:r>
-              <w:rPr>
-                <w:rFonts w:ascii="Times New Roman" w:hAnsi="Times New Roman" w:cs="Times New Roman"/>
-                <w:color w:val="000000" w:themeColor="text1"/>
-                <w:sz w:val="18"/>
-                <w:szCs w:val="18"/>
-                <w:lang w:eastAsia="zh-CN"/>
-              </w:rPr>
-              <w:t>a.evi_sum.evi_</w:t>
-            </w:r>
-            <w:proofErr w:type="gramStart"/>
-            <w:r>
-              <w:rPr>
-                <w:rFonts w:ascii="Times New Roman" w:hAnsi="Times New Roman" w:cs="Times New Roman"/>
-                <w:color w:val="000000" w:themeColor="text1"/>
-                <w:sz w:val="18"/>
-                <w:szCs w:val="18"/>
-                <w:lang w:eastAsia="zh-CN"/>
-              </w:rPr>
-              <w:t>split.Diagnostic</w:t>
-            </w:r>
-            <w:proofErr w:type="spellEnd"/>
-            <w:proofErr w:type="gramEnd"/>
+              <w:t>a.evi_sum.evi_split.Diagnostic</w:t>
+            </w:r>
+            <w:proofErr w:type="spellEnd"/>
             <w:r>
               <w:rPr>
                 <w:rFonts w:ascii="Times New Roman" w:hAnsi="Times New Roman" w:cs="Times New Roman"/>
@@ -25427,29 +23240,7 @@
           <w:szCs w:val="21"/>
           <w:lang w:eastAsia="zh-CN"/>
         </w:rPr>
-        <w:t>var.var_</w:t>
-      </w:r>
-      <w:proofErr w:type="gramStart"/>
-      <w:r>
-        <w:rPr>
-          <w:rFonts w:ascii="Times New Roman" w:hAnsi="Times New Roman" w:cs="Times New Roman"/>
-          <w:b/>
-          <w:sz w:val="21"/>
-          <w:szCs w:val="21"/>
-          <w:lang w:eastAsia="zh-CN"/>
-        </w:rPr>
-        <w:t>somatic.level</w:t>
-      </w:r>
-      <w:proofErr w:type="gramEnd"/>
-      <w:r>
-        <w:rPr>
-          <w:rFonts w:ascii="Times New Roman" w:hAnsi="Times New Roman" w:cs="Times New Roman"/>
-          <w:b/>
-          <w:sz w:val="21"/>
-          <w:szCs w:val="21"/>
-          <w:lang w:eastAsia="zh-CN"/>
-        </w:rPr>
-        <w:t>_II</w:t>
+        <w:t>var.var_somatic.level_II</w:t>
       </w:r>
       <w:proofErr w:type="spellEnd"/>
       <w:r>
@@ -25536,29 +23327,7 @@
           <w:szCs w:val="21"/>
           <w:lang w:eastAsia="zh-CN"/>
         </w:rPr>
-        <w:t>var.var_</w:t>
-      </w:r>
-      <w:proofErr w:type="gramStart"/>
-      <w:r>
-        <w:rPr>
-          <w:rFonts w:ascii="Times New Roman" w:hAnsi="Times New Roman" w:cs="Times New Roman"/>
-          <w:b/>
-          <w:sz w:val="21"/>
-          <w:szCs w:val="21"/>
-          <w:lang w:eastAsia="zh-CN"/>
-        </w:rPr>
-        <w:t>somatic.level</w:t>
-      </w:r>
-      <w:proofErr w:type="gramEnd"/>
-      <w:r>
-        <w:rPr>
-          <w:rFonts w:ascii="Times New Roman" w:hAnsi="Times New Roman" w:cs="Times New Roman"/>
-          <w:b/>
-          <w:sz w:val="21"/>
-          <w:szCs w:val="21"/>
-          <w:lang w:eastAsia="zh-CN"/>
-        </w:rPr>
-        <w:t>_II</w:t>
+        <w:t>var.var_somatic.level_II</w:t>
       </w:r>
       <w:proofErr w:type="spellEnd"/>
       <w:r>
@@ -25687,9 +23456,9 @@
                 <w:sz w:val="18"/>
                 <w:szCs w:val="18"/>
               </w:rPr>
-              <w:t>=</w:t>
-            </w:r>
-            <w:proofErr w:type="gramStart"/>
+              <w:t>==”</w:t>
+            </w:r>
+            <w:proofErr w:type="spellStart"/>
             <w:r>
               <w:rPr>
                 <w:rFonts w:ascii="Times New Roman" w:hAnsi="Times New Roman" w:cs="Times New Roman"/>
@@ -25697,20 +23466,9 @@
                 <w:sz w:val="18"/>
                 <w:szCs w:val="18"/>
               </w:rPr>
-              <w:t>=”</w:t>
-            </w:r>
-            <w:proofErr w:type="spellStart"/>
-            <w:r>
-              <w:rPr>
-                <w:rFonts w:ascii="Times New Roman" w:hAnsi="Times New Roman" w:cs="Times New Roman"/>
-                <w:color w:val="000000"/>
-                <w:sz w:val="18"/>
-                <w:szCs w:val="18"/>
-              </w:rPr>
               <w:t>Snvindel</w:t>
             </w:r>
             <w:proofErr w:type="spellEnd"/>
-            <w:proofErr w:type="gramEnd"/>
             <w:r>
               <w:rPr>
                 <w:rFonts w:ascii="Times New Roman" w:hAnsi="Times New Roman" w:cs="Times New Roman"/>
@@ -25746,7 +23504,6 @@
               <w:t>{{</w:t>
             </w:r>
             <w:proofErr w:type="spellStart"/>
-            <w:proofErr w:type="gramStart"/>
             <w:r>
               <w:rPr>
                 <w:rFonts w:ascii="Times New Roman" w:hAnsi="Times New Roman" w:cs="Times New Roman"/>
@@ -25758,9 +23515,9 @@
                 <w:sz w:val="18"/>
                 <w:szCs w:val="18"/>
               </w:rPr>
-              <w:t>a.gene</w:t>
-            </w:r>
-            <w:proofErr w:type="gramEnd"/>
+              <w:t>a.gene_symbol</w:t>
+            </w:r>
+            <w:proofErr w:type="spellEnd"/>
             <w:r>
               <w:rPr>
                 <w:rFonts w:ascii="Times New Roman" w:hAnsi="Times New Roman" w:cs="Times New Roman"/>
@@ -25772,9 +23529,329 @@
                 <w:sz w:val="18"/>
                 <w:szCs w:val="18"/>
               </w:rPr>
-              <w:t>_symbol</w:t>
-            </w:r>
-            <w:proofErr w:type="spellEnd"/>
+              <w:t>}}</w:t>
+            </w:r>
+            <w:r>
+              <w:rPr>
+                <w:rFonts w:ascii="Times New Roman" w:hAnsi="Times New Roman" w:cs="Times New Roman"/>
+                <w:color w:val="000000"/>
+                <w:sz w:val="18"/>
+                <w:szCs w:val="18"/>
+              </w:rPr>
+              <w:t xml:space="preserve"> </w:t>
+            </w:r>
+            <w:r>
+              <w:rPr>
+                <w:rFonts w:ascii="Times New Roman" w:hAnsi="Times New Roman" w:cs="Times New Roman"/>
+                <w:b/>
+                <w:bCs/>
+                <w:color w:val="000000"/>
+                <w:sz w:val="18"/>
+                <w:szCs w:val="18"/>
+              </w:rPr>
+              <w:t>{{</w:t>
+            </w:r>
+            <w:proofErr w:type="spellStart"/>
+            <w:r>
+              <w:rPr>
+                <w:rFonts w:ascii="Times New Roman" w:hAnsi="Times New Roman" w:cs="Times New Roman"/>
+                <w:b/>
+                <w:bCs/>
+                <w:color w:val="000000"/>
+                <w:sz w:val="18"/>
+                <w:szCs w:val="18"/>
+              </w:rPr>
+              <w:t>a.hgvs_c</w:t>
+            </w:r>
+            <w:proofErr w:type="spellEnd"/>
+            <w:r>
+              <w:rPr>
+                <w:rFonts w:ascii="Times New Roman" w:hAnsi="Times New Roman" w:cs="Times New Roman"/>
+                <w:b/>
+                <w:bCs/>
+                <w:color w:val="000000"/>
+                <w:sz w:val="18"/>
+                <w:szCs w:val="18"/>
+              </w:rPr>
+              <w:t>}}</w:t>
+            </w:r>
+            <w:r>
+              <w:rPr>
+                <w:rFonts w:ascii="Times New Roman" w:hAnsi="Times New Roman" w:cs="Times New Roman"/>
+                <w:color w:val="000000"/>
+                <w:sz w:val="18"/>
+                <w:szCs w:val="18"/>
+              </w:rPr>
+              <w:t xml:space="preserve">{%if </w:t>
+            </w:r>
+            <w:proofErr w:type="spellStart"/>
+            <w:r>
+              <w:rPr>
+                <w:rFonts w:ascii="Times New Roman" w:hAnsi="Times New Roman" w:cs="Times New Roman"/>
+                <w:color w:val="000000"/>
+                <w:sz w:val="18"/>
+                <w:szCs w:val="18"/>
+              </w:rPr>
+              <w:t>a.hgvs_p</w:t>
+            </w:r>
+            <w:proofErr w:type="spellEnd"/>
+            <w:r>
+              <w:rPr>
+                <w:rFonts w:ascii="Times New Roman" w:hAnsi="Times New Roman" w:cs="Times New Roman"/>
+                <w:color w:val="000000"/>
+                <w:sz w:val="18"/>
+                <w:szCs w:val="18"/>
+              </w:rPr>
+              <w:t xml:space="preserve">!=”p.?”%} </w:t>
+            </w:r>
+            <w:r>
+              <w:rPr>
+                <w:rFonts w:ascii="Times New Roman" w:hAnsi="Times New Roman" w:cs="Times New Roman"/>
+                <w:b/>
+                <w:bCs/>
+                <w:color w:val="000000"/>
+                <w:sz w:val="18"/>
+                <w:szCs w:val="18"/>
+              </w:rPr>
+              <w:t>{{</w:t>
+            </w:r>
+            <w:proofErr w:type="spellStart"/>
+            <w:r>
+              <w:rPr>
+                <w:rFonts w:ascii="Times New Roman" w:hAnsi="Times New Roman" w:cs="Times New Roman"/>
+                <w:b/>
+                <w:bCs/>
+                <w:color w:val="000000"/>
+                <w:sz w:val="18"/>
+                <w:szCs w:val="18"/>
+              </w:rPr>
+              <w:t>a.hgvs_p</w:t>
+            </w:r>
+            <w:proofErr w:type="spellEnd"/>
+            <w:r>
+              <w:rPr>
+                <w:rFonts w:ascii="Times New Roman" w:hAnsi="Times New Roman" w:cs="Times New Roman"/>
+                <w:b/>
+                <w:bCs/>
+                <w:color w:val="000000"/>
+                <w:sz w:val="18"/>
+                <w:szCs w:val="18"/>
+              </w:rPr>
+              <w:t>}}</w:t>
+            </w:r>
+            <w:r>
+              <w:rPr>
+                <w:rFonts w:ascii="Times New Roman" w:hAnsi="Times New Roman" w:cs="Times New Roman"/>
+                <w:color w:val="000000"/>
+                <w:sz w:val="18"/>
+                <w:szCs w:val="18"/>
+              </w:rPr>
+              <w:t>{%endif%}</w:t>
+            </w:r>
+          </w:p>
+          <w:p>
+            <w:pPr>
+              <w:widowControl/>
+              <w:jc w:val="center"/>
+              <w:rPr>
+                <w:rFonts w:ascii="Times New Roman" w:hAnsi="Times New Roman" w:cs="Times New Roman"/>
+                <w:color w:val="000000"/>
+                <w:sz w:val="18"/>
+                <w:szCs w:val="18"/>
+              </w:rPr>
+            </w:pPr>
+            <w:r>
+              <w:rPr>
+                <w:rFonts w:ascii="Times New Roman" w:hAnsi="Times New Roman" w:cs="Times New Roman"/>
+                <w:color w:val="000000"/>
+                <w:sz w:val="18"/>
+                <w:szCs w:val="18"/>
+              </w:rPr>
+              <w:t xml:space="preserve">{%p if </w:t>
+            </w:r>
+            <w:proofErr w:type="spellStart"/>
+            <w:r>
+              <w:rPr>
+                <w:rFonts w:ascii="Times New Roman" w:hAnsi="Times New Roman" w:cs="Times New Roman"/>
+                <w:color w:val="000000"/>
+                <w:sz w:val="18"/>
+                <w:szCs w:val="18"/>
+              </w:rPr>
+              <w:t>a.judge_mergeMET</w:t>
+            </w:r>
+            <w:proofErr w:type="spellEnd"/>
+            <w:r>
+              <w:rPr>
+                <w:rFonts w:ascii="Times New Roman" w:hAnsi="Times New Roman" w:cs="Times New Roman"/>
+                <w:color w:val="000000"/>
+                <w:sz w:val="18"/>
+                <w:szCs w:val="18"/>
+              </w:rPr>
+              <w:t>%}</w:t>
+            </w:r>
+          </w:p>
+          <w:p>
+            <w:pPr>
+              <w:widowControl/>
+              <w:jc w:val="center"/>
+              <w:rPr>
+                <w:rFonts w:ascii="Times New Roman" w:hAnsi="Times New Roman" w:cs="Times New Roman"/>
+                <w:b/>
+                <w:bCs/>
+                <w:color w:val="000000"/>
+                <w:sz w:val="18"/>
+                <w:szCs w:val="18"/>
+              </w:rPr>
+            </w:pPr>
+            <w:r>
+              <w:rPr>
+                <w:rFonts w:ascii="Times New Roman" w:hAnsi="Times New Roman" w:cs="Times New Roman" w:hint="eastAsia"/>
+                <w:b/>
+                <w:bCs/>
+                <w:color w:val="000000"/>
+                <w:sz w:val="18"/>
+                <w:szCs w:val="18"/>
+              </w:rPr>
+              <w:t>（</w:t>
+            </w:r>
+            <w:r>
+              <w:rPr>
+                <w:rFonts w:ascii="Times New Roman" w:hAnsi="Times New Roman" w:cs="Times New Roman"/>
+                <w:b/>
+                <w:bCs/>
+                <w:color w:val="000000"/>
+                <w:sz w:val="18"/>
+                <w:szCs w:val="18"/>
+              </w:rPr>
+              <w:t>MET exon14 skipping</w:t>
+            </w:r>
+            <w:r>
+              <w:rPr>
+                <w:rFonts w:ascii="Times New Roman" w:hAnsi="Times New Roman" w:cs="Times New Roman"/>
+                <w:b/>
+                <w:bCs/>
+                <w:color w:val="000000"/>
+                <w:sz w:val="18"/>
+                <w:szCs w:val="18"/>
+              </w:rPr>
+              <w:t>）</w:t>
+            </w:r>
+          </w:p>
+          <w:p>
+            <w:pPr>
+              <w:widowControl/>
+              <w:jc w:val="center"/>
+              <w:rPr>
+                <w:rFonts w:ascii="Times New Roman" w:hAnsi="Times New Roman" w:cs="Times New Roman"/>
+                <w:color w:val="000000"/>
+                <w:sz w:val="18"/>
+                <w:szCs w:val="18"/>
+              </w:rPr>
+            </w:pPr>
+            <w:r>
+              <w:rPr>
+                <w:rFonts w:ascii="Times New Roman" w:hAnsi="Times New Roman" w:cs="Times New Roman"/>
+                <w:color w:val="000000"/>
+                <w:sz w:val="18"/>
+                <w:szCs w:val="18"/>
+              </w:rPr>
+              <w:t>{%p endif%}</w:t>
+            </w:r>
+          </w:p>
+          <w:p>
+            <w:pPr>
+              <w:widowControl/>
+              <w:jc w:val="center"/>
+              <w:rPr>
+                <w:rFonts w:ascii="Times New Roman" w:hAnsi="Times New Roman" w:cs="Times New Roman"/>
+                <w:color w:val="000000"/>
+                <w:sz w:val="18"/>
+                <w:szCs w:val="18"/>
+              </w:rPr>
+            </w:pPr>
+            <w:r>
+              <w:rPr>
+                <w:rFonts w:ascii="Times New Roman" w:hAnsi="Times New Roman" w:cs="Times New Roman"/>
+                <w:color w:val="000000"/>
+                <w:sz w:val="18"/>
+                <w:szCs w:val="18"/>
+              </w:rPr>
+              <w:t xml:space="preserve">{%p </w:t>
+            </w:r>
+            <w:proofErr w:type="spellStart"/>
+            <w:r>
+              <w:rPr>
+                <w:rFonts w:ascii="Times New Roman" w:hAnsi="Times New Roman" w:cs="Times New Roman"/>
+                <w:color w:val="000000"/>
+                <w:sz w:val="18"/>
+                <w:szCs w:val="18"/>
+              </w:rPr>
+              <w:t>elif</w:t>
+            </w:r>
+            <w:proofErr w:type="spellEnd"/>
+            <w:r>
+              <w:rPr>
+                <w:rFonts w:ascii="Times New Roman" w:hAnsi="Times New Roman" w:cs="Times New Roman"/>
+                <w:color w:val="000000"/>
+                <w:sz w:val="18"/>
+                <w:szCs w:val="18"/>
+              </w:rPr>
+              <w:t xml:space="preserve"> </w:t>
+            </w:r>
+            <w:proofErr w:type="spellStart"/>
+            <w:r>
+              <w:rPr>
+                <w:rFonts w:ascii="Times New Roman" w:hAnsi="Times New Roman" w:cs="Times New Roman"/>
+                <w:color w:val="000000"/>
+                <w:sz w:val="18"/>
+                <w:szCs w:val="18"/>
+              </w:rPr>
+              <w:t>a.bio_category</w:t>
+            </w:r>
+            <w:proofErr w:type="spellEnd"/>
+            <w:r>
+              <w:rPr>
+                <w:rFonts w:ascii="Times New Roman" w:hAnsi="Times New Roman" w:cs="Times New Roman"/>
+                <w:color w:val="000000"/>
+                <w:sz w:val="18"/>
+                <w:szCs w:val="18"/>
+              </w:rPr>
+              <w:t>==”</w:t>
+            </w:r>
+            <w:proofErr w:type="spellStart"/>
+            <w:r>
+              <w:rPr>
+                <w:rFonts w:ascii="Times New Roman" w:hAnsi="Times New Roman" w:cs="Times New Roman"/>
+                <w:color w:val="000000"/>
+                <w:sz w:val="18"/>
+                <w:szCs w:val="18"/>
+              </w:rPr>
+              <w:t>Cnv</w:t>
+            </w:r>
+            <w:proofErr w:type="spellEnd"/>
+            <w:r>
+              <w:rPr>
+                <w:rFonts w:ascii="Times New Roman" w:hAnsi="Times New Roman" w:cs="Times New Roman"/>
+                <w:color w:val="000000"/>
+                <w:sz w:val="18"/>
+                <w:szCs w:val="18"/>
+              </w:rPr>
+              <w:t>”%}</w:t>
+            </w:r>
+          </w:p>
+          <w:p>
+            <w:pPr>
+              <w:widowControl/>
+              <w:jc w:val="center"/>
+              <w:rPr>
+                <w:rFonts w:ascii="Times New Roman" w:hAnsi="Times New Roman" w:cs="Times New Roman"/>
+                <w:b/>
+                <w:bCs/>
+                <w:color w:val="000000"/>
+                <w:sz w:val="18"/>
+                <w:szCs w:val="18"/>
+              </w:rPr>
+            </w:pPr>
             <w:r>
               <w:rPr>
                 <w:rFonts w:ascii="Times New Roman" w:hAnsi="Times New Roman" w:cs="Times New Roman"/>
@@ -25786,351 +23863,9 @@
                 <w:sz w:val="18"/>
                 <w:szCs w:val="18"/>
               </w:rPr>
-              <w:t>}}</w:t>
-            </w:r>
-            <w:r>
-              <w:rPr>
-                <w:rFonts w:ascii="Times New Roman" w:hAnsi="Times New Roman" w:cs="Times New Roman"/>
-                <w:color w:val="000000"/>
-                <w:sz w:val="18"/>
-                <w:szCs w:val="18"/>
-              </w:rPr>
-              <w:t xml:space="preserve"> </w:t>
-            </w:r>
-            <w:r>
-              <w:rPr>
-                <w:rFonts w:ascii="Times New Roman" w:hAnsi="Times New Roman" w:cs="Times New Roman"/>
-                <w:b/>
-                <w:bCs/>
-                <w:color w:val="000000"/>
-                <w:sz w:val="18"/>
-                <w:szCs w:val="18"/>
-              </w:rPr>
               <w:t>{{</w:t>
             </w:r>
             <w:proofErr w:type="spellStart"/>
-            <w:r>
-              <w:rPr>
-                <w:rFonts w:ascii="Times New Roman" w:hAnsi="Times New Roman" w:cs="Times New Roman"/>
-                <w:b/>
-                <w:bCs/>
-                <w:color w:val="000000"/>
-                <w:sz w:val="18"/>
-                <w:szCs w:val="18"/>
-              </w:rPr>
-              <w:t>a.hgvs_c</w:t>
-            </w:r>
-            <w:proofErr w:type="spellEnd"/>
-            <w:r>
-              <w:rPr>
-                <w:rFonts w:ascii="Times New Roman" w:hAnsi="Times New Roman" w:cs="Times New Roman"/>
-                <w:b/>
-                <w:bCs/>
-                <w:color w:val="000000"/>
-                <w:sz w:val="18"/>
-                <w:szCs w:val="18"/>
-              </w:rPr>
-              <w:t>}}</w:t>
-            </w:r>
-            <w:r>
-              <w:rPr>
-                <w:rFonts w:ascii="Times New Roman" w:hAnsi="Times New Roman" w:cs="Times New Roman"/>
-                <w:color w:val="000000"/>
-                <w:sz w:val="18"/>
-                <w:szCs w:val="18"/>
-              </w:rPr>
-              <w:t xml:space="preserve">{%if </w:t>
-            </w:r>
-            <w:proofErr w:type="spellStart"/>
-            <w:r>
-              <w:rPr>
-                <w:rFonts w:ascii="Times New Roman" w:hAnsi="Times New Roman" w:cs="Times New Roman"/>
-                <w:color w:val="000000"/>
-                <w:sz w:val="18"/>
-                <w:szCs w:val="18"/>
-              </w:rPr>
-              <w:t>a.hgvs_p</w:t>
-            </w:r>
-            <w:proofErr w:type="spellEnd"/>
-            <w:r>
-              <w:rPr>
-                <w:rFonts w:ascii="Times New Roman" w:hAnsi="Times New Roman" w:cs="Times New Roman"/>
-                <w:color w:val="000000"/>
-                <w:sz w:val="18"/>
-                <w:szCs w:val="18"/>
-              </w:rPr>
-              <w:t xml:space="preserve">!=”p.?”%} </w:t>
-            </w:r>
-            <w:r>
-              <w:rPr>
-                <w:rFonts w:ascii="Times New Roman" w:hAnsi="Times New Roman" w:cs="Times New Roman"/>
-                <w:b/>
-                <w:bCs/>
-                <w:color w:val="000000"/>
-                <w:sz w:val="18"/>
-                <w:szCs w:val="18"/>
-              </w:rPr>
-              <w:t>{{</w:t>
-            </w:r>
-            <w:proofErr w:type="spellStart"/>
-            <w:r>
-              <w:rPr>
-                <w:rFonts w:ascii="Times New Roman" w:hAnsi="Times New Roman" w:cs="Times New Roman"/>
-                <w:b/>
-                <w:bCs/>
-                <w:color w:val="000000"/>
-                <w:sz w:val="18"/>
-                <w:szCs w:val="18"/>
-              </w:rPr>
-              <w:t>a.hgvs_p</w:t>
-            </w:r>
-            <w:proofErr w:type="spellEnd"/>
-            <w:r>
-              <w:rPr>
-                <w:rFonts w:ascii="Times New Roman" w:hAnsi="Times New Roman" w:cs="Times New Roman"/>
-                <w:b/>
-                <w:bCs/>
-                <w:color w:val="000000"/>
-                <w:sz w:val="18"/>
-                <w:szCs w:val="18"/>
-              </w:rPr>
-              <w:t>}}</w:t>
-            </w:r>
-            <w:r>
-              <w:rPr>
-                <w:rFonts w:ascii="Times New Roman" w:hAnsi="Times New Roman" w:cs="Times New Roman"/>
-                <w:color w:val="000000"/>
-                <w:sz w:val="18"/>
-                <w:szCs w:val="18"/>
-              </w:rPr>
-              <w:t>{%endif%}</w:t>
-            </w:r>
-          </w:p>
-          <w:p>
-            <w:pPr>
-              <w:widowControl/>
-              <w:jc w:val="center"/>
-              <w:rPr>
-                <w:rFonts w:ascii="Times New Roman" w:hAnsi="Times New Roman" w:cs="Times New Roman"/>
-                <w:color w:val="000000"/>
-                <w:sz w:val="18"/>
-                <w:szCs w:val="18"/>
-              </w:rPr>
-            </w:pPr>
-            <w:r>
-              <w:rPr>
-                <w:rFonts w:ascii="Times New Roman" w:hAnsi="Times New Roman" w:cs="Times New Roman"/>
-                <w:color w:val="000000"/>
-                <w:sz w:val="18"/>
-                <w:szCs w:val="18"/>
-              </w:rPr>
-              <w:t xml:space="preserve">{%p if </w:t>
-            </w:r>
-            <w:proofErr w:type="spellStart"/>
-            <w:proofErr w:type="gramStart"/>
-            <w:r>
-              <w:rPr>
-                <w:rFonts w:ascii="Times New Roman" w:hAnsi="Times New Roman" w:cs="Times New Roman"/>
-                <w:color w:val="000000"/>
-                <w:sz w:val="18"/>
-                <w:szCs w:val="18"/>
-              </w:rPr>
-              <w:t>a.judge</w:t>
-            </w:r>
-            <w:proofErr w:type="gramEnd"/>
-            <w:r>
-              <w:rPr>
-                <w:rFonts w:ascii="Times New Roman" w:hAnsi="Times New Roman" w:cs="Times New Roman"/>
-                <w:color w:val="000000"/>
-                <w:sz w:val="18"/>
-                <w:szCs w:val="18"/>
-              </w:rPr>
-              <w:t>_mergeMET</w:t>
-            </w:r>
-            <w:proofErr w:type="spellEnd"/>
-            <w:r>
-              <w:rPr>
-                <w:rFonts w:ascii="Times New Roman" w:hAnsi="Times New Roman" w:cs="Times New Roman"/>
-                <w:color w:val="000000"/>
-                <w:sz w:val="18"/>
-                <w:szCs w:val="18"/>
-              </w:rPr>
-              <w:t>%}</w:t>
-            </w:r>
-          </w:p>
-          <w:p>
-            <w:pPr>
-              <w:widowControl/>
-              <w:jc w:val="center"/>
-              <w:rPr>
-                <w:rFonts w:ascii="Times New Roman" w:hAnsi="Times New Roman" w:cs="Times New Roman"/>
-                <w:b/>
-                <w:bCs/>
-                <w:color w:val="000000"/>
-                <w:sz w:val="18"/>
-                <w:szCs w:val="18"/>
-              </w:rPr>
-            </w:pPr>
-            <w:r>
-              <w:rPr>
-                <w:rFonts w:ascii="Times New Roman" w:hAnsi="Times New Roman" w:cs="Times New Roman" w:hint="eastAsia"/>
-                <w:b/>
-                <w:bCs/>
-                <w:color w:val="000000"/>
-                <w:sz w:val="18"/>
-                <w:szCs w:val="18"/>
-              </w:rPr>
-              <w:t>（</w:t>
-            </w:r>
-            <w:r>
-              <w:rPr>
-                <w:rFonts w:ascii="Times New Roman" w:hAnsi="Times New Roman" w:cs="Times New Roman"/>
-                <w:b/>
-                <w:bCs/>
-                <w:color w:val="000000"/>
-                <w:sz w:val="18"/>
-                <w:szCs w:val="18"/>
-              </w:rPr>
-              <w:t>MET exon14 skipping</w:t>
-            </w:r>
-            <w:r>
-              <w:rPr>
-                <w:rFonts w:ascii="Times New Roman" w:hAnsi="Times New Roman" w:cs="Times New Roman"/>
-                <w:b/>
-                <w:bCs/>
-                <w:color w:val="000000"/>
-                <w:sz w:val="18"/>
-                <w:szCs w:val="18"/>
-              </w:rPr>
-              <w:t>）</w:t>
-            </w:r>
-          </w:p>
-          <w:p>
-            <w:pPr>
-              <w:widowControl/>
-              <w:jc w:val="center"/>
-              <w:rPr>
-                <w:rFonts w:ascii="Times New Roman" w:hAnsi="Times New Roman" w:cs="Times New Roman"/>
-                <w:color w:val="000000"/>
-                <w:sz w:val="18"/>
-                <w:szCs w:val="18"/>
-              </w:rPr>
-            </w:pPr>
-            <w:r>
-              <w:rPr>
-                <w:rFonts w:ascii="Times New Roman" w:hAnsi="Times New Roman" w:cs="Times New Roman"/>
-                <w:color w:val="000000"/>
-                <w:sz w:val="18"/>
-                <w:szCs w:val="18"/>
-              </w:rPr>
-              <w:t>{%p endif%}</w:t>
-            </w:r>
-          </w:p>
-          <w:p>
-            <w:pPr>
-              <w:widowControl/>
-              <w:jc w:val="center"/>
-              <w:rPr>
-                <w:rFonts w:ascii="Times New Roman" w:hAnsi="Times New Roman" w:cs="Times New Roman"/>
-                <w:color w:val="000000"/>
-                <w:sz w:val="18"/>
-                <w:szCs w:val="18"/>
-              </w:rPr>
-            </w:pPr>
-            <w:r>
-              <w:rPr>
-                <w:rFonts w:ascii="Times New Roman" w:hAnsi="Times New Roman" w:cs="Times New Roman"/>
-                <w:color w:val="000000"/>
-                <w:sz w:val="18"/>
-                <w:szCs w:val="18"/>
-              </w:rPr>
-              <w:t xml:space="preserve">{%p </w:t>
-            </w:r>
-            <w:proofErr w:type="spellStart"/>
-            <w:r>
-              <w:rPr>
-                <w:rFonts w:ascii="Times New Roman" w:hAnsi="Times New Roman" w:cs="Times New Roman"/>
-                <w:color w:val="000000"/>
-                <w:sz w:val="18"/>
-                <w:szCs w:val="18"/>
-              </w:rPr>
-              <w:t>elif</w:t>
-            </w:r>
-            <w:proofErr w:type="spellEnd"/>
-            <w:r>
-              <w:rPr>
-                <w:rFonts w:ascii="Times New Roman" w:hAnsi="Times New Roman" w:cs="Times New Roman"/>
-                <w:color w:val="000000"/>
-                <w:sz w:val="18"/>
-                <w:szCs w:val="18"/>
-              </w:rPr>
-              <w:t xml:space="preserve"> </w:t>
-            </w:r>
-            <w:proofErr w:type="spellStart"/>
-            <w:r>
-              <w:rPr>
-                <w:rFonts w:ascii="Times New Roman" w:hAnsi="Times New Roman" w:cs="Times New Roman"/>
-                <w:color w:val="000000"/>
-                <w:sz w:val="18"/>
-                <w:szCs w:val="18"/>
-              </w:rPr>
-              <w:t>a.bio_category</w:t>
-            </w:r>
-            <w:proofErr w:type="spellEnd"/>
-            <w:r>
-              <w:rPr>
-                <w:rFonts w:ascii="Times New Roman" w:hAnsi="Times New Roman" w:cs="Times New Roman"/>
-                <w:color w:val="000000"/>
-                <w:sz w:val="18"/>
-                <w:szCs w:val="18"/>
-              </w:rPr>
-              <w:t>=</w:t>
-            </w:r>
-            <w:proofErr w:type="gramStart"/>
-            <w:r>
-              <w:rPr>
-                <w:rFonts w:ascii="Times New Roman" w:hAnsi="Times New Roman" w:cs="Times New Roman"/>
-                <w:color w:val="000000"/>
-                <w:sz w:val="18"/>
-                <w:szCs w:val="18"/>
-              </w:rPr>
-              <w:t>=”</w:t>
-            </w:r>
-            <w:proofErr w:type="spellStart"/>
-            <w:r>
-              <w:rPr>
-                <w:rFonts w:ascii="Times New Roman" w:hAnsi="Times New Roman" w:cs="Times New Roman"/>
-                <w:color w:val="000000"/>
-                <w:sz w:val="18"/>
-                <w:szCs w:val="18"/>
-              </w:rPr>
-              <w:t>Cnv</w:t>
-            </w:r>
-            <w:proofErr w:type="spellEnd"/>
-            <w:proofErr w:type="gramEnd"/>
-            <w:r>
-              <w:rPr>
-                <w:rFonts w:ascii="Times New Roman" w:hAnsi="Times New Roman" w:cs="Times New Roman"/>
-                <w:color w:val="000000"/>
-                <w:sz w:val="18"/>
-                <w:szCs w:val="18"/>
-              </w:rPr>
-              <w:t>”%}</w:t>
-            </w:r>
-          </w:p>
-          <w:p>
-            <w:pPr>
-              <w:widowControl/>
-              <w:jc w:val="center"/>
-              <w:rPr>
-                <w:rFonts w:ascii="Times New Roman" w:hAnsi="Times New Roman" w:cs="Times New Roman"/>
-                <w:b/>
-                <w:bCs/>
-                <w:color w:val="000000"/>
-                <w:sz w:val="18"/>
-                <w:szCs w:val="18"/>
-              </w:rPr>
-            </w:pPr>
             <w:r>
               <w:rPr>
                 <w:rFonts w:ascii="Times New Roman" w:hAnsi="Times New Roman" w:cs="Times New Roman"/>
@@ -26142,10 +23877,9 @@
                 <w:sz w:val="18"/>
                 <w:szCs w:val="18"/>
               </w:rPr>
-              <w:t>{{</w:t>
-            </w:r>
-            <w:proofErr w:type="spellStart"/>
-            <w:proofErr w:type="gramStart"/>
+              <w:t>a.gene_symbol</w:t>
+            </w:r>
+            <w:proofErr w:type="spellEnd"/>
             <w:r>
               <w:rPr>
                 <w:rFonts w:ascii="Times New Roman" w:hAnsi="Times New Roman" w:cs="Times New Roman"/>
@@ -26157,34 +23891,6 @@
                 <w:sz w:val="18"/>
                 <w:szCs w:val="18"/>
               </w:rPr>
-              <w:t>a.gene</w:t>
-            </w:r>
-            <w:proofErr w:type="gramEnd"/>
-            <w:r>
-              <w:rPr>
-                <w:rFonts w:ascii="Times New Roman" w:hAnsi="Times New Roman" w:cs="Times New Roman"/>
-                <w:b/>
-                <w:bCs/>
-                <w:i/>
-                <w:iCs/>
-                <w:color w:val="000000"/>
-                <w:sz w:val="18"/>
-                <w:szCs w:val="18"/>
-              </w:rPr>
-              <w:t>_symbol</w:t>
-            </w:r>
-            <w:proofErr w:type="spellEnd"/>
-            <w:r>
-              <w:rPr>
-                <w:rFonts w:ascii="Times New Roman" w:hAnsi="Times New Roman" w:cs="Times New Roman"/>
-                <w:b/>
-                <w:bCs/>
-                <w:i/>
-                <w:iCs/>
-                <w:color w:val="000000"/>
-                <w:sz w:val="18"/>
-                <w:szCs w:val="18"/>
-              </w:rPr>
               <w:t>}}</w:t>
             </w:r>
             <w:r>
@@ -26270,9 +23976,9 @@
                 <w:sz w:val="18"/>
                 <w:szCs w:val="18"/>
               </w:rPr>
-              <w:t>=</w:t>
-            </w:r>
-            <w:proofErr w:type="gramStart"/>
+              <w:t>==”</w:t>
+            </w:r>
+            <w:proofErr w:type="spellStart"/>
             <w:r>
               <w:rPr>
                 <w:rFonts w:ascii="Times New Roman" w:hAnsi="Times New Roman" w:cs="Times New Roman"/>
@@ -26280,9 +23986,9 @@
                 <w:sz w:val="18"/>
                 <w:szCs w:val="18"/>
               </w:rPr>
-              <w:t>=”</w:t>
-            </w:r>
-            <w:proofErr w:type="spellStart"/>
+              <w:t>Sv</w:t>
+            </w:r>
+            <w:proofErr w:type="spellEnd"/>
             <w:r>
               <w:rPr>
                 <w:rFonts w:ascii="Times New Roman" w:hAnsi="Times New Roman" w:cs="Times New Roman"/>
@@ -26290,31 +23996,30 @@
                 <w:sz w:val="18"/>
                 <w:szCs w:val="18"/>
               </w:rPr>
-              <w:t>Sv</w:t>
-            </w:r>
-            <w:proofErr w:type="spellEnd"/>
-            <w:proofErr w:type="gramEnd"/>
-            <w:r>
+              <w:t>”%}</w:t>
+            </w:r>
+          </w:p>
+          <w:p>
+            <w:pPr>
+              <w:widowControl/>
+              <w:jc w:val="center"/>
               <w:rPr>
                 <w:rFonts w:ascii="Times New Roman" w:hAnsi="Times New Roman" w:cs="Times New Roman"/>
                 <w:color w:val="000000"/>
                 <w:sz w:val="18"/>
                 <w:szCs w:val="18"/>
               </w:rPr>
-              <w:t>”%}</w:t>
-            </w:r>
-          </w:p>
-          <w:p>
-            <w:pPr>
-              <w:widowControl/>
-              <w:jc w:val="center"/>
+            </w:pPr>
+            <w:r>
               <w:rPr>
                 <w:rFonts w:ascii="Times New Roman" w:hAnsi="Times New Roman" w:cs="Times New Roman"/>
                 <w:color w:val="000000"/>
                 <w:sz w:val="18"/>
                 <w:szCs w:val="18"/>
               </w:rPr>
-            </w:pPr>
+              <w:t xml:space="preserve">{%if </w:t>
+            </w:r>
+            <w:proofErr w:type="spellStart"/>
             <w:r>
               <w:rPr>
                 <w:rFonts w:ascii="Times New Roman" w:hAnsi="Times New Roman" w:cs="Times New Roman"/>
@@ -26322,28 +24027,7 @@
                 <w:sz w:val="18"/>
                 <w:szCs w:val="18"/>
               </w:rPr>
-              <w:t xml:space="preserve">{%if </w:t>
-            </w:r>
-            <w:proofErr w:type="spellStart"/>
-            <w:proofErr w:type="gramStart"/>
-            <w:r>
-              <w:rPr>
-                <w:rFonts w:ascii="Times New Roman" w:hAnsi="Times New Roman" w:cs="Times New Roman"/>
-                <w:color w:val="000000"/>
-                <w:sz w:val="18"/>
-                <w:szCs w:val="18"/>
-              </w:rPr>
-              <w:t>a.five</w:t>
-            </w:r>
-            <w:proofErr w:type="gramEnd"/>
-            <w:r>
-              <w:rPr>
-                <w:rFonts w:ascii="Times New Roman" w:hAnsi="Times New Roman" w:cs="Times New Roman"/>
-                <w:color w:val="000000"/>
-                <w:sz w:val="18"/>
-                <w:szCs w:val="18"/>
-              </w:rPr>
-              <w:t>_prime_gene</w:t>
+              <w:t>a.five_prime_gene</w:t>
             </w:r>
             <w:proofErr w:type="spellEnd"/>
             <w:r>
@@ -26611,7 +24295,6 @@
               <w:t xml:space="preserve">{%p if “,” in </w:t>
             </w:r>
             <w:proofErr w:type="spellStart"/>
-            <w:proofErr w:type="gramStart"/>
             <w:r>
               <w:rPr>
                 <w:rFonts w:ascii="Times New Roman" w:hAnsi="Times New Roman" w:cs="Times New Roman"/>
@@ -26620,9 +24303,9 @@
                 <w:szCs w:val="18"/>
                 <w:lang w:eastAsia="zh-CN"/>
               </w:rPr>
-              <w:t>a.gene</w:t>
-            </w:r>
-            <w:proofErr w:type="gramEnd"/>
+              <w:t>a.gene_symbol</w:t>
+            </w:r>
+            <w:proofErr w:type="spellEnd"/>
             <w:r>
               <w:rPr>
                 <w:rFonts w:ascii="Times New Roman" w:hAnsi="Times New Roman" w:cs="Times New Roman"/>
@@ -26631,9 +24314,9 @@
                 <w:szCs w:val="18"/>
                 <w:lang w:eastAsia="zh-CN"/>
               </w:rPr>
-              <w:t>_symbol</w:t>
-            </w:r>
-            <w:proofErr w:type="spellEnd"/>
+              <w:t xml:space="preserve"> and (</w:t>
+            </w:r>
+            <w:proofErr w:type="spellStart"/>
             <w:r>
               <w:rPr>
                 <w:rFonts w:ascii="Times New Roman" w:hAnsi="Times New Roman" w:cs="Times New Roman"/>
@@ -26642,9 +24325,9 @@
                 <w:szCs w:val="18"/>
                 <w:lang w:eastAsia="zh-CN"/>
               </w:rPr>
-              <w:t xml:space="preserve"> and (</w:t>
-            </w:r>
-            <w:proofErr w:type="spellStart"/>
+              <w:t>a.bio_category</w:t>
+            </w:r>
+            <w:proofErr w:type="spellEnd"/>
             <w:r>
               <w:rPr>
                 <w:rFonts w:ascii="Times New Roman" w:hAnsi="Times New Roman" w:cs="Times New Roman"/>
@@ -26653,6 +24336,39 @@
                 <w:szCs w:val="18"/>
                 <w:lang w:eastAsia="zh-CN"/>
               </w:rPr>
+              <w:t>==”</w:t>
+            </w:r>
+            <w:proofErr w:type="spellStart"/>
+            <w:r>
+              <w:rPr>
+                <w:rFonts w:ascii="Times New Roman" w:hAnsi="Times New Roman" w:cs="Times New Roman"/>
+                <w:color w:val="000000"/>
+                <w:sz w:val="18"/>
+                <w:szCs w:val="18"/>
+                <w:lang w:eastAsia="zh-CN"/>
+              </w:rPr>
+              <w:t>Sv</w:t>
+            </w:r>
+            <w:proofErr w:type="spellEnd"/>
+            <w:r>
+              <w:rPr>
+                <w:rFonts w:ascii="Times New Roman" w:hAnsi="Times New Roman" w:cs="Times New Roman"/>
+                <w:color w:val="000000"/>
+                <w:sz w:val="18"/>
+                <w:szCs w:val="18"/>
+                <w:lang w:eastAsia="zh-CN"/>
+              </w:rPr>
+              <w:t xml:space="preserve">” or </w:t>
+            </w:r>
+            <w:proofErr w:type="spellStart"/>
+            <w:r>
+              <w:rPr>
+                <w:rFonts w:ascii="Times New Roman" w:hAnsi="Times New Roman" w:cs="Times New Roman"/>
+                <w:color w:val="000000"/>
+                <w:sz w:val="18"/>
+                <w:szCs w:val="18"/>
+                <w:lang w:eastAsia="zh-CN"/>
+              </w:rPr>
               <w:t>a.bio_category</w:t>
             </w:r>
             <w:proofErr w:type="spellEnd"/>
@@ -26664,7 +24380,7 @@
                 <w:szCs w:val="18"/>
                 <w:lang w:eastAsia="zh-CN"/>
               </w:rPr>
-              <w:t>==”</w:t>
+              <w:t xml:space="preserve"> == “</w:t>
             </w:r>
             <w:proofErr w:type="spellStart"/>
             <w:r>
@@ -26675,7 +24391,7 @@
                 <w:szCs w:val="18"/>
                 <w:lang w:eastAsia="zh-CN"/>
               </w:rPr>
-              <w:t>Sv</w:t>
+              <w:t>PSeqRnaSv</w:t>
             </w:r>
             <w:proofErr w:type="spellEnd"/>
             <w:r>
@@ -26686,10 +24402,12 @@
                 <w:szCs w:val="18"/>
                 <w:lang w:eastAsia="zh-CN"/>
               </w:rPr>
-              <w:t xml:space="preserve">” or </w:t>
-            </w:r>
-            <w:proofErr w:type="spellStart"/>
-            <w:r>
+              <w:t>”)%}</w:t>
+            </w:r>
+          </w:p>
+          <w:p>
+            <w:pPr>
+              <w:widowControl/>
               <w:rPr>
                 <w:rFonts w:ascii="Times New Roman" w:hAnsi="Times New Roman" w:cs="Times New Roman"/>
                 <w:color w:val="000000"/>
@@ -26697,9 +24415,7 @@
                 <w:szCs w:val="18"/>
                 <w:lang w:eastAsia="zh-CN"/>
               </w:rPr>
-              <w:t>a.bio_category</w:t>
-            </w:r>
-            <w:proofErr w:type="spellEnd"/>
+            </w:pPr>
             <w:r>
               <w:rPr>
                 <w:rFonts w:ascii="Times New Roman" w:hAnsi="Times New Roman" w:cs="Times New Roman"/>
@@ -26708,7 +24424,7 @@
                 <w:szCs w:val="18"/>
                 <w:lang w:eastAsia="zh-CN"/>
               </w:rPr>
-              <w:t xml:space="preserve"> == “</w:t>
+              <w:t xml:space="preserve">{%p if </w:t>
             </w:r>
             <w:proofErr w:type="spellStart"/>
             <w:r>
@@ -26719,7 +24435,7 @@
                 <w:szCs w:val="18"/>
                 <w:lang w:eastAsia="zh-CN"/>
               </w:rPr>
-              <w:t>PSeqRnaSv</w:t>
+              <w:t>a.five_prime_gene</w:t>
             </w:r>
             <w:proofErr w:type="spellEnd"/>
             <w:r>
@@ -26730,7 +24446,29 @@
                 <w:szCs w:val="18"/>
                 <w:lang w:eastAsia="zh-CN"/>
               </w:rPr>
-              <w:t>”)%}</w:t>
+              <w:t xml:space="preserve"> != </w:t>
+            </w:r>
+            <w:proofErr w:type="spellStart"/>
+            <w:r>
+              <w:rPr>
+                <w:rFonts w:ascii="Times New Roman" w:hAnsi="Times New Roman" w:cs="Times New Roman"/>
+                <w:color w:val="000000"/>
+                <w:sz w:val="18"/>
+                <w:szCs w:val="18"/>
+                <w:lang w:eastAsia="zh-CN"/>
+              </w:rPr>
+              <w:t>a.three_prime_gene</w:t>
+            </w:r>
+            <w:proofErr w:type="spellEnd"/>
+            <w:r>
+              <w:rPr>
+                <w:rFonts w:ascii="Times New Roman" w:hAnsi="Times New Roman" w:cs="Times New Roman"/>
+                <w:color w:val="000000"/>
+                <w:sz w:val="18"/>
+                <w:szCs w:val="18"/>
+                <w:lang w:eastAsia="zh-CN"/>
+              </w:rPr>
+              <w:t xml:space="preserve"> %}</w:t>
             </w:r>
           </w:p>
           <w:p>
@@ -26752,10 +24490,9 @@
                 <w:szCs w:val="18"/>
                 <w:lang w:eastAsia="zh-CN"/>
               </w:rPr>
-              <w:t xml:space="preserve">{%p if </w:t>
-            </w:r>
-            <w:proofErr w:type="spellStart"/>
-            <w:proofErr w:type="gramStart"/>
+              <w:t>{{</w:t>
+            </w:r>
+            <w:proofErr w:type="spellStart"/>
             <w:r>
               <w:rPr>
                 <w:rFonts w:ascii="Times New Roman" w:hAnsi="Times New Roman" w:cs="Times New Roman"/>
@@ -26764,9 +24501,9 @@
                 <w:szCs w:val="18"/>
                 <w:lang w:eastAsia="zh-CN"/>
               </w:rPr>
-              <w:t>a.five</w:t>
-            </w:r>
-            <w:proofErr w:type="gramEnd"/>
+              <w:t>a.five_prime_gene_function|e</w:t>
+            </w:r>
+            <w:proofErr w:type="spellEnd"/>
             <w:r>
               <w:rPr>
                 <w:rFonts w:ascii="Times New Roman" w:hAnsi="Times New Roman" w:cs="Times New Roman"/>
@@ -26775,10 +24512,12 @@
                 <w:szCs w:val="18"/>
                 <w:lang w:eastAsia="zh-CN"/>
               </w:rPr>
-              <w:t>_prime_gene</w:t>
-            </w:r>
-            <w:proofErr w:type="spellEnd"/>
-            <w:r>
+              <w:t>}}</w:t>
+            </w:r>
+          </w:p>
+          <w:p>
+            <w:pPr>
+              <w:widowControl/>
               <w:rPr>
                 <w:rFonts w:ascii="Times New Roman" w:hAnsi="Times New Roman" w:cs="Times New Roman"/>
                 <w:color w:val="000000"/>
@@ -26786,9 +24525,7 @@
                 <w:szCs w:val="18"/>
                 <w:lang w:eastAsia="zh-CN"/>
               </w:rPr>
-              <w:t xml:space="preserve"> != </w:t>
-            </w:r>
-            <w:proofErr w:type="spellStart"/>
+            </w:pPr>
             <w:r>
               <w:rPr>
                 <w:rFonts w:ascii="Times New Roman" w:hAnsi="Times New Roman" w:cs="Times New Roman"/>
@@ -26797,9 +24534,9 @@
                 <w:szCs w:val="18"/>
                 <w:lang w:eastAsia="zh-CN"/>
               </w:rPr>
-              <w:t>a.three_prime_gene</w:t>
-            </w:r>
-            <w:proofErr w:type="spellEnd"/>
+              <w:t>{{</w:t>
+            </w:r>
+            <w:proofErr w:type="spellStart"/>
             <w:r>
               <w:rPr>
                 <w:rFonts w:ascii="Times New Roman" w:hAnsi="Times New Roman" w:cs="Times New Roman"/>
@@ -26808,7 +24545,18 @@
                 <w:szCs w:val="18"/>
                 <w:lang w:eastAsia="zh-CN"/>
               </w:rPr>
-              <w:t xml:space="preserve"> %}</w:t>
+              <w:t>a.three_prime_gene_function|e</w:t>
+            </w:r>
+            <w:proofErr w:type="spellEnd"/>
+            <w:r>
+              <w:rPr>
+                <w:rFonts w:ascii="Times New Roman" w:hAnsi="Times New Roman" w:cs="Times New Roman"/>
+                <w:color w:val="000000"/>
+                <w:sz w:val="18"/>
+                <w:szCs w:val="18"/>
+                <w:lang w:eastAsia="zh-CN"/>
+              </w:rPr>
+              <w:t>}}</w:t>
             </w:r>
           </w:p>
           <w:p>
@@ -26830,10 +24578,31 @@
                 <w:szCs w:val="18"/>
                 <w:lang w:eastAsia="zh-CN"/>
               </w:rPr>
+              <w:t>{%p else%}</w:t>
+            </w:r>
+          </w:p>
+          <w:p>
+            <w:pPr>
+              <w:widowControl/>
+              <w:rPr>
+                <w:rFonts w:ascii="Times New Roman" w:hAnsi="Times New Roman" w:cs="Times New Roman"/>
+                <w:color w:val="000000"/>
+                <w:sz w:val="18"/>
+                <w:szCs w:val="18"/>
+                <w:lang w:eastAsia="zh-CN"/>
+              </w:rPr>
+            </w:pPr>
+            <w:r>
+              <w:rPr>
+                <w:rFonts w:ascii="Times New Roman" w:hAnsi="Times New Roman" w:cs="Times New Roman"/>
+                <w:color w:val="000000"/>
+                <w:sz w:val="18"/>
+                <w:szCs w:val="18"/>
+                <w:lang w:eastAsia="zh-CN"/>
+              </w:rPr>
               <w:t>{{</w:t>
             </w:r>
             <w:proofErr w:type="spellStart"/>
-            <w:proofErr w:type="gramStart"/>
             <w:r>
               <w:rPr>
                 <w:rFonts w:ascii="Times New Roman" w:hAnsi="Times New Roman" w:cs="Times New Roman"/>
@@ -26842,9 +24611,9 @@
                 <w:szCs w:val="18"/>
                 <w:lang w:eastAsia="zh-CN"/>
               </w:rPr>
-              <w:t>a.five</w:t>
-            </w:r>
-            <w:proofErr w:type="gramEnd"/>
+              <w:t>a.five_prime_gene_function|e</w:t>
+            </w:r>
+            <w:proofErr w:type="spellEnd"/>
             <w:r>
               <w:rPr>
                 <w:rFonts w:ascii="Times New Roman" w:hAnsi="Times New Roman" w:cs="Times New Roman"/>
@@ -26853,10 +24622,12 @@
                 <w:szCs w:val="18"/>
                 <w:lang w:eastAsia="zh-CN"/>
               </w:rPr>
-              <w:t>_prime_gene_function|e</w:t>
-            </w:r>
-            <w:proofErr w:type="spellEnd"/>
-            <w:r>
+              <w:t>}}</w:t>
+            </w:r>
+          </w:p>
+          <w:p>
+            <w:pPr>
+              <w:widowControl/>
               <w:rPr>
                 <w:rFonts w:ascii="Times New Roman" w:hAnsi="Times New Roman" w:cs="Times New Roman"/>
                 <w:color w:val="000000"/>
@@ -26864,7 +24635,16 @@
                 <w:szCs w:val="18"/>
                 <w:lang w:eastAsia="zh-CN"/>
               </w:rPr>
-              <w:t>}}</w:t>
+            </w:pPr>
+            <w:r>
+              <w:rPr>
+                <w:rFonts w:ascii="Times New Roman" w:hAnsi="Times New Roman" w:cs="Times New Roman"/>
+                <w:color w:val="000000"/>
+                <w:sz w:val="18"/>
+                <w:szCs w:val="18"/>
+                <w:lang w:eastAsia="zh-CN"/>
+              </w:rPr>
+              <w:t>{%p endif%}</w:t>
             </w:r>
           </w:p>
           <w:p>
@@ -26886,10 +24666,31 @@
                 <w:szCs w:val="18"/>
                 <w:lang w:eastAsia="zh-CN"/>
               </w:rPr>
+              <w:t>{%p else%}</w:t>
+            </w:r>
+          </w:p>
+          <w:p>
+            <w:pPr>
+              <w:widowControl/>
+              <w:rPr>
+                <w:rFonts w:ascii="Times New Roman" w:hAnsi="Times New Roman" w:cs="Times New Roman"/>
+                <w:color w:val="000000"/>
+                <w:sz w:val="18"/>
+                <w:szCs w:val="18"/>
+                <w:lang w:eastAsia="zh-CN"/>
+              </w:rPr>
+            </w:pPr>
+            <w:r>
+              <w:rPr>
+                <w:rFonts w:ascii="Times New Roman" w:hAnsi="Times New Roman" w:cs="Times New Roman"/>
+                <w:color w:val="000000"/>
+                <w:sz w:val="18"/>
+                <w:szCs w:val="18"/>
+                <w:lang w:eastAsia="zh-CN"/>
+              </w:rPr>
               <w:t>{{</w:t>
             </w:r>
             <w:proofErr w:type="spellStart"/>
-            <w:proofErr w:type="gramStart"/>
             <w:r>
               <w:rPr>
                 <w:rFonts w:ascii="Times New Roman" w:hAnsi="Times New Roman" w:cs="Times New Roman"/>
@@ -26898,196 +24699,7 @@
                 <w:szCs w:val="18"/>
                 <w:lang w:eastAsia="zh-CN"/>
               </w:rPr>
-              <w:t>a.three</w:t>
-            </w:r>
-            <w:proofErr w:type="gramEnd"/>
-            <w:r>
-              <w:rPr>
-                <w:rFonts w:ascii="Times New Roman" w:hAnsi="Times New Roman" w:cs="Times New Roman"/>
-                <w:color w:val="000000"/>
-                <w:sz w:val="18"/>
-                <w:szCs w:val="18"/>
-                <w:lang w:eastAsia="zh-CN"/>
-              </w:rPr>
-              <w:t>_prime_gene_function|e</w:t>
-            </w:r>
-            <w:proofErr w:type="spellEnd"/>
-            <w:r>
-              <w:rPr>
-                <w:rFonts w:ascii="Times New Roman" w:hAnsi="Times New Roman" w:cs="Times New Roman"/>
-                <w:color w:val="000000"/>
-                <w:sz w:val="18"/>
-                <w:szCs w:val="18"/>
-                <w:lang w:eastAsia="zh-CN"/>
-              </w:rPr>
-              <w:t>}}</w:t>
-            </w:r>
-          </w:p>
-          <w:p>
-            <w:pPr>
-              <w:widowControl/>
-              <w:rPr>
-                <w:rFonts w:ascii="Times New Roman" w:hAnsi="Times New Roman" w:cs="Times New Roman"/>
-                <w:color w:val="000000"/>
-                <w:sz w:val="18"/>
-                <w:szCs w:val="18"/>
-                <w:lang w:eastAsia="zh-CN"/>
-              </w:rPr>
-            </w:pPr>
-            <w:r>
-              <w:rPr>
-                <w:rFonts w:ascii="Times New Roman" w:hAnsi="Times New Roman" w:cs="Times New Roman"/>
-                <w:color w:val="000000"/>
-                <w:sz w:val="18"/>
-                <w:szCs w:val="18"/>
-                <w:lang w:eastAsia="zh-CN"/>
-              </w:rPr>
-              <w:t>{%p else%}</w:t>
-            </w:r>
-          </w:p>
-          <w:p>
-            <w:pPr>
-              <w:widowControl/>
-              <w:rPr>
-                <w:rFonts w:ascii="Times New Roman" w:hAnsi="Times New Roman" w:cs="Times New Roman"/>
-                <w:color w:val="000000"/>
-                <w:sz w:val="18"/>
-                <w:szCs w:val="18"/>
-                <w:lang w:eastAsia="zh-CN"/>
-              </w:rPr>
-            </w:pPr>
-            <w:r>
-              <w:rPr>
-                <w:rFonts w:ascii="Times New Roman" w:hAnsi="Times New Roman" w:cs="Times New Roman"/>
-                <w:color w:val="000000"/>
-                <w:sz w:val="18"/>
-                <w:szCs w:val="18"/>
-                <w:lang w:eastAsia="zh-CN"/>
-              </w:rPr>
-              <w:t>{{</w:t>
-            </w:r>
-            <w:proofErr w:type="spellStart"/>
-            <w:proofErr w:type="gramStart"/>
-            <w:r>
-              <w:rPr>
-                <w:rFonts w:ascii="Times New Roman" w:hAnsi="Times New Roman" w:cs="Times New Roman"/>
-                <w:color w:val="000000"/>
-                <w:sz w:val="18"/>
-                <w:szCs w:val="18"/>
-                <w:lang w:eastAsia="zh-CN"/>
-              </w:rPr>
-              <w:t>a.five</w:t>
-            </w:r>
-            <w:proofErr w:type="gramEnd"/>
-            <w:r>
-              <w:rPr>
-                <w:rFonts w:ascii="Times New Roman" w:hAnsi="Times New Roman" w:cs="Times New Roman"/>
-                <w:color w:val="000000"/>
-                <w:sz w:val="18"/>
-                <w:szCs w:val="18"/>
-                <w:lang w:eastAsia="zh-CN"/>
-              </w:rPr>
-              <w:t>_prime_gene_function|e</w:t>
-            </w:r>
-            <w:proofErr w:type="spellEnd"/>
-            <w:r>
-              <w:rPr>
-                <w:rFonts w:ascii="Times New Roman" w:hAnsi="Times New Roman" w:cs="Times New Roman"/>
-                <w:color w:val="000000"/>
-                <w:sz w:val="18"/>
-                <w:szCs w:val="18"/>
-                <w:lang w:eastAsia="zh-CN"/>
-              </w:rPr>
-              <w:t>}}</w:t>
-            </w:r>
-          </w:p>
-          <w:p>
-            <w:pPr>
-              <w:widowControl/>
-              <w:rPr>
-                <w:rFonts w:ascii="Times New Roman" w:hAnsi="Times New Roman" w:cs="Times New Roman"/>
-                <w:color w:val="000000"/>
-                <w:sz w:val="18"/>
-                <w:szCs w:val="18"/>
-                <w:lang w:eastAsia="zh-CN"/>
-              </w:rPr>
-            </w:pPr>
-            <w:r>
-              <w:rPr>
-                <w:rFonts w:ascii="Times New Roman" w:hAnsi="Times New Roman" w:cs="Times New Roman"/>
-                <w:color w:val="000000"/>
-                <w:sz w:val="18"/>
-                <w:szCs w:val="18"/>
-                <w:lang w:eastAsia="zh-CN"/>
-              </w:rPr>
-              <w:t>{%p endif%}</w:t>
-            </w:r>
-          </w:p>
-          <w:p>
-            <w:pPr>
-              <w:widowControl/>
-              <w:rPr>
-                <w:rFonts w:ascii="Times New Roman" w:hAnsi="Times New Roman" w:cs="Times New Roman"/>
-                <w:color w:val="000000"/>
-                <w:sz w:val="18"/>
-                <w:szCs w:val="18"/>
-                <w:lang w:eastAsia="zh-CN"/>
-              </w:rPr>
-            </w:pPr>
-            <w:r>
-              <w:rPr>
-                <w:rFonts w:ascii="Times New Roman" w:hAnsi="Times New Roman" w:cs="Times New Roman"/>
-                <w:color w:val="000000"/>
-                <w:sz w:val="18"/>
-                <w:szCs w:val="18"/>
-                <w:lang w:eastAsia="zh-CN"/>
-              </w:rPr>
-              <w:t>{%p else%}</w:t>
-            </w:r>
-          </w:p>
-          <w:p>
-            <w:pPr>
-              <w:widowControl/>
-              <w:rPr>
-                <w:rFonts w:ascii="Times New Roman" w:hAnsi="Times New Roman" w:cs="Times New Roman"/>
-                <w:color w:val="000000"/>
-                <w:sz w:val="18"/>
-                <w:szCs w:val="18"/>
-                <w:lang w:eastAsia="zh-CN"/>
-              </w:rPr>
-            </w:pPr>
-            <w:r>
-              <w:rPr>
-                <w:rFonts w:ascii="Times New Roman" w:hAnsi="Times New Roman" w:cs="Times New Roman"/>
-                <w:color w:val="000000"/>
-                <w:sz w:val="18"/>
-                <w:szCs w:val="18"/>
-                <w:lang w:eastAsia="zh-CN"/>
-              </w:rPr>
-              <w:t>{{</w:t>
-            </w:r>
-            <w:proofErr w:type="spellStart"/>
-            <w:proofErr w:type="gramStart"/>
-            <w:r>
-              <w:rPr>
-                <w:rFonts w:ascii="Times New Roman" w:hAnsi="Times New Roman" w:cs="Times New Roman"/>
-                <w:color w:val="000000"/>
-                <w:sz w:val="18"/>
-                <w:szCs w:val="18"/>
-                <w:lang w:eastAsia="zh-CN"/>
-              </w:rPr>
-              <w:t>a.gene</w:t>
-            </w:r>
-            <w:proofErr w:type="gramEnd"/>
-            <w:r>
-              <w:rPr>
-                <w:rFonts w:ascii="Times New Roman" w:hAnsi="Times New Roman" w:cs="Times New Roman"/>
-                <w:color w:val="000000"/>
-                <w:sz w:val="18"/>
-                <w:szCs w:val="18"/>
-                <w:lang w:eastAsia="zh-CN"/>
-              </w:rPr>
-              <w:t>_function|e</w:t>
+              <w:t>a.gene_function|e</w:t>
             </w:r>
             <w:proofErr w:type="spellEnd"/>
             <w:r>
@@ -27206,7 +24818,6 @@
               <w:t>{{</w:t>
             </w:r>
             <w:proofErr w:type="spellStart"/>
-            <w:proofErr w:type="gramStart"/>
             <w:r>
               <w:rPr>
                 <w:rFonts w:ascii="Times New Roman" w:hAnsi="Times New Roman" w:cs="Times New Roman"/>
@@ -27215,18 +24826,7 @@
                 <w:szCs w:val="18"/>
                 <w:lang w:eastAsia="zh-CN"/>
               </w:rPr>
-              <w:t>a.variant</w:t>
-            </w:r>
-            <w:proofErr w:type="gramEnd"/>
-            <w:r>
-              <w:rPr>
-                <w:rFonts w:ascii="Times New Roman" w:hAnsi="Times New Roman" w:cs="Times New Roman"/>
-                <w:color w:val="000000"/>
-                <w:sz w:val="18"/>
-                <w:szCs w:val="18"/>
-                <w:lang w:eastAsia="zh-CN"/>
-              </w:rPr>
-              <w:t>_desc_cn|e</w:t>
+              <w:t>a.variant_desc_cn|e</w:t>
             </w:r>
             <w:proofErr w:type="spellEnd"/>
             <w:r>
@@ -27351,9 +24951,9 @@
                 <w:szCs w:val="18"/>
                 <w:lang w:eastAsia="zh-CN"/>
               </w:rPr>
-              <w:t>a.evi_sum.evi_</w:t>
-            </w:r>
-            <w:proofErr w:type="gramStart"/>
+              <w:t>a.evi_sum.evi_split.Predictive_merge</w:t>
+            </w:r>
+            <w:proofErr w:type="spellEnd"/>
             <w:r>
               <w:rPr>
                 <w:rFonts w:ascii="Times New Roman" w:hAnsi="Times New Roman" w:cs="Times New Roman"/>
@@ -27362,10 +24962,12 @@
                 <w:szCs w:val="18"/>
                 <w:lang w:eastAsia="zh-CN"/>
               </w:rPr>
-              <w:t>split.Predictive</w:t>
-            </w:r>
-            <w:proofErr w:type="gramEnd"/>
-            <w:r>
+              <w:t>%}</w:t>
+            </w:r>
+          </w:p>
+          <w:p>
+            <w:pPr>
+              <w:widowControl/>
               <w:rPr>
                 <w:rFonts w:ascii="Times New Roman" w:hAnsi="Times New Roman" w:cs="Times New Roman"/>
                 <w:color w:val="000000" w:themeColor="text1"/>
@@ -27373,9 +24975,7 @@
                 <w:szCs w:val="18"/>
                 <w:lang w:eastAsia="zh-CN"/>
               </w:rPr>
-              <w:t>_merge</w:t>
-            </w:r>
-            <w:proofErr w:type="spellEnd"/>
+            </w:pPr>
             <w:r>
               <w:rPr>
                 <w:rFonts w:ascii="Times New Roman" w:hAnsi="Times New Roman" w:cs="Times New Roman"/>
@@ -27384,12 +24984,10 @@
                 <w:szCs w:val="18"/>
                 <w:lang w:eastAsia="zh-CN"/>
               </w:rPr>
-              <w:t>%}</w:t>
-            </w:r>
-          </w:p>
-          <w:p>
-            <w:pPr>
-              <w:widowControl/>
+              <w:t xml:space="preserve">{%p for b in </w:t>
+            </w:r>
+            <w:proofErr w:type="spellStart"/>
+            <w:r>
               <w:rPr>
                 <w:rFonts w:ascii="Times New Roman" w:hAnsi="Times New Roman" w:cs="Times New Roman"/>
                 <w:color w:val="000000" w:themeColor="text1"/>
@@ -27397,49 +24995,7 @@
                 <w:szCs w:val="18"/>
                 <w:lang w:eastAsia="zh-CN"/>
               </w:rPr>
-            </w:pPr>
-            <w:r>
-              <w:rPr>
-                <w:rFonts w:ascii="Times New Roman" w:hAnsi="Times New Roman" w:cs="Times New Roman"/>
-                <w:color w:val="000000" w:themeColor="text1"/>
-                <w:sz w:val="18"/>
-                <w:szCs w:val="18"/>
-                <w:lang w:eastAsia="zh-CN"/>
-              </w:rPr>
-              <w:t xml:space="preserve">{%p for b in </w:t>
-            </w:r>
-            <w:proofErr w:type="spellStart"/>
-            <w:r>
-              <w:rPr>
-                <w:rFonts w:ascii="Times New Roman" w:hAnsi="Times New Roman" w:cs="Times New Roman"/>
-                <w:color w:val="000000" w:themeColor="text1"/>
-                <w:sz w:val="18"/>
-                <w:szCs w:val="18"/>
-                <w:lang w:eastAsia="zh-CN"/>
-              </w:rPr>
-              <w:t>a.evi_sum.evi_</w:t>
-            </w:r>
-            <w:proofErr w:type="gramStart"/>
-            <w:r>
-              <w:rPr>
-                <w:rFonts w:ascii="Times New Roman" w:hAnsi="Times New Roman" w:cs="Times New Roman"/>
-                <w:color w:val="000000" w:themeColor="text1"/>
-                <w:sz w:val="18"/>
-                <w:szCs w:val="18"/>
-                <w:lang w:eastAsia="zh-CN"/>
-              </w:rPr>
-              <w:t>split.Predictive</w:t>
-            </w:r>
-            <w:proofErr w:type="gramEnd"/>
-            <w:r>
-              <w:rPr>
-                <w:rFonts w:ascii="Times New Roman" w:hAnsi="Times New Roman" w:cs="Times New Roman"/>
-                <w:color w:val="000000" w:themeColor="text1"/>
-                <w:sz w:val="18"/>
-                <w:szCs w:val="18"/>
-                <w:lang w:eastAsia="zh-CN"/>
-              </w:rPr>
-              <w:t>_merge</w:t>
+              <w:t>a.evi_sum.evi_split.Predictive_merge</w:t>
             </w:r>
             <w:proofErr w:type="spellEnd"/>
             <w:r>
@@ -27643,9 +25199,9 @@
                 <w:szCs w:val="18"/>
                 <w:lang w:eastAsia="zh-CN"/>
               </w:rPr>
-              <w:t>a.evi_sum.evi_</w:t>
-            </w:r>
-            <w:proofErr w:type="gramStart"/>
+              <w:t>a.evi_sum.evi_split.Prognostic</w:t>
+            </w:r>
+            <w:proofErr w:type="spellEnd"/>
             <w:r>
               <w:rPr>
                 <w:rFonts w:ascii="Times New Roman" w:hAnsi="Times New Roman" w:cs="Times New Roman"/>
@@ -27654,11 +25210,12 @@
                 <w:szCs w:val="18"/>
                 <w:lang w:eastAsia="zh-CN"/>
               </w:rPr>
-              <w:t>split.Prognostic</w:t>
-            </w:r>
-            <w:proofErr w:type="spellEnd"/>
-            <w:proofErr w:type="gramEnd"/>
-            <w:r>
+              <w:t>%}</w:t>
+            </w:r>
+          </w:p>
+          <w:p>
+            <w:pPr>
+              <w:widowControl/>
               <w:rPr>
                 <w:rFonts w:ascii="Times New Roman" w:hAnsi="Times New Roman" w:cs="Times New Roman"/>
                 <w:color w:val="000000" w:themeColor="text1"/>
@@ -27666,12 +25223,8 @@
                 <w:szCs w:val="18"/>
                 <w:lang w:eastAsia="zh-CN"/>
               </w:rPr>
-              <w:t>%}</w:t>
-            </w:r>
-          </w:p>
-          <w:p>
-            <w:pPr>
-              <w:widowControl/>
+            </w:pPr>
+            <w:r>
               <w:rPr>
                 <w:rFonts w:ascii="Times New Roman" w:hAnsi="Times New Roman" w:cs="Times New Roman"/>
                 <w:color w:val="000000" w:themeColor="text1"/>
@@ -27679,7 +25232,9 @@
                 <w:szCs w:val="18"/>
                 <w:lang w:eastAsia="zh-CN"/>
               </w:rPr>
-            </w:pPr>
+              <w:t xml:space="preserve">{%p for b in </w:t>
+            </w:r>
+            <w:proofErr w:type="spellStart"/>
             <w:r>
               <w:rPr>
                 <w:rFonts w:ascii="Times New Roman" w:hAnsi="Times New Roman" w:cs="Times New Roman"/>
@@ -27688,32 +25243,9 @@
                 <w:szCs w:val="18"/>
                 <w:lang w:eastAsia="zh-CN"/>
               </w:rPr>
-              <w:t xml:space="preserve">{%p for b in </w:t>
-            </w:r>
-            <w:proofErr w:type="spellStart"/>
-            <w:r>
-              <w:rPr>
-                <w:rFonts w:ascii="Times New Roman" w:hAnsi="Times New Roman" w:cs="Times New Roman"/>
-                <w:color w:val="000000" w:themeColor="text1"/>
-                <w:sz w:val="18"/>
-                <w:szCs w:val="18"/>
-                <w:lang w:eastAsia="zh-CN"/>
-              </w:rPr>
-              <w:t>a.evi_sum.evi_</w:t>
-            </w:r>
-            <w:proofErr w:type="gramStart"/>
-            <w:r>
-              <w:rPr>
-                <w:rFonts w:ascii="Times New Roman" w:hAnsi="Times New Roman" w:cs="Times New Roman"/>
-                <w:color w:val="000000" w:themeColor="text1"/>
-                <w:sz w:val="18"/>
-                <w:szCs w:val="18"/>
-                <w:lang w:eastAsia="zh-CN"/>
-              </w:rPr>
-              <w:t>split.Prognostic</w:t>
-            </w:r>
-            <w:proofErr w:type="spellEnd"/>
-            <w:proofErr w:type="gramEnd"/>
+              <w:t>a.evi_sum.evi_split.Prognostic</w:t>
+            </w:r>
+            <w:proofErr w:type="spellEnd"/>
             <w:r>
               <w:rPr>
                 <w:rFonts w:ascii="Times New Roman" w:hAnsi="Times New Roman" w:cs="Times New Roman"/>
@@ -27877,9 +25409,9 @@
                 <w:szCs w:val="18"/>
                 <w:lang w:eastAsia="zh-CN"/>
               </w:rPr>
-              <w:t>a.evi_sum.evi_</w:t>
-            </w:r>
-            <w:proofErr w:type="gramStart"/>
+              <w:t>a.evi_sum.evi_split.Diagnostic</w:t>
+            </w:r>
+            <w:proofErr w:type="spellEnd"/>
             <w:r>
               <w:rPr>
                 <w:rFonts w:ascii="Times New Roman" w:hAnsi="Times New Roman" w:cs="Times New Roman"/>
@@ -27888,11 +25420,12 @@
                 <w:szCs w:val="18"/>
                 <w:lang w:eastAsia="zh-CN"/>
               </w:rPr>
-              <w:t>split.Diagnostic</w:t>
-            </w:r>
-            <w:proofErr w:type="spellEnd"/>
-            <w:proofErr w:type="gramEnd"/>
-            <w:r>
+              <w:t>%}</w:t>
+            </w:r>
+          </w:p>
+          <w:p>
+            <w:pPr>
+              <w:widowControl/>
               <w:rPr>
                 <w:rFonts w:ascii="Times New Roman" w:hAnsi="Times New Roman" w:cs="Times New Roman"/>
                 <w:color w:val="000000" w:themeColor="text1"/>
@@ -27900,12 +25433,8 @@
                 <w:szCs w:val="18"/>
                 <w:lang w:eastAsia="zh-CN"/>
               </w:rPr>
-              <w:t>%}</w:t>
-            </w:r>
-          </w:p>
-          <w:p>
-            <w:pPr>
-              <w:widowControl/>
+            </w:pPr>
+            <w:r>
               <w:rPr>
                 <w:rFonts w:ascii="Times New Roman" w:hAnsi="Times New Roman" w:cs="Times New Roman"/>
                 <w:color w:val="000000" w:themeColor="text1"/>
@@ -27913,7 +25442,9 @@
                 <w:szCs w:val="18"/>
                 <w:lang w:eastAsia="zh-CN"/>
               </w:rPr>
-            </w:pPr>
+              <w:t xml:space="preserve">{%p for b in </w:t>
+            </w:r>
+            <w:proofErr w:type="spellStart"/>
             <w:r>
               <w:rPr>
                 <w:rFonts w:ascii="Times New Roman" w:hAnsi="Times New Roman" w:cs="Times New Roman"/>
@@ -27922,32 +25453,9 @@
                 <w:szCs w:val="18"/>
                 <w:lang w:eastAsia="zh-CN"/>
               </w:rPr>
-              <w:t xml:space="preserve">{%p for b in </w:t>
-            </w:r>
-            <w:proofErr w:type="spellStart"/>
-            <w:r>
-              <w:rPr>
-                <w:rFonts w:ascii="Times New Roman" w:hAnsi="Times New Roman" w:cs="Times New Roman"/>
-                <w:color w:val="000000" w:themeColor="text1"/>
-                <w:sz w:val="18"/>
-                <w:szCs w:val="18"/>
-                <w:lang w:eastAsia="zh-CN"/>
-              </w:rPr>
-              <w:t>a.evi_sum.evi_</w:t>
-            </w:r>
-            <w:proofErr w:type="gramStart"/>
-            <w:r>
-              <w:rPr>
-                <w:rFonts w:ascii="Times New Roman" w:hAnsi="Times New Roman" w:cs="Times New Roman"/>
-                <w:color w:val="000000" w:themeColor="text1"/>
-                <w:sz w:val="18"/>
-                <w:szCs w:val="18"/>
-                <w:lang w:eastAsia="zh-CN"/>
-              </w:rPr>
-              <w:t>split.Diagnostic</w:t>
-            </w:r>
-            <w:proofErr w:type="spellEnd"/>
-            <w:proofErr w:type="gramEnd"/>
+              <w:t>a.evi_sum.evi_split.Diagnostic</w:t>
+            </w:r>
+            <w:proofErr w:type="spellEnd"/>
             <w:r>
               <w:rPr>
                 <w:rFonts w:ascii="Times New Roman" w:hAnsi="Times New Roman" w:cs="Times New Roman"/>
@@ -28862,23 +26370,13 @@
               <w:t xml:space="preserve"> </w:t>
             </w:r>
             <w:proofErr w:type="spellStart"/>
-            <w:proofErr w:type="gramStart"/>
-            <w:r>
-              <w:rPr>
-                <w:rFonts w:ascii="Times New Roman" w:eastAsia="宋体" w:hAnsi="Times New Roman" w:cs="Times New Roman"/>
-                <w:sz w:val="18"/>
-                <w:szCs w:val="18"/>
-              </w:rPr>
-              <w:t>sample.prod</w:t>
-            </w:r>
-            <w:proofErr w:type="gramEnd"/>
-            <w:r>
-              <w:rPr>
-                <w:rFonts w:ascii="Times New Roman" w:eastAsia="宋体" w:hAnsi="Times New Roman" w:cs="Times New Roman"/>
-                <w:sz w:val="18"/>
-                <w:szCs w:val="18"/>
-              </w:rPr>
-              <w:t>_names</w:t>
+            <w:r>
+              <w:rPr>
+                <w:rFonts w:ascii="Times New Roman" w:eastAsia="宋体" w:hAnsi="Times New Roman" w:cs="Times New Roman"/>
+                <w:sz w:val="18"/>
+                <w:szCs w:val="18"/>
+              </w:rPr>
+              <w:t>sample.prod_names</w:t>
             </w:r>
             <w:proofErr w:type="spellEnd"/>
             <w:r>
@@ -28960,7 +26458,6 @@
               </w:rPr>
             </w:pPr>
             <w:proofErr w:type="spellStart"/>
-            <w:proofErr w:type="gramStart"/>
             <w:r>
               <w:rPr>
                 <w:rFonts w:ascii="Times New Roman" w:eastAsia="宋体" w:hAnsi="Times New Roman" w:cs="Times New Roman"/>
@@ -28979,7 +26476,6 @@
               </w:rPr>
               <w:t>(</w:t>
             </w:r>
-            <w:proofErr w:type="gramEnd"/>
             <w:r>
               <w:rPr>
                 <w:rFonts w:ascii="Times New Roman" w:eastAsia="宋体" w:hAnsi="Times New Roman" w:cs="Times New Roman"/>
@@ -29026,25 +26522,7 @@
                 <w:sz w:val="18"/>
                 <w:szCs w:val="18"/>
               </w:rPr>
-              <w:t xml:space="preserve">{%if </w:t>
-            </w:r>
-            <w:proofErr w:type="gramStart"/>
-            <w:r>
-              <w:rPr>
-                <w:rFonts w:ascii="Times New Roman" w:eastAsia="宋体" w:hAnsi="Times New Roman" w:cs="Times New Roman"/>
-                <w:sz w:val="18"/>
-                <w:szCs w:val="18"/>
-              </w:rPr>
-              <w:t>sample.tumor</w:t>
-            </w:r>
-            <w:proofErr w:type="gramEnd"/>
-            <w:r>
-              <w:rPr>
-                <w:rFonts w:ascii="Times New Roman" w:eastAsia="宋体" w:hAnsi="Times New Roman" w:cs="Times New Roman"/>
-                <w:sz w:val="18"/>
-                <w:szCs w:val="18"/>
-              </w:rPr>
-              <w:t>_content%}{{sample.tumor_content</w:t>
+              <w:t>{%if sample.tumor_content%}{{sample.tumor_content</w:t>
             </w:r>
             <w:r>
               <w:rPr>
@@ -29361,27 +26839,7 @@
                 <w:szCs w:val="18"/>
                 <w:lang w:eastAsia="zh-CN"/>
               </w:rPr>
-              <w:t xml:space="preserve"> and lib_quality_control.lib_dna_qc.dna_qty</w:t>
-            </w:r>
-            <w:proofErr w:type="gramStart"/>
-            <w:r>
-              <w:rPr>
-                <w:rFonts w:ascii="Times New Roman" w:eastAsia="宋体" w:hAnsi="Times New Roman" w:cs="Times New Roman"/>
-                <w:sz w:val="18"/>
-                <w:szCs w:val="18"/>
-                <w:lang w:eastAsia="zh-CN"/>
-              </w:rPr>
-              <w:t>%}{</w:t>
-            </w:r>
-            <w:proofErr w:type="gramEnd"/>
-            <w:r>
-              <w:rPr>
-                <w:rFonts w:ascii="Times New Roman" w:eastAsia="宋体" w:hAnsi="Times New Roman" w:cs="Times New Roman"/>
-                <w:sz w:val="18"/>
-                <w:szCs w:val="18"/>
-                <w:lang w:eastAsia="zh-CN"/>
-              </w:rPr>
-              <w:t>{lib_quality_control.lib_dna_qc.dna_qty|replace(“.00”,””)}}{%else%}{%endif%}</w:t>
+              <w:t xml:space="preserve"> and lib_quality_control.lib_dna_qc.dna_qty%}{{lib_quality_control.lib_dna_qc.dna_qty|replace(“.00”,””)}}{%else%}{%endif%}</w:t>
             </w:r>
           </w:p>
         </w:tc>
@@ -29644,27 +27102,7 @@
                 <w:szCs w:val="18"/>
                 <w:lang w:eastAsia="zh-CN"/>
               </w:rPr>
-              <w:t xml:space="preserve"> and lib_quality_control.lib_dna_</w:t>
-            </w:r>
-            <w:proofErr w:type="gramStart"/>
-            <w:r>
-              <w:rPr>
-                <w:rFonts w:ascii="Times New Roman" w:eastAsia="宋体" w:hAnsi="Times New Roman" w:cs="Times New Roman"/>
-                <w:sz w:val="18"/>
-                <w:szCs w:val="18"/>
-                <w:lang w:eastAsia="zh-CN"/>
-              </w:rPr>
-              <w:t>qc.library</w:t>
-            </w:r>
-            <w:proofErr w:type="gramEnd"/>
-            <w:r>
-              <w:rPr>
-                <w:rFonts w:ascii="Times New Roman" w:eastAsia="宋体" w:hAnsi="Times New Roman" w:cs="Times New Roman"/>
-                <w:sz w:val="18"/>
-                <w:szCs w:val="18"/>
-                <w:lang w:eastAsia="zh-CN"/>
-              </w:rPr>
-              <w:t>_qty%}{{lib_quality_control.lib_dna_qc.library_qty|replace(“.00”,””)}}{%else%}{%endif%}</w:t>
+              <w:t xml:space="preserve"> and lib_quality_control.lib_dna_qc.library_qty%}{{lib_quality_control.lib_dna_qc.library_qty|replace(“.00”,””)}}{%else%}{%endif%}</w:t>
             </w:r>
           </w:p>
         </w:tc>
@@ -29837,27 +27275,7 @@
                 <w:szCs w:val="18"/>
                 <w:lang w:eastAsia="zh-CN"/>
               </w:rPr>
-              <w:t>qc.dna_data_</w:t>
-            </w:r>
-            <w:proofErr w:type="gramStart"/>
-            <w:r>
-              <w:rPr>
-                <w:rFonts w:ascii="Times New Roman" w:eastAsia="宋体" w:hAnsi="Times New Roman" w:cs="Times New Roman"/>
-                <w:sz w:val="18"/>
-                <w:szCs w:val="18"/>
-                <w:lang w:eastAsia="zh-CN"/>
-              </w:rPr>
-              <w:t>qc.depth</w:t>
-            </w:r>
-            <w:proofErr w:type="gramEnd"/>
-            <w:r>
-              <w:rPr>
-                <w:rFonts w:ascii="Times New Roman" w:eastAsia="宋体" w:hAnsi="Times New Roman" w:cs="Times New Roman"/>
-                <w:sz w:val="18"/>
-                <w:szCs w:val="18"/>
-                <w:lang w:eastAsia="zh-CN"/>
-              </w:rPr>
-              <w:t>_mean</w:t>
+              <w:t>qc.dna_data_qc.depth_mean</w:t>
             </w:r>
             <w:proofErr w:type="spellEnd"/>
             <w:r>
@@ -30028,27 +27446,7 @@
                 <w:szCs w:val="18"/>
                 <w:lang w:eastAsia="zh-CN"/>
               </w:rPr>
-              <w:t>qc.dna_data_</w:t>
-            </w:r>
-            <w:proofErr w:type="gramStart"/>
-            <w:r>
-              <w:rPr>
-                <w:rFonts w:ascii="Times New Roman" w:eastAsia="宋体" w:hAnsi="Times New Roman" w:cs="Times New Roman"/>
-                <w:sz w:val="18"/>
-                <w:szCs w:val="18"/>
-                <w:lang w:eastAsia="zh-CN"/>
-              </w:rPr>
-              <w:t>qc.depth</w:t>
-            </w:r>
-            <w:proofErr w:type="gramEnd"/>
-            <w:r>
-              <w:rPr>
-                <w:rFonts w:ascii="Times New Roman" w:eastAsia="宋体" w:hAnsi="Times New Roman" w:cs="Times New Roman"/>
-                <w:sz w:val="18"/>
-                <w:szCs w:val="18"/>
-                <w:lang w:eastAsia="zh-CN"/>
-              </w:rPr>
-              <w:t>_ssbc</w:t>
+              <w:t>qc.dna_data_qc.depth_ssbc</w:t>
             </w:r>
             <w:proofErr w:type="spellEnd"/>
             <w:r>
@@ -30287,27 +27685,7 @@
                 <w:szCs w:val="18"/>
                 <w:lang w:eastAsia="zh-CN"/>
               </w:rPr>
-              <w:t>qc.dna_data_</w:t>
-            </w:r>
-            <w:proofErr w:type="gramStart"/>
-            <w:r>
-              <w:rPr>
-                <w:rFonts w:ascii="Times New Roman" w:eastAsia="宋体" w:hAnsi="Times New Roman" w:cs="Times New Roman"/>
-                <w:sz w:val="18"/>
-                <w:szCs w:val="18"/>
-                <w:lang w:eastAsia="zh-CN"/>
-              </w:rPr>
-              <w:t>qc.cover</w:t>
-            </w:r>
-            <w:proofErr w:type="gramEnd"/>
-            <w:r>
-              <w:rPr>
-                <w:rFonts w:ascii="Times New Roman" w:eastAsia="宋体" w:hAnsi="Times New Roman" w:cs="Times New Roman"/>
-                <w:sz w:val="18"/>
-                <w:szCs w:val="18"/>
-                <w:lang w:eastAsia="zh-CN"/>
-              </w:rPr>
-              <w:t>_ratio|replace</w:t>
+              <w:t>qc.dna_data_qc.cover_ratio|replace</w:t>
             </w:r>
             <w:proofErr w:type="spellEnd"/>
             <w:r>
@@ -30414,27 +27792,7 @@
                 <w:szCs w:val="18"/>
                 <w:lang w:eastAsia="zh-CN"/>
               </w:rPr>
-              <w:t>均</w:t>
-            </w:r>
-            <w:proofErr w:type="gramStart"/>
-            <w:r>
-              <w:rPr>
-                <w:rFonts w:ascii="Times New Roman" w:eastAsia="宋体" w:hAnsi="Times New Roman" w:cs="Times New Roman" w:hint="eastAsia"/>
-                <w:sz w:val="18"/>
-                <w:szCs w:val="18"/>
-                <w:lang w:eastAsia="zh-CN"/>
-              </w:rPr>
-              <w:t>一</w:t>
-            </w:r>
-            <w:proofErr w:type="gramEnd"/>
-            <w:r>
-              <w:rPr>
-                <w:rFonts w:ascii="Times New Roman" w:eastAsia="宋体" w:hAnsi="Times New Roman" w:cs="Times New Roman" w:hint="eastAsia"/>
-                <w:sz w:val="18"/>
-                <w:szCs w:val="18"/>
-                <w:lang w:eastAsia="zh-CN"/>
-              </w:rPr>
-              <w:t>性</w:t>
+              <w:t>均一性</w:t>
             </w:r>
             <w:r>
               <w:rPr>
@@ -30492,27 +27850,7 @@
                 <w:szCs w:val="18"/>
                 <w:lang w:eastAsia="zh-CN"/>
               </w:rPr>
-              <w:t>{{qc.dna_data_</w:t>
-            </w:r>
-            <w:proofErr w:type="gramStart"/>
-            <w:r>
-              <w:rPr>
-                <w:rFonts w:ascii="Times New Roman" w:eastAsia="宋体" w:hAnsi="Times New Roman" w:cs="Times New Roman"/>
-                <w:sz w:val="18"/>
-                <w:szCs w:val="18"/>
-                <w:lang w:eastAsia="zh-CN"/>
-              </w:rPr>
-              <w:t>qc.uni</w:t>
-            </w:r>
-            <w:proofErr w:type="gramEnd"/>
-            <w:r>
-              <w:rPr>
-                <w:rFonts w:ascii="Times New Roman" w:eastAsia="宋体" w:hAnsi="Times New Roman" w:cs="Times New Roman"/>
-                <w:sz w:val="18"/>
-                <w:szCs w:val="18"/>
-                <w:lang w:eastAsia="zh-CN"/>
-              </w:rPr>
-              <w:t>20|replace(“%”,””)}}</w:t>
+              <w:t>{{qc.dna_data_qc.uni20|replace(“%”,””)}}</w:t>
             </w:r>
           </w:p>
         </w:tc>
@@ -30676,27 +28014,7 @@
                 <w:szCs w:val="18"/>
                 <w:lang w:eastAsia="zh-CN"/>
               </w:rPr>
-              <w:t>qc.dna_data_</w:t>
-            </w:r>
-            <w:proofErr w:type="gramStart"/>
-            <w:r>
-              <w:rPr>
-                <w:rFonts w:ascii="Times New Roman" w:eastAsia="宋体" w:hAnsi="Times New Roman" w:cs="Times New Roman"/>
-                <w:sz w:val="18"/>
-                <w:szCs w:val="18"/>
-                <w:lang w:eastAsia="zh-CN"/>
-              </w:rPr>
-              <w:t>qc.mapping</w:t>
-            </w:r>
-            <w:proofErr w:type="gramEnd"/>
-            <w:r>
-              <w:rPr>
-                <w:rFonts w:ascii="Times New Roman" w:eastAsia="宋体" w:hAnsi="Times New Roman" w:cs="Times New Roman"/>
-                <w:sz w:val="18"/>
-                <w:szCs w:val="18"/>
-                <w:lang w:eastAsia="zh-CN"/>
-              </w:rPr>
-              <w:t>_ratio|replace</w:t>
+              <w:t>qc.dna_data_qc.mapping_ratio|replace</w:t>
             </w:r>
             <w:proofErr w:type="spellEnd"/>
             <w:r>
@@ -30860,27 +28178,7 @@
                 <w:szCs w:val="18"/>
                 <w:lang w:eastAsia="zh-CN"/>
               </w:rPr>
-              <w:t>{{qc.dna_data_</w:t>
-            </w:r>
-            <w:proofErr w:type="gramStart"/>
-            <w:r>
-              <w:rPr>
-                <w:rFonts w:ascii="Times New Roman" w:eastAsia="宋体" w:hAnsi="Times New Roman" w:cs="Times New Roman"/>
-                <w:sz w:val="18"/>
-                <w:szCs w:val="18"/>
-                <w:lang w:eastAsia="zh-CN"/>
-              </w:rPr>
-              <w:t>qc.cleandata</w:t>
-            </w:r>
-            <w:proofErr w:type="gramEnd"/>
-            <w:r>
-              <w:rPr>
-                <w:rFonts w:ascii="Times New Roman" w:eastAsia="宋体" w:hAnsi="Times New Roman" w:cs="Times New Roman"/>
-                <w:sz w:val="18"/>
-                <w:szCs w:val="18"/>
-                <w:lang w:eastAsia="zh-CN"/>
-              </w:rPr>
-              <w:t>_q30|replace(“%”,””)}}</w:t>
+              <w:t>{{qc.dna_data_qc.cleandata_q30|replace(“%”,””)}}</w:t>
             </w:r>
           </w:p>
         </w:tc>
@@ -31610,27 +28908,7 @@
           <w:szCs w:val="15"/>
           <w:lang w:eastAsia="zh-CN"/>
         </w:rPr>
-        <w:t>检测到的区域</w:t>
-      </w:r>
-      <w:proofErr w:type="gramStart"/>
-      <w:r>
-        <w:rPr>
-          <w:rFonts w:ascii="Times New Roman" w:hAnsi="Times New Roman" w:cs="Times New Roman"/>
-          <w:sz w:val="15"/>
-          <w:szCs w:val="15"/>
-          <w:lang w:eastAsia="zh-CN"/>
-        </w:rPr>
-        <w:t>占目标</w:t>
-      </w:r>
-      <w:proofErr w:type="gramEnd"/>
-      <w:r>
-        <w:rPr>
-          <w:rFonts w:ascii="Times New Roman" w:hAnsi="Times New Roman" w:cs="Times New Roman"/>
-          <w:sz w:val="15"/>
-          <w:szCs w:val="15"/>
-          <w:lang w:eastAsia="zh-CN"/>
-        </w:rPr>
-        <w:t>区域的比例；</w:t>
+        <w:t>检测到的区域占目标区域的比例；</w:t>
       </w:r>
       <w:r>
         <w:rPr>
@@ -31678,27 +28956,7 @@
           <w:szCs w:val="15"/>
           <w:lang w:eastAsia="zh-CN"/>
         </w:rPr>
-        <w:t>均</w:t>
-      </w:r>
-      <w:proofErr w:type="gramStart"/>
-      <w:r>
-        <w:rPr>
-          <w:rFonts w:ascii="Times New Roman" w:hAnsi="Times New Roman" w:cs="Times New Roman"/>
-          <w:sz w:val="15"/>
-          <w:szCs w:val="15"/>
-          <w:lang w:eastAsia="zh-CN"/>
-        </w:rPr>
-        <w:t>一</w:t>
-      </w:r>
-      <w:proofErr w:type="gramEnd"/>
-      <w:r>
-        <w:rPr>
-          <w:rFonts w:ascii="Times New Roman" w:hAnsi="Times New Roman" w:cs="Times New Roman"/>
-          <w:sz w:val="15"/>
-          <w:szCs w:val="15"/>
-          <w:lang w:eastAsia="zh-CN"/>
-        </w:rPr>
-        <w:t>性</w:t>
+        <w:t>均一性</w:t>
       </w:r>
       <w:r>
         <w:rPr>
@@ -31995,27 +29253,7 @@
           <w:szCs w:val="15"/>
           <w:lang w:eastAsia="zh-CN"/>
         </w:rPr>
-        <w:t>，判断质</w:t>
-      </w:r>
-      <w:proofErr w:type="gramStart"/>
-      <w:r>
-        <w:rPr>
-          <w:rFonts w:ascii="Times New Roman" w:hAnsi="Times New Roman" w:cs="Times New Roman"/>
-          <w:sz w:val="15"/>
-          <w:szCs w:val="15"/>
-          <w:lang w:eastAsia="zh-CN"/>
-        </w:rPr>
-        <w:t>控是否</w:t>
-      </w:r>
-      <w:proofErr w:type="gramEnd"/>
-      <w:r>
-        <w:rPr>
-          <w:rFonts w:ascii="Times New Roman" w:hAnsi="Times New Roman" w:cs="Times New Roman"/>
-          <w:sz w:val="15"/>
-          <w:szCs w:val="15"/>
-          <w:lang w:eastAsia="zh-CN"/>
-        </w:rPr>
-        <w:t>合格</w:t>
+        <w:t>，判断质控是否合格</w:t>
       </w:r>
       <w:r>
         <w:rPr>
@@ -32024,27 +29262,7 @@
           <w:szCs w:val="15"/>
           <w:lang w:eastAsia="zh-CN"/>
         </w:rPr>
-        <w:t>；均</w:t>
-      </w:r>
-      <w:proofErr w:type="gramStart"/>
-      <w:r>
-        <w:rPr>
-          <w:rFonts w:ascii="Times New Roman" w:hAnsi="Times New Roman" w:cs="Times New Roman" w:hint="eastAsia"/>
-          <w:sz w:val="15"/>
-          <w:szCs w:val="15"/>
-          <w:lang w:eastAsia="zh-CN"/>
-        </w:rPr>
-        <w:t>一</w:t>
-      </w:r>
-      <w:proofErr w:type="gramEnd"/>
-      <w:r>
-        <w:rPr>
-          <w:rFonts w:ascii="Times New Roman" w:hAnsi="Times New Roman" w:cs="Times New Roman" w:hint="eastAsia"/>
-          <w:sz w:val="15"/>
-          <w:szCs w:val="15"/>
-          <w:lang w:eastAsia="zh-CN"/>
-        </w:rPr>
-        <w:t>性、比对率为非必要质控项，仅供参考。</w:t>
+        <w:t>；均一性、比对率为非必要质控项，仅供参考。</w:t>
       </w:r>
     </w:p>
     <w:p>
@@ -32290,27 +29508,7 @@
           <w:szCs w:val="15"/>
           <w:lang w:eastAsia="zh-CN"/>
         </w:rPr>
-        <w:t>检测到的区域</w:t>
-      </w:r>
-      <w:proofErr w:type="gramStart"/>
-      <w:r>
-        <w:rPr>
-          <w:rFonts w:ascii="Times New Roman" w:hAnsi="Times New Roman" w:cs="Times New Roman"/>
-          <w:sz w:val="15"/>
-          <w:szCs w:val="15"/>
-          <w:lang w:eastAsia="zh-CN"/>
-        </w:rPr>
-        <w:t>占目标</w:t>
-      </w:r>
-      <w:proofErr w:type="gramEnd"/>
-      <w:r>
-        <w:rPr>
-          <w:rFonts w:ascii="Times New Roman" w:hAnsi="Times New Roman" w:cs="Times New Roman"/>
-          <w:sz w:val="15"/>
-          <w:szCs w:val="15"/>
-          <w:lang w:eastAsia="zh-CN"/>
-        </w:rPr>
-        <w:t>区域的比例；</w:t>
+        <w:t>检测到的区域占目标区域的比例；</w:t>
       </w:r>
     </w:p>
     <w:p>
@@ -32349,27 +29547,7 @@
           <w:szCs w:val="15"/>
           <w:lang w:eastAsia="zh-CN"/>
         </w:rPr>
-        <w:t>均</w:t>
-      </w:r>
-      <w:proofErr w:type="gramStart"/>
-      <w:r>
-        <w:rPr>
-          <w:rFonts w:ascii="Times New Roman" w:hAnsi="Times New Roman" w:cs="Times New Roman"/>
-          <w:sz w:val="15"/>
-          <w:szCs w:val="15"/>
-          <w:lang w:eastAsia="zh-CN"/>
-        </w:rPr>
-        <w:t>一</w:t>
-      </w:r>
-      <w:proofErr w:type="gramEnd"/>
-      <w:r>
-        <w:rPr>
-          <w:rFonts w:ascii="Times New Roman" w:hAnsi="Times New Roman" w:cs="Times New Roman"/>
-          <w:sz w:val="15"/>
-          <w:szCs w:val="15"/>
-          <w:lang w:eastAsia="zh-CN"/>
-        </w:rPr>
-        <w:t>性</w:t>
+        <w:t>均一性</w:t>
       </w:r>
       <w:r>
         <w:rPr>
@@ -32621,27 +29799,7 @@
           <w:szCs w:val="15"/>
           <w:lang w:eastAsia="zh-CN"/>
         </w:rPr>
-        <w:t>，判断质</w:t>
-      </w:r>
-      <w:proofErr w:type="gramStart"/>
-      <w:r>
-        <w:rPr>
-          <w:rFonts w:ascii="Times New Roman" w:hAnsi="Times New Roman" w:cs="Times New Roman"/>
-          <w:sz w:val="15"/>
-          <w:szCs w:val="15"/>
-          <w:lang w:eastAsia="zh-CN"/>
-        </w:rPr>
-        <w:t>控是否</w:t>
-      </w:r>
-      <w:proofErr w:type="gramEnd"/>
-      <w:r>
-        <w:rPr>
-          <w:rFonts w:ascii="Times New Roman" w:hAnsi="Times New Roman" w:cs="Times New Roman"/>
-          <w:sz w:val="15"/>
-          <w:szCs w:val="15"/>
-          <w:lang w:eastAsia="zh-CN"/>
-        </w:rPr>
-        <w:t>合格</w:t>
+        <w:t>，判断质控是否合格</w:t>
       </w:r>
       <w:r>
         <w:rPr>
@@ -32650,27 +29808,7 @@
           <w:szCs w:val="15"/>
           <w:lang w:eastAsia="zh-CN"/>
         </w:rPr>
-        <w:t>；均</w:t>
-      </w:r>
-      <w:proofErr w:type="gramStart"/>
-      <w:r>
-        <w:rPr>
-          <w:rFonts w:ascii="Times New Roman" w:hAnsi="Times New Roman" w:cs="Times New Roman" w:hint="eastAsia"/>
-          <w:sz w:val="15"/>
-          <w:szCs w:val="15"/>
-          <w:lang w:eastAsia="zh-CN"/>
-        </w:rPr>
-        <w:t>一</w:t>
-      </w:r>
-      <w:proofErr w:type="gramEnd"/>
-      <w:r>
-        <w:rPr>
-          <w:rFonts w:ascii="Times New Roman" w:hAnsi="Times New Roman" w:cs="Times New Roman" w:hint="eastAsia"/>
-          <w:sz w:val="15"/>
-          <w:szCs w:val="15"/>
-          <w:lang w:eastAsia="zh-CN"/>
-        </w:rPr>
-        <w:t>性、比对率为非必要质控项，仅供参考。</w:t>
+        <w:t>；均一性、比对率为非必要质控项，仅供参考。</w:t>
       </w:r>
     </w:p>
     <w:p>
@@ -32800,27 +29938,7 @@
           <w:szCs w:val="18"/>
           <w:lang w:eastAsia="zh-CN"/>
         </w:rPr>
-        <w:t>本</w:t>
-      </w:r>
-      <w:proofErr w:type="gramStart"/>
-      <w:r>
-        <w:rPr>
-          <w:rFonts w:ascii="Times New Roman" w:hAnsi="Times New Roman" w:cs="Times New Roman" w:hint="eastAsia"/>
-          <w:sz w:val="18"/>
-          <w:szCs w:val="18"/>
-          <w:lang w:eastAsia="zh-CN"/>
-        </w:rPr>
-        <w:t>检测仅</w:t>
-      </w:r>
-      <w:proofErr w:type="gramEnd"/>
-      <w:r>
-        <w:rPr>
-          <w:rFonts w:ascii="Times New Roman" w:hAnsi="Times New Roman" w:cs="Times New Roman" w:hint="eastAsia"/>
-          <w:sz w:val="18"/>
-          <w:szCs w:val="18"/>
-          <w:lang w:eastAsia="zh-CN"/>
-        </w:rPr>
-        <w:t>为临床诊断及治疗决策提供参考和辅助。临床诊断及治疗决策应由临床医生结合受检者的全面临床信息进行综合判断。</w:t>
+        <w:t>本检测仅为临床诊断及治疗决策提供参考和辅助。临床诊断及治疗决策应由临床医生结合受检者的全面临床信息进行综合判断。</w:t>
       </w:r>
     </w:p>
     <w:p>
@@ -33378,31 +30496,7 @@
           <w:szCs w:val="21"/>
           <w:lang w:eastAsia="zh-CN"/>
         </w:rPr>
-        <w:t>附录</w:t>
-      </w:r>
-      <w:proofErr w:type="gramStart"/>
-      <w:r>
-        <w:rPr>
-          <w:rFonts w:ascii="Times New Roman" w:hAnsi="Times New Roman" w:cs="Times New Roman"/>
-          <w:b/>
-          <w:bCs/>
-          <w:sz w:val="21"/>
-          <w:szCs w:val="21"/>
-          <w:lang w:eastAsia="zh-CN"/>
-        </w:rPr>
-        <w:t>一</w:t>
-      </w:r>
-      <w:proofErr w:type="gramEnd"/>
-      <w:r>
-        <w:rPr>
-          <w:rFonts w:ascii="Times New Roman" w:hAnsi="Times New Roman" w:cs="Times New Roman"/>
-          <w:b/>
-          <w:bCs/>
-          <w:sz w:val="21"/>
-          <w:szCs w:val="21"/>
-          <w:lang w:eastAsia="zh-CN"/>
-        </w:rPr>
-        <w:t>：检测基因列表</w:t>
+        <w:t>附录一：检测基因列表</w:t>
       </w:r>
       <w:bookmarkEnd w:id="4"/>
       <w:bookmarkEnd w:id="5"/>
@@ -35147,7 +32241,45 @@
           <w:szCs w:val="18"/>
           <w:lang w:eastAsia="zh-CN"/>
         </w:rPr>
-        <w:t>与中国专家共识《二代测序临床报告解读指引》，根据生物标志物在诊断、治疗和预后的证据级别，将体细胞变异分为</w:t>
+        <w:t>与中国专家共识</w:t>
+      </w:r>
+      <w:r>
+        <w:rPr>
+          <w:rFonts w:ascii="Times New Roman" w:hAnsi="Times New Roman" w:cs="Times New Roman"/>
+          <w:sz w:val="18"/>
+          <w:szCs w:val="18"/>
+          <w:lang w:eastAsia="zh-CN"/>
+        </w:rPr>
+        <w:t>{{</w:t>
+      </w:r>
+      <w:proofErr w:type="spellStart"/>
+      <w:r>
+        <w:rPr>
+          <w:rFonts w:ascii="Times New Roman" w:hAnsi="Times New Roman" w:cs="Times New Roman"/>
+          <w:sz w:val="18"/>
+          <w:szCs w:val="18"/>
+          <w:lang w:eastAsia="zh-CN"/>
+        </w:rPr>
+        <w:t>sample.guideline.ngs_clinic_report_inter</w:t>
+      </w:r>
+      <w:proofErr w:type="spellEnd"/>
+      <w:r>
+        <w:rPr>
+          <w:rFonts w:ascii="Times New Roman" w:hAnsi="Times New Roman" w:cs="Times New Roman"/>
+          <w:sz w:val="18"/>
+          <w:szCs w:val="18"/>
+          <w:lang w:eastAsia="zh-CN"/>
+        </w:rPr>
+        <w:t>}}</w:t>
+      </w:r>
+      <w:r>
+        <w:rPr>
+          <w:rFonts w:ascii="Times New Roman" w:hAnsi="Times New Roman" w:cs="Times New Roman"/>
+          <w:sz w:val="18"/>
+          <w:szCs w:val="18"/>
+          <w:lang w:eastAsia="zh-CN"/>
+        </w:rPr>
+        <w:t>，根据生物标志物在诊断、治疗和预后的证据级别，将体细胞变异分为</w:t>
       </w:r>
       <w:r>
         <w:rPr>
@@ -35535,29 +32667,7 @@
                 <w:szCs w:val="18"/>
                 <w:lang w:eastAsia="zh-CN"/>
               </w:rPr>
-              <w:t>获</w:t>
-            </w:r>
-            <w:proofErr w:type="gramStart"/>
-            <w:r>
-              <w:rPr>
-                <w:rFonts w:ascii="Times New Roman" w:hAnsi="Times New Roman" w:cs="Times New Roman"/>
-                <w:color w:val="000000" w:themeColor="text1"/>
-                <w:sz w:val="18"/>
-                <w:szCs w:val="18"/>
-                <w:lang w:eastAsia="zh-CN"/>
-              </w:rPr>
-              <w:t>批用于</w:t>
-            </w:r>
-            <w:proofErr w:type="gramEnd"/>
-            <w:r>
-              <w:rPr>
-                <w:rFonts w:ascii="Times New Roman" w:hAnsi="Times New Roman" w:cs="Times New Roman"/>
-                <w:color w:val="000000" w:themeColor="text1"/>
-                <w:sz w:val="18"/>
-                <w:szCs w:val="18"/>
-                <w:lang w:eastAsia="zh-CN"/>
-              </w:rPr>
-              <w:t>患者肿瘤治疗有响应或耐药的生物标志物</w:t>
+              <w:t>获批用于患者肿瘤治疗有响应或耐药的生物标志物</w:t>
             </w:r>
           </w:p>
         </w:tc>
@@ -36210,29 +33320,7 @@
                 <w:szCs w:val="18"/>
                 <w:lang w:eastAsia="zh-CN"/>
               </w:rPr>
-              <w:t>获</w:t>
-            </w:r>
-            <w:proofErr w:type="gramStart"/>
-            <w:r>
-              <w:rPr>
-                <w:rFonts w:ascii="Times New Roman" w:hAnsi="Times New Roman" w:cs="Times New Roman"/>
-                <w:color w:val="000000" w:themeColor="text1"/>
-                <w:sz w:val="18"/>
-                <w:szCs w:val="18"/>
-                <w:lang w:eastAsia="zh-CN"/>
-              </w:rPr>
-              <w:t>批用于</w:t>
-            </w:r>
-            <w:proofErr w:type="gramEnd"/>
-            <w:r>
-              <w:rPr>
-                <w:rFonts w:ascii="Times New Roman" w:hAnsi="Times New Roman" w:cs="Times New Roman"/>
-                <w:color w:val="000000" w:themeColor="text1"/>
-                <w:sz w:val="18"/>
-                <w:szCs w:val="18"/>
-                <w:lang w:eastAsia="zh-CN"/>
-              </w:rPr>
-              <w:t>其他肿瘤治疗有响应或耐药的生物标志物</w:t>
+              <w:t>获批用于其他肿瘤治疗有响应或耐药的生物标志物</w:t>
             </w:r>
           </w:p>
         </w:tc>
@@ -36688,29 +33776,7 @@
                 <w:szCs w:val="18"/>
                 <w:lang w:eastAsia="zh-CN"/>
               </w:rPr>
-              <w:t>临床前硏</w:t>
-            </w:r>
-            <w:proofErr w:type="gramStart"/>
-            <w:r>
-              <w:rPr>
-                <w:rFonts w:ascii="Times New Roman" w:hAnsi="Times New Roman" w:cs="Times New Roman"/>
-                <w:color w:val="000000" w:themeColor="text1"/>
-                <w:sz w:val="18"/>
-                <w:szCs w:val="18"/>
-                <w:lang w:eastAsia="zh-CN"/>
-              </w:rPr>
-              <w:t>究表明</w:t>
-            </w:r>
-            <w:proofErr w:type="gramEnd"/>
-            <w:r>
-              <w:rPr>
-                <w:rFonts w:ascii="Times New Roman" w:hAnsi="Times New Roman" w:cs="Times New Roman"/>
-                <w:color w:val="000000" w:themeColor="text1"/>
-                <w:sz w:val="18"/>
-                <w:szCs w:val="18"/>
-                <w:lang w:eastAsia="zh-CN"/>
-              </w:rPr>
-              <w:t>具有潜在治疗意义的生物标志物</w:t>
+              <w:t>临床前硏究表明具有潜在治疗意义的生物标志物</w:t>
             </w:r>
           </w:p>
         </w:tc>
@@ -37585,7 +34651,6 @@
         <w:t>{%p for a in (</w:t>
       </w:r>
       <w:proofErr w:type="spellStart"/>
-      <w:proofErr w:type="gramStart"/>
       <w:r>
         <w:rPr>
           <w:rFonts w:eastAsia="宋体" w:cs="Times New Roman"/>
@@ -37597,7 +34662,6 @@
         <w:t>refer.fixed</w:t>
       </w:r>
       <w:proofErr w:type="spellEnd"/>
-      <w:proofErr w:type="gramEnd"/>
       <w:r>
         <w:rPr>
           <w:rFonts w:eastAsia="宋体" w:cs="Times New Roman"/>
@@ -37859,7 +34923,6 @@
               <w:lang w:eastAsia="zh-CN"/>
             </w:rPr>
           </w:pPr>
-          <w:proofErr w:type="gramStart"/>
           <w:r>
             <w:rPr>
               <w:rFonts w:ascii="Times New Roman" w:hAnsi="Times New Roman" w:cs="Times New Roman" w:hint="eastAsia"/>
@@ -37869,7 +34932,6 @@
             </w:rPr>
             <w:t>何徐军</w:t>
           </w:r>
-          <w:proofErr w:type="gramEnd"/>
         </w:p>
       </w:tc>
       <w:tc>
@@ -37900,19 +34962,8 @@
               <w:szCs w:val="20"/>
               <w:lang w:eastAsia="zh-CN"/>
             </w:rPr>
-            <w:t>报告分析：</w:t>
+            <w:t>报告分析：何徐军</w:t>
           </w:r>
-          <w:proofErr w:type="gramStart"/>
-          <w:r>
-            <w:rPr>
-              <w:rFonts w:ascii="Times New Roman" w:hAnsi="Times New Roman" w:cs="Times New Roman" w:hint="eastAsia"/>
-              <w:sz w:val="21"/>
-              <w:szCs w:val="20"/>
-              <w:lang w:eastAsia="zh-CN"/>
-            </w:rPr>
-            <w:t>何徐军</w:t>
-          </w:r>
-          <w:proofErr w:type="gramEnd"/>
         </w:p>
       </w:tc>
       <w:tc>
@@ -38135,21 +35186,11 @@
                           <w:r>
                             <w:t xml:space="preserve"> 页 共 </w:t>
                           </w:r>
-                          <w:r>
-                            <w:fldChar w:fldCharType="begin"/>
-                          </w:r>
-                          <w:r>
-                            <w:instrText xml:space="preserve"> NUMPAGES  \* MERGEFORMAT </w:instrText>
-                          </w:r>
-                          <w:r>
-                            <w:fldChar w:fldCharType="separate"/>
-                          </w:r>
-                          <w:r>
-                            <w:t>25</w:t>
-                          </w:r>
-                          <w:r>
-                            <w:fldChar w:fldCharType="end"/>
-                          </w:r>
+                          <w:fldSimple w:instr=" NUMPAGES  \* MERGEFORMAT ">
+                            <w:r>
+                              <w:t>25</w:t>
+                            </w:r>
+                          </w:fldSimple>
                           <w:r>
                             <w:t xml:space="preserve"> 页</w:t>
                           </w:r>
@@ -38202,21 +35243,11 @@
                     <w:r>
                       <w:t xml:space="preserve"> 页 共 </w:t>
                     </w:r>
-                    <w:r>
-                      <w:fldChar w:fldCharType="begin"/>
-                    </w:r>
-                    <w:r>
-                      <w:instrText xml:space="preserve"> NUMPAGES  \* MERGEFORMAT </w:instrText>
-                    </w:r>
-                    <w:r>
-                      <w:fldChar w:fldCharType="separate"/>
-                    </w:r>
-                    <w:r>
-                      <w:t>25</w:t>
-                    </w:r>
-                    <w:r>
-                      <w:fldChar w:fldCharType="end"/>
-                    </w:r>
+                    <w:fldSimple w:instr=" NUMPAGES  \* MERGEFORMAT ">
+                      <w:r>
+                        <w:t>25</w:t>
+                      </w:r>
+                    </w:fldSimple>
                     <w:r>
                       <w:t xml:space="preserve"> 页</w:t>
                     </w:r>
